--- a/rus/docx/002.content.docx
+++ b/rus/docx/002.content.docx
@@ -150,26 +150,6 @@
           <w:lang w:val="ru_RU" w:bidi="ru_RU"/>
         </w:rPr>
         <w:t>Б</w:t>
-      </w:r>
-      <w:r>
-        <w:rPr>
-          <w:lang w:val="ru_RU" w:bidi="ru_RU"/>
-        </w:rPr>
-      </w:r>
-    </w:p>
-    <w:p>
-      <w:pPr/>
-      <w:r>
-        <w:rPr>
-          <w:lang w:val="ru_RU" w:bidi="ru_RU"/>
-        </w:rPr>
-      </w:r>
-      <w:r>
-        <w:rPr>
-          <w:i/>
-          <w:lang w:val="ru_RU" w:bidi="ru_RU"/>
-        </w:rPr>
-        <w:t>Библия, Богодухновенность Библии, Библия*, Рукописи И Текст Нового Завета, Благодать, Блюститель, Бог, Его Бытие И Атрибуты, Богохульство</w:t>
       </w:r>
       <w:r>
         <w:rPr>

--- a/rus/docx/002.content.docx
+++ b/rus/docx/002.content.docx
@@ -19,7 +19,7 @@
         <w:rPr>
           <w:lang w:val="ru_RU" w:bidi="ru_RU"/>
         </w:rPr>
-        <w:t>Resource: Библейский словарь (Тиндейл)</w:t>
+        <w:t>Resource: Tyndale Open Bible Dictionary</w:t>
       </w:r>
       <w:r>
         <w:rPr>
@@ -112,7 +112,7 @@
         <w:rPr>
           <w:lang w:val="ru_RU" w:bidi="ru_RU"/>
         </w:rPr>
-        <w:t>Библейский словарь (Тиндейл)</w:t>
+        <w:t>Tyndale Open Bible Dictionary</w:t>
       </w:r>
     </w:p>
     <w:p>

--- a/rus/docx/002.content.docx
+++ b/rus/docx/002.content.docx
@@ -19,7 +19,7 @@
         <w:rPr>
           <w:lang w:val="ru_RU" w:bidi="ru_RU"/>
         </w:rPr>
-        <w:t>Resource: Tyndale Open Bible Dictionary</w:t>
+        <w:t>Resource: Aquifer Open Bible Dictionary</w:t>
       </w:r>
       <w:r>
         <w:rPr>
@@ -112,7 +112,7 @@
         <w:rPr>
           <w:lang w:val="ru_RU" w:bidi="ru_RU"/>
         </w:rPr>
-        <w:t>Tyndale Open Bible Dictionary</w:t>
+        <w:t>Aquifer Open Bible Dictionary</w:t>
       </w:r>
     </w:p>
     <w:p>

--- a/rus/docx/002.content.docx
+++ b/rus/docx/002.content.docx
@@ -259,36 +259,24 @@
         </w:rPr>
         <w:t xml:space="preserve"> (</w:t>
       </w:r>
-      <w:hyperlink r:id="rId13">
-        <w:r>
-          <w:rPr>
-            <w:lang w:val="ru_RU" w:bidi="ru_RU"/>
-          </w:rPr>
-          <w:rPr>
-            <w:color w:val="0000EE"/>
-            <w:u w:val="single"/>
-          </w:rPr>
-          <w:t>2Тим.3:16</w:t>
-        </w:r>
-      </w:hyperlink>
+      <w:r>
+        <w:rPr>
+          <w:lang w:val="ru_RU" w:bidi="ru_RU"/>
+        </w:rPr>
+        <w:t>2Тим.3:16</w:t>
+      </w:r>
       <w:r>
         <w:rPr>
           <w:lang w:val="ru_RU" w:bidi="ru_RU"/>
         </w:rPr>
         <w:t>), что буквально с греческого означает «всё Писание вдохновлено Богом» или «всё Писание выдохнуто Богом». Это говорит нам, что каждое слово Библии исходит от Самого Бога. Слова Библии пришли от Бога и были записаны людьми. Апостол Пётр подтвердил это, сказав: «Никакого пророчества в Писании нельзя разрешить самому собою. Ибо никогда пророчество не было произносимо по воле человеческой, но изрекали его святые Божии человеки, будучи движимы Духом Святым» (</w:t>
       </w:r>
-      <w:hyperlink r:id="rId14">
-        <w:r>
-          <w:rPr>
-            <w:lang w:val="ru_RU" w:bidi="ru_RU"/>
-          </w:rPr>
-          <w:rPr>
-            <w:color w:val="0000EE"/>
-            <w:u w:val="single"/>
-          </w:rPr>
-          <w:t>2Петр.1:20–21</w:t>
-        </w:r>
-      </w:hyperlink>
+      <w:r>
+        <w:rPr>
+          <w:lang w:val="ru_RU" w:bidi="ru_RU"/>
+        </w:rPr>
+        <w:t>2Петр.1:20–21</w:t>
+      </w:r>
       <w:r>
         <w:rPr>
           <w:lang w:val="ru_RU" w:bidi="ru_RU"/>
@@ -337,72 +325,48 @@
         </w:rPr>
         <w:t xml:space="preserve">Через четыре сотни лет после того, как была написана последняя книга Ветхого Завета (Книга пророка Михея), на землю пришёл Сын Божий, Иисус Христос. В Своём учении Иисус подтвердил Божественное авторство Писаний Ветхого Завета (см. </w:t>
       </w:r>
-      <w:hyperlink r:id="rId15">
-        <w:r>
-          <w:rPr>
-            <w:lang w:val="ru_RU" w:bidi="ru_RU"/>
-          </w:rPr>
-          <w:rPr>
-            <w:color w:val="0000EE"/>
-            <w:u w:val="single"/>
-          </w:rPr>
-          <w:t>Mф.5:17–19</w:t>
-        </w:r>
-      </w:hyperlink>
+      <w:r>
+        <w:rPr>
+          <w:lang w:val="ru_RU" w:bidi="ru_RU"/>
+        </w:rPr>
+        <w:t>Mф.5:17–19</w:t>
+      </w:r>
       <w:r>
         <w:rPr>
           <w:lang w:val="ru_RU" w:bidi="ru_RU"/>
         </w:rPr>
         <w:t xml:space="preserve">; </w:t>
       </w:r>
-      <w:hyperlink r:id="rId16">
-        <w:r>
-          <w:rPr>
-            <w:lang w:val="ru_RU" w:bidi="ru_RU"/>
-          </w:rPr>
-          <w:rPr>
-            <w:color w:val="0000EE"/>
-            <w:u w:val="single"/>
-          </w:rPr>
-          <w:t>Лк.16:17</w:t>
-        </w:r>
-      </w:hyperlink>
+      <w:r>
+        <w:rPr>
+          <w:lang w:val="ru_RU" w:bidi="ru_RU"/>
+        </w:rPr>
+        <w:t>Лк.16:17</w:t>
+      </w:r>
       <w:r>
         <w:rPr>
           <w:lang w:val="ru_RU" w:bidi="ru_RU"/>
         </w:rPr>
         <w:t xml:space="preserve">; </w:t>
       </w:r>
-      <w:hyperlink r:id="rId17">
-        <w:r>
-          <w:rPr>
-            <w:lang w:val="ru_RU" w:bidi="ru_RU"/>
-          </w:rPr>
-          <w:rPr>
-            <w:color w:val="0000EE"/>
-            <w:u w:val="single"/>
-          </w:rPr>
-          <w:t>Ин.10:35</w:t>
-        </w:r>
-      </w:hyperlink>
+      <w:r>
+        <w:rPr>
+          <w:lang w:val="ru_RU" w:bidi="ru_RU"/>
+        </w:rPr>
+        <w:t>Ин.10:35</w:t>
+      </w:r>
       <w:r>
         <w:rPr>
           <w:lang w:val="ru_RU" w:bidi="ru_RU"/>
         </w:rPr>
         <w:t xml:space="preserve">). Более того, Иисус часто указывал на определённые отрывки Ветхого Завета как на предсказания конкретных событий Его жизни (см. </w:t>
       </w:r>
-      <w:hyperlink r:id="rId18">
-        <w:r>
-          <w:rPr>
-            <w:lang w:val="ru_RU" w:bidi="ru_RU"/>
-          </w:rPr>
-          <w:rPr>
-            <w:color w:val="0000EE"/>
-            <w:u w:val="single"/>
-          </w:rPr>
-          <w:t>Лк.24:27,44</w:t>
-        </w:r>
-      </w:hyperlink>
+      <w:r>
+        <w:rPr>
+          <w:lang w:val="ru_RU" w:bidi="ru_RU"/>
+        </w:rPr>
+        <w:t>Лк.24:27,44</w:t>
+      </w:r>
       <w:r>
         <w:rPr>
           <w:lang w:val="ru_RU" w:bidi="ru_RU"/>
@@ -423,54 +387,36 @@
         </w:rPr>
         <w:t xml:space="preserve">Новый Завет — это тоже богодухновенная книга. Перед тем, как вознестись и возвратиться к Своему Отцу, Иисус сказал ученикам, что Он пошлёт им Святого Духа. Он сказал, что именно Святой Дух напомнит ученикам всё, что говорил Иисус, и направит их к истине (см. </w:t>
       </w:r>
-      <w:hyperlink r:id="rId19">
-        <w:r>
-          <w:rPr>
-            <w:lang w:val="ru_RU" w:bidi="ru_RU"/>
-          </w:rPr>
-          <w:rPr>
-            <w:color w:val="0000EE"/>
-            <w:u w:val="single"/>
-          </w:rPr>
-          <w:t>Ин.14:26</w:t>
-        </w:r>
-      </w:hyperlink>
+      <w:r>
+        <w:rPr>
+          <w:lang w:val="ru_RU" w:bidi="ru_RU"/>
+        </w:rPr>
+        <w:t>Ин.14:26</w:t>
+      </w:r>
       <w:r>
         <w:rPr>
           <w:lang w:val="ru_RU" w:bidi="ru_RU"/>
         </w:rPr>
         <w:t xml:space="preserve">; </w:t>
       </w:r>
-      <w:hyperlink r:id="rId20">
-        <w:r>
-          <w:rPr>
-            <w:lang w:val="ru_RU" w:bidi="ru_RU"/>
-          </w:rPr>
-          <w:rPr>
-            <w:color w:val="0000EE"/>
-            <w:u w:val="single"/>
-          </w:rPr>
-          <w:t>15:26</w:t>
-        </w:r>
-      </w:hyperlink>
+      <w:r>
+        <w:rPr>
+          <w:lang w:val="ru_RU" w:bidi="ru_RU"/>
+        </w:rPr>
+        <w:t>15:26</w:t>
+      </w:r>
       <w:r>
         <w:rPr>
           <w:lang w:val="ru_RU" w:bidi="ru_RU"/>
         </w:rPr>
         <w:t xml:space="preserve">; </w:t>
       </w:r>
-      <w:hyperlink r:id="rId21">
-        <w:r>
-          <w:rPr>
-            <w:lang w:val="ru_RU" w:bidi="ru_RU"/>
-          </w:rPr>
-          <w:rPr>
-            <w:color w:val="0000EE"/>
-            <w:u w:val="single"/>
-          </w:rPr>
-          <w:t>16:13–15</w:t>
-        </w:r>
-      </w:hyperlink>
+      <w:r>
+        <w:rPr>
+          <w:lang w:val="ru_RU" w:bidi="ru_RU"/>
+        </w:rPr>
+        <w:t>16:13–15</w:t>
+      </w:r>
       <w:r>
         <w:rPr>
           <w:lang w:val="ru_RU" w:bidi="ru_RU"/>
@@ -517,18 +463,12 @@
         </w:rPr>
         <w:t>» (</w:t>
       </w:r>
-      <w:hyperlink r:id="rId22">
-        <w:r>
-          <w:rPr>
-            <w:lang w:val="ru_RU" w:bidi="ru_RU"/>
-          </w:rPr>
-          <w:rPr>
-            <w:color w:val="0000EE"/>
-            <w:u w:val="single"/>
-          </w:rPr>
-          <w:t>1:14</w:t>
-        </w:r>
-      </w:hyperlink>
+      <w:r>
+        <w:rPr>
+          <w:lang w:val="ru_RU" w:bidi="ru_RU"/>
+        </w:rPr>
+        <w:t>1:14</w:t>
+      </w:r>
       <w:r>
         <w:rPr>
           <w:lang w:val="ru_RU" w:bidi="ru_RU"/>
@@ -547,36 +487,24 @@
         </w:rPr>
         <w:t>» (</w:t>
       </w:r>
-      <w:hyperlink r:id="rId23">
-        <w:r>
-          <w:rPr>
-            <w:lang w:val="ru_RU" w:bidi="ru_RU"/>
-          </w:rPr>
-          <w:rPr>
-            <w:color w:val="0000EE"/>
-            <w:u w:val="single"/>
-          </w:rPr>
-          <w:t>1Ин.1:1–2</w:t>
-        </w:r>
-      </w:hyperlink>
+      <w:r>
+        <w:rPr>
+          <w:lang w:val="ru_RU" w:bidi="ru_RU"/>
+        </w:rPr>
+        <w:t>1Ин.1:1–2</w:t>
+      </w:r>
       <w:r>
         <w:rPr>
           <w:lang w:val="ru_RU" w:bidi="ru_RU"/>
         </w:rPr>
         <w:t xml:space="preserve">). И в Евангелии, и в Первом послании Иоанна, использованы глаголы грамматической формы перфект, что означает, что действия, которые они описывают, произошли в прошлом, но сохраняют своё значение в настоящем. То есть Иоанн никогда не забывал время, проведённое с Иисусом; память об этом времени оставалась живой, и когда, много лет спустя, он начал писать Евангелие, он помнил и записал все эти события, как если бы они произошли вчера. То же самое можно сказать и о Матфее, который написал Евангелие, и о Петре, со слов которого Марк записал Евангелие. Лука не был свидетелем земной жизни Иисуса, но он написал своё Евангелие на основании свидетельств и рассказов очевидцев (см. </w:t>
       </w:r>
-      <w:hyperlink r:id="rId24">
-        <w:r>
-          <w:rPr>
-            <w:lang w:val="ru_RU" w:bidi="ru_RU"/>
-          </w:rPr>
-          <w:rPr>
-            <w:color w:val="0000EE"/>
-            <w:u w:val="single"/>
-          </w:rPr>
-          <w:t>Лк.1:1–4</w:t>
-        </w:r>
-      </w:hyperlink>
+      <w:r>
+        <w:rPr>
+          <w:lang w:val="ru_RU" w:bidi="ru_RU"/>
+        </w:rPr>
+        <w:t>Лк.1:1–4</w:t>
+      </w:r>
       <w:r>
         <w:rPr>
           <w:lang w:val="ru_RU" w:bidi="ru_RU"/>
@@ -597,108 +525,72 @@
         </w:rPr>
         <w:t xml:space="preserve">Божественное вдохновение для написания Посланий также основано на встрече авторов этих посланий с живым Христом. Самый известный автор Посланий, Павел, неоднократно утверждает, что его вдохновение и последовавшее поручение исходят из его встречи с воскресшим Христом (см., например, </w:t>
       </w:r>
-      <w:hyperlink r:id="rId25">
-        <w:r>
-          <w:rPr>
-            <w:lang w:val="ru_RU" w:bidi="ru_RU"/>
-          </w:rPr>
-          <w:rPr>
-            <w:color w:val="0000EE"/>
-            <w:u w:val="single"/>
-          </w:rPr>
-          <w:t>1Кор.15:8–10</w:t>
-        </w:r>
-      </w:hyperlink>
+      <w:r>
+        <w:rPr>
+          <w:lang w:val="ru_RU" w:bidi="ru_RU"/>
+        </w:rPr>
+        <w:t>1Кор.15:8–10</w:t>
+      </w:r>
       <w:r>
         <w:rPr>
           <w:lang w:val="ru_RU" w:bidi="ru_RU"/>
         </w:rPr>
         <w:t xml:space="preserve">). Пётр тоже говорит, что то, что он написал, основано на его опыте общения с живым Христом (см. </w:t>
       </w:r>
-      <w:hyperlink r:id="rId26">
-        <w:r>
-          <w:rPr>
-            <w:lang w:val="ru_RU" w:bidi="ru_RU"/>
-          </w:rPr>
-          <w:rPr>
-            <w:color w:val="0000EE"/>
-            <w:u w:val="single"/>
-          </w:rPr>
-          <w:t>1Пет.5:1</w:t>
-        </w:r>
-      </w:hyperlink>
+      <w:r>
+        <w:rPr>
+          <w:lang w:val="ru_RU" w:bidi="ru_RU"/>
+        </w:rPr>
+        <w:t>1Пет.5:1</w:t>
+      </w:r>
       <w:r>
         <w:rPr>
           <w:lang w:val="ru_RU" w:bidi="ru_RU"/>
         </w:rPr>
         <w:t xml:space="preserve">; </w:t>
       </w:r>
-      <w:hyperlink r:id="rId27">
-        <w:r>
-          <w:rPr>
-            <w:lang w:val="ru_RU" w:bidi="ru_RU"/>
-          </w:rPr>
-          <w:rPr>
-            <w:color w:val="0000EE"/>
-            <w:u w:val="single"/>
-          </w:rPr>
-          <w:t>2Пет.1:16–18</w:t>
-        </w:r>
-      </w:hyperlink>
+      <w:r>
+        <w:rPr>
+          <w:lang w:val="ru_RU" w:bidi="ru_RU"/>
+        </w:rPr>
+        <w:t>2Пет.1:16–18</w:t>
+      </w:r>
       <w:r>
         <w:rPr>
           <w:lang w:val="ru_RU" w:bidi="ru_RU"/>
         </w:rPr>
         <w:t xml:space="preserve">). То же касается и Иоанна, который говорит, что он Христа видел, слышал и прикасался к Нему (см. </w:t>
       </w:r>
-      <w:hyperlink r:id="rId28">
-        <w:r>
-          <w:rPr>
-            <w:lang w:val="ru_RU" w:bidi="ru_RU"/>
-          </w:rPr>
-          <w:rPr>
-            <w:color w:val="0000EE"/>
-            <w:u w:val="single"/>
-          </w:rPr>
-          <w:t>1Ин.1:1–4</w:t>
-        </w:r>
-      </w:hyperlink>
+      <w:r>
+        <w:rPr>
+          <w:lang w:val="ru_RU" w:bidi="ru_RU"/>
+        </w:rPr>
+        <w:t>1Ин.1:1–4</w:t>
+      </w:r>
       <w:r>
         <w:rPr>
           <w:lang w:val="ru_RU" w:bidi="ru_RU"/>
         </w:rPr>
         <w:t xml:space="preserve">). Иаков и Иуда прямо о своём общении со Христом не говорят, но так как они были братьями Иисуса, и уверовали, когда увидели Его воскресшим (это совершенно точно для Иакова — см. </w:t>
       </w:r>
-      <w:hyperlink r:id="rId29">
-        <w:r>
-          <w:rPr>
-            <w:lang w:val="ru_RU" w:bidi="ru_RU"/>
-          </w:rPr>
-          <w:rPr>
-            <w:color w:val="0000EE"/>
-            <w:u w:val="single"/>
-          </w:rPr>
-          <w:t>1Кор.15:7</w:t>
-        </w:r>
-      </w:hyperlink>
+      <w:r>
+        <w:rPr>
+          <w:lang w:val="ru_RU" w:bidi="ru_RU"/>
+        </w:rPr>
+        <w:t>1Кор.15:7</w:t>
+      </w:r>
       <w:r>
         <w:rPr>
           <w:lang w:val="ru_RU" w:bidi="ru_RU"/>
         </w:rPr>
         <w:t xml:space="preserve"> и предположительно для Иуды — см. </w:t>
       </w:r>
-      <w:hyperlink r:id="rId30">
-        <w:r>
-          <w:rPr>
-            <w:lang w:val="ru_RU" w:bidi="ru_RU"/>
-          </w:rPr>
-          <w:rPr>
-            <w:color w:val="0000EE"/>
-            <w:u w:val="single"/>
-          </w:rPr>
-          <w:t>Деян.1:14</w:t>
-        </w:r>
-      </w:hyperlink>
+      <w:r>
+        <w:rPr>
+          <w:lang w:val="ru_RU" w:bidi="ru_RU"/>
+        </w:rPr>
+        <w:t>Деян.1:14</w:t>
+      </w:r>
       <w:r>
         <w:rPr>
           <w:lang w:val="ru_RU" w:bidi="ru_RU"/>
@@ -743,162 +635,108 @@
         </w:rPr>
         <w:t xml:space="preserve">» (см. </w:t>
       </w:r>
-      <w:hyperlink r:id="rId31">
-        <w:r>
-          <w:rPr>
-            <w:lang w:val="ru_RU" w:bidi="ru_RU"/>
-          </w:rPr>
-          <w:rPr>
-            <w:color w:val="0000EE"/>
-            <w:u w:val="single"/>
-          </w:rPr>
-          <w:t>1Кор.2:10–13</w:t>
-        </w:r>
-      </w:hyperlink>
+      <w:r>
+        <w:rPr>
+          <w:lang w:val="ru_RU" w:bidi="ru_RU"/>
+        </w:rPr>
+        <w:t>1Кор.2:10–13</w:t>
+      </w:r>
       <w:r>
         <w:rPr>
           <w:lang w:val="ru_RU" w:bidi="ru_RU"/>
         </w:rPr>
         <w:t xml:space="preserve">). То, что они написали, было научено Духом Святым. Например, когда апостол Иоанн понял, что Иисус Христос пришёл, чтобы дать людям вечную жизнь, Дух Святой помог ему выразить эту истину самыми разными способами. И поэтому читатель Евангелия от Иоанна видит различные фразы, описывающие Иисуса как Даятеля жизни: «в Нём была жизнь», «источник воды, текущий в жизнь вечную», «хлеб жизни», «свет жизни», «воскресение и жизнь» и так далее (см. </w:t>
       </w:r>
-      <w:hyperlink r:id="rId32">
-        <w:r>
-          <w:rPr>
-            <w:lang w:val="ru_RU" w:bidi="ru_RU"/>
-          </w:rPr>
-          <w:rPr>
-            <w:color w:val="0000EE"/>
-            <w:u w:val="single"/>
-          </w:rPr>
-          <w:t>Ин.1:4</w:t>
-        </w:r>
-      </w:hyperlink>
+      <w:r>
+        <w:rPr>
+          <w:lang w:val="ru_RU" w:bidi="ru_RU"/>
+        </w:rPr>
+        <w:t>Ин.1:4</w:t>
+      </w:r>
       <w:r>
         <w:rPr>
           <w:lang w:val="ru_RU" w:bidi="ru_RU"/>
         </w:rPr>
         <w:t xml:space="preserve">; </w:t>
       </w:r>
-      <w:hyperlink r:id="rId33">
-        <w:r>
-          <w:rPr>
-            <w:lang w:val="ru_RU" w:bidi="ru_RU"/>
-          </w:rPr>
-          <w:rPr>
-            <w:color w:val="0000EE"/>
-            <w:u w:val="single"/>
-          </w:rPr>
-          <w:t>4:14</w:t>
-        </w:r>
-      </w:hyperlink>
+      <w:r>
+        <w:rPr>
+          <w:lang w:val="ru_RU" w:bidi="ru_RU"/>
+        </w:rPr>
+        <w:t>4:14</w:t>
+      </w:r>
       <w:r>
         <w:rPr>
           <w:lang w:val="ru_RU" w:bidi="ru_RU"/>
         </w:rPr>
         <w:t xml:space="preserve">; </w:t>
       </w:r>
-      <w:hyperlink r:id="rId34">
-        <w:r>
-          <w:rPr>
-            <w:lang w:val="ru_RU" w:bidi="ru_RU"/>
-          </w:rPr>
-          <w:rPr>
-            <w:color w:val="0000EE"/>
-            <w:u w:val="single"/>
-          </w:rPr>
-          <w:t>6:48</w:t>
-        </w:r>
-      </w:hyperlink>
+      <w:r>
+        <w:rPr>
+          <w:lang w:val="ru_RU" w:bidi="ru_RU"/>
+        </w:rPr>
+        <w:t>6:48</w:t>
+      </w:r>
       <w:r>
         <w:rPr>
           <w:lang w:val="ru_RU" w:bidi="ru_RU"/>
         </w:rPr>
         <w:t xml:space="preserve">; </w:t>
       </w:r>
-      <w:hyperlink r:id="rId35">
-        <w:r>
-          <w:rPr>
-            <w:lang w:val="ru_RU" w:bidi="ru_RU"/>
-          </w:rPr>
-          <w:rPr>
-            <w:color w:val="0000EE"/>
-            <w:u w:val="single"/>
-          </w:rPr>
-          <w:t>8:12</w:t>
-        </w:r>
-      </w:hyperlink>
+      <w:r>
+        <w:rPr>
+          <w:lang w:val="ru_RU" w:bidi="ru_RU"/>
+        </w:rPr>
+        <w:t>8:12</w:t>
+      </w:r>
       <w:r>
         <w:rPr>
           <w:lang w:val="ru_RU" w:bidi="ru_RU"/>
         </w:rPr>
         <w:t xml:space="preserve">; </w:t>
       </w:r>
-      <w:hyperlink r:id="rId36">
-        <w:r>
-          <w:rPr>
-            <w:lang w:val="ru_RU" w:bidi="ru_RU"/>
-          </w:rPr>
-          <w:rPr>
-            <w:color w:val="0000EE"/>
-            <w:u w:val="single"/>
-          </w:rPr>
-          <w:t>11:25</w:t>
-        </w:r>
-      </w:hyperlink>
+      <w:r>
+        <w:rPr>
+          <w:lang w:val="ru_RU" w:bidi="ru_RU"/>
+        </w:rPr>
+        <w:t>11:25</w:t>
+      </w:r>
       <w:r>
         <w:rPr>
           <w:lang w:val="ru_RU" w:bidi="ru_RU"/>
         </w:rPr>
         <w:t xml:space="preserve">; </w:t>
       </w:r>
-      <w:hyperlink r:id="rId37">
-        <w:r>
-          <w:rPr>
-            <w:lang w:val="ru_RU" w:bidi="ru_RU"/>
-          </w:rPr>
-          <w:rPr>
-            <w:color w:val="0000EE"/>
-            <w:u w:val="single"/>
-          </w:rPr>
-          <w:t>14:6</w:t>
-        </w:r>
-      </w:hyperlink>
+      <w:r>
+        <w:rPr>
+          <w:lang w:val="ru_RU" w:bidi="ru_RU"/>
+        </w:rPr>
+        <w:t>14:6</w:t>
+      </w:r>
       <w:r>
         <w:rPr>
           <w:lang w:val="ru_RU" w:bidi="ru_RU"/>
         </w:rPr>
         <w:t xml:space="preserve">). Когда апостол Павел размышлял о полноте Божественности Христа, Дух вдохновил его использовать такие фразы как «в Нём обитает вся полнота Божества телесно», «в Нём сокрыты все сокровища премудрости и ведения» и «неисследимое богатство Христово» (см </w:t>
       </w:r>
-      <w:hyperlink r:id="rId38">
-        <w:r>
-          <w:rPr>
-            <w:lang w:val="ru_RU" w:bidi="ru_RU"/>
-          </w:rPr>
-          <w:rPr>
-            <w:color w:val="0000EE"/>
-            <w:u w:val="single"/>
-          </w:rPr>
-          <w:t>Кол.2:3,9</w:t>
-        </w:r>
-      </w:hyperlink>
+      <w:r>
+        <w:rPr>
+          <w:lang w:val="ru_RU" w:bidi="ru_RU"/>
+        </w:rPr>
+        <w:t>Кол.2:3,9</w:t>
+      </w:r>
       <w:r>
         <w:rPr>
           <w:lang w:val="ru_RU" w:bidi="ru_RU"/>
         </w:rPr>
         <w:t xml:space="preserve">; </w:t>
       </w:r>
-      <w:hyperlink r:id="rId39">
-        <w:r>
-          <w:rPr>
-            <w:lang w:val="ru_RU" w:bidi="ru_RU"/>
-          </w:rPr>
-          <w:rPr>
-            <w:color w:val="0000EE"/>
-            <w:u w:val="single"/>
-          </w:rPr>
-          <w:t>Еф.3:8</w:t>
-        </w:r>
-      </w:hyperlink>
+      <w:r>
+        <w:rPr>
+          <w:lang w:val="ru_RU" w:bidi="ru_RU"/>
+        </w:rPr>
+        <w:t>Еф.3:8</w:t>
+      </w:r>
       <w:r>
         <w:rPr>
           <w:lang w:val="ru_RU" w:bidi="ru_RU"/>
@@ -1141,18 +979,12 @@
         </w:rPr>
         <w:t xml:space="preserve">Этот папирус датируется концом II в. и содержит </w:t>
       </w:r>
-      <w:hyperlink r:id="rId40">
-        <w:r>
-          <w:rPr>
-            <w:lang w:val="ru_RU" w:bidi="ru_RU"/>
-          </w:rPr>
-          <w:rPr>
-            <w:color w:val="0000EE"/>
-            <w:u w:val="single"/>
-          </w:rPr>
-          <w:t>Мф.1:1–9, 12, 14–20</w:t>
-        </w:r>
-      </w:hyperlink>
+      <w:r>
+        <w:rPr>
+          <w:lang w:val="ru_RU" w:bidi="ru_RU"/>
+        </w:rPr>
+        <w:t>Мф.1:1–9, 12, 14–20</w:t>
+      </w:r>
       <w:r>
         <w:rPr>
           <w:lang w:val="ru_RU" w:bidi="ru_RU"/>
@@ -1187,36 +1019,24 @@
         </w:rPr>
         <w:t xml:space="preserve">Гренфелл и Хант обнаружили также две разные части одного папируса, датируемого III в.. Первая часть содержит </w:t>
       </w:r>
-      <w:hyperlink r:id="rId41">
-        <w:r>
-          <w:rPr>
-            <w:lang w:val="ru_RU" w:bidi="ru_RU"/>
-          </w:rPr>
-          <w:rPr>
-            <w:color w:val="0000EE"/>
-            <w:u w:val="single"/>
-          </w:rPr>
-          <w:t>Ин.1:23–31, 33–40</w:t>
-        </w:r>
-      </w:hyperlink>
+      <w:r>
+        <w:rPr>
+          <w:lang w:val="ru_RU" w:bidi="ru_RU"/>
+        </w:rPr>
+        <w:t>Ин.1:23–31, 33–40</w:t>
+      </w:r>
       <w:r>
         <w:rPr>
           <w:lang w:val="ru_RU" w:bidi="ru_RU"/>
         </w:rPr>
         <w:t xml:space="preserve"> на одном фрагменте и </w:t>
       </w:r>
-      <w:hyperlink r:id="rId42">
-        <w:r>
-          <w:rPr>
-            <w:lang w:val="ru_RU" w:bidi="ru_RU"/>
-          </w:rPr>
-          <w:rPr>
-            <w:color w:val="0000EE"/>
-            <w:u w:val="single"/>
-          </w:rPr>
-          <w:t>Ин. 20:11–17</w:t>
-        </w:r>
-      </w:hyperlink>
+      <w:r>
+        <w:rPr>
+          <w:lang w:val="ru_RU" w:bidi="ru_RU"/>
+        </w:rPr>
+        <w:t>Ин. 20:11–17</w:t>
+      </w:r>
       <w:r>
         <w:rPr>
           <w:lang w:val="ru_RU" w:bidi="ru_RU"/>
@@ -1236,18 +1056,12 @@
         </w:rPr>
         <w:t xml:space="preserve">. Вторая часть, содержащая </w:t>
       </w:r>
-      <w:hyperlink r:id="rId43">
-        <w:r>
-          <w:rPr>
-            <w:lang w:val="ru_RU" w:bidi="ru_RU"/>
-          </w:rPr>
-          <w:rPr>
-            <w:color w:val="0000EE"/>
-            <w:u w:val="single"/>
-          </w:rPr>
-          <w:t>Ин.16:14–30</w:t>
-        </w:r>
-      </w:hyperlink>
+      <w:r>
+        <w:rPr>
+          <w:lang w:val="ru_RU" w:bidi="ru_RU"/>
+        </w:rPr>
+        <w:t>Ин.16:14–30</w:t>
+      </w:r>
       <w:r>
         <w:rPr>
           <w:lang w:val="ru_RU" w:bidi="ru_RU"/>
@@ -1303,90 +1117,60 @@
         </w:rPr>
         <w:t xml:space="preserve">Эта рукопись, датируемая между 175 и 225 годами, содержит 12 столбцов из </w:t>
       </w:r>
-      <w:hyperlink r:id="rId44">
-        <w:r>
-          <w:rPr>
-            <w:lang w:val="ru_RU" w:bidi="ru_RU"/>
-          </w:rPr>
-          <w:rPr>
-            <w:color w:val="0000EE"/>
-            <w:u w:val="single"/>
-          </w:rPr>
-          <w:t>Евр.2:14–5:5</w:t>
-        </w:r>
-      </w:hyperlink>
+      <w:r>
+        <w:rPr>
+          <w:lang w:val="ru_RU" w:bidi="ru_RU"/>
+        </w:rPr>
+        <w:t>Евр.2:14–5:5</w:t>
+      </w:r>
       <w:r>
         <w:rPr>
           <w:lang w:val="ru_RU" w:bidi="ru_RU"/>
         </w:rPr>
         <w:t xml:space="preserve">; </w:t>
       </w:r>
-      <w:hyperlink r:id="rId45">
-        <w:r>
-          <w:rPr>
-            <w:lang w:val="ru_RU" w:bidi="ru_RU"/>
-          </w:rPr>
-          <w:rPr>
-            <w:color w:val="0000EE"/>
-            <w:u w:val="single"/>
-          </w:rPr>
-          <w:t>10:8–22</w:t>
-        </w:r>
-      </w:hyperlink>
+      <w:r>
+        <w:rPr>
+          <w:lang w:val="ru_RU" w:bidi="ru_RU"/>
+        </w:rPr>
+        <w:t>10:8–22</w:t>
+      </w:r>
       <w:r>
         <w:rPr>
           <w:lang w:val="ru_RU" w:bidi="ru_RU"/>
         </w:rPr>
         <w:t xml:space="preserve">; </w:t>
       </w:r>
-      <w:hyperlink r:id="rId46">
-        <w:r>
-          <w:rPr>
-            <w:lang w:val="ru_RU" w:bidi="ru_RU"/>
-          </w:rPr>
-          <w:rPr>
-            <w:color w:val="0000EE"/>
-            <w:u w:val="single"/>
-          </w:rPr>
-          <w:t>10:29–11:13</w:t>
-        </w:r>
-      </w:hyperlink>
+      <w:r>
+        <w:rPr>
+          <w:lang w:val="ru_RU" w:bidi="ru_RU"/>
+        </w:rPr>
+        <w:t>10:29–11:13</w:t>
+      </w:r>
       <w:r>
         <w:rPr>
           <w:lang w:val="ru_RU" w:bidi="ru_RU"/>
         </w:rPr>
         <w:t xml:space="preserve">; </w:t>
       </w:r>
-      <w:hyperlink r:id="rId47">
-        <w:r>
-          <w:rPr>
-            <w:lang w:val="ru_RU" w:bidi="ru_RU"/>
-          </w:rPr>
-          <w:rPr>
-            <w:color w:val="0000EE"/>
-            <w:u w:val="single"/>
-          </w:rPr>
-          <w:t>11:28–12:7</w:t>
-        </w:r>
-      </w:hyperlink>
+      <w:r>
+        <w:rPr>
+          <w:lang w:val="ru_RU" w:bidi="ru_RU"/>
+        </w:rPr>
+        <w:t>11:28–12:7</w:t>
+      </w:r>
       <w:r>
         <w:rPr>
           <w:lang w:val="ru_RU" w:bidi="ru_RU"/>
         </w:rPr>
         <w:t xml:space="preserve">. Текст Послания к Евреям был написан реформированным документальным почерком на обратной стороне папируса, содержащего эпитому Ливия. По этой причине некоторые исследователи считают, что эта рукопись возможно, была привезена в Египет римским чиновником и оставлена там, когда тот покинул свой пост. Р13 очень часто совпадает с В (Ватиканским кодексом) и дополняет его в утраченных местах, а именно, начиная с </w:t>
       </w:r>
-      <w:hyperlink r:id="rId48">
-        <w:r>
-          <w:rPr>
-            <w:lang w:val="ru_RU" w:bidi="ru_RU"/>
-          </w:rPr>
-          <w:rPr>
-            <w:color w:val="0000EE"/>
-            <w:u w:val="single"/>
-          </w:rPr>
-          <w:t>Евр.9:14</w:t>
-        </w:r>
-      </w:hyperlink>
+      <w:r>
+        <w:rPr>
+          <w:lang w:val="ru_RU" w:bidi="ru_RU"/>
+        </w:rPr>
+        <w:t>Евр.9:14</w:t>
+      </w:r>
       <w:r>
         <w:rPr>
           <w:lang w:val="ru_RU" w:bidi="ru_RU"/>
@@ -1421,18 +1205,12 @@
         </w:rPr>
         <w:t>Датируется примерно 150–75 годами, и является самой ранней рукописью Евангелия от Матфея (</w:t>
       </w:r>
-      <w:hyperlink r:id="rId49">
-        <w:r>
-          <w:rPr>
-            <w:lang w:val="ru_RU" w:bidi="ru_RU"/>
-          </w:rPr>
-          <w:rPr>
-            <w:color w:val="0000EE"/>
-            <w:u w:val="single"/>
-          </w:rPr>
-          <w:t>23:30–39</w:t>
-        </w:r>
-      </w:hyperlink>
+      <w:r>
+        <w:rPr>
+          <w:lang w:val="ru_RU" w:bidi="ru_RU"/>
+        </w:rPr>
+        <w:t>23:30–39</w:t>
+      </w:r>
       <w:r>
         <w:rPr>
           <w:lang w:val="ru_RU" w:bidi="ru_RU"/>
@@ -1467,18 +1245,12 @@
         </w:rPr>
         <w:t xml:space="preserve">Эта рукопись II-го века (ок. 150–75), содержит </w:t>
       </w:r>
-      <w:hyperlink r:id="rId50">
-        <w:r>
-          <w:rPr>
-            <w:lang w:val="ru_RU" w:bidi="ru_RU"/>
-          </w:rPr>
-          <w:rPr>
-            <w:color w:val="0000EE"/>
-            <w:u w:val="single"/>
-          </w:rPr>
-          <w:t>Ин.18:36–19:7</w:t>
-        </w:r>
-      </w:hyperlink>
+      <w:r>
+        <w:rPr>
+          <w:lang w:val="ru_RU" w:bidi="ru_RU"/>
+        </w:rPr>
+        <w:t>Ин.18:36–19:7</w:t>
+      </w:r>
       <w:r>
         <w:rPr>
           <w:lang w:val="ru_RU" w:bidi="ru_RU"/>
@@ -1513,18 +1285,12 @@
         </w:rPr>
         <w:t xml:space="preserve">Эта рукопись, содержащая </w:t>
       </w:r>
-      <w:hyperlink r:id="rId51">
-        <w:r>
-          <w:rPr>
-            <w:lang w:val="ru_RU" w:bidi="ru_RU"/>
-          </w:rPr>
-          <w:rPr>
-            <w:color w:val="0000EE"/>
-            <w:u w:val="single"/>
-          </w:rPr>
-          <w:t>Мф.21:34–37, 43, 45</w:t>
-        </w:r>
-      </w:hyperlink>
+      <w:r>
+        <w:rPr>
+          <w:lang w:val="ru_RU" w:bidi="ru_RU"/>
+        </w:rPr>
+        <w:t>Мф.21:34–37, 43, 45</w:t>
+      </w:r>
       <w:r>
         <w:rPr>
           <w:lang w:val="ru_RU" w:bidi="ru_RU"/>
@@ -1556,18 +1322,12 @@
         </w:rPr>
         <w:t xml:space="preserve">Эти рукописи были куплены у торговца в Египте в 1930-х годах Честером Битти и Университетом Мичигана. Три рукописи из этой коллекции являются очень ранними и содержат большую часть Нового Завета. P45 (около 200 г.) содержит фрагменты всех четырех Евангелий и Деяний; P46 (около 125 г.) содержит почти все послания Павла и Послание Евреям; Р47 (III в.) содержит </w:t>
       </w:r>
-      <w:hyperlink r:id="rId52">
-        <w:r>
-          <w:rPr>
-            <w:lang w:val="ru_RU" w:bidi="ru_RU"/>
-          </w:rPr>
-          <w:rPr>
-            <w:color w:val="0000EE"/>
-            <w:u w:val="single"/>
-          </w:rPr>
-          <w:t>Откр.9–17</w:t>
-        </w:r>
-      </w:hyperlink>
+      <w:r>
+        <w:rPr>
+          <w:lang w:val="ru_RU" w:bidi="ru_RU"/>
+        </w:rPr>
+        <w:t>Откр.9–17</w:t>
+      </w:r>
       <w:r>
         <w:rPr>
           <w:lang w:val="ru_RU" w:bidi="ru_RU"/>
@@ -1602,234 +1362,156 @@
         </w:rPr>
         <w:t>Рукопись содержит четыре Евангелия и Книгу Деяний (</w:t>
       </w:r>
-      <w:hyperlink r:id="rId53">
-        <w:r>
-          <w:rPr>
-            <w:lang w:val="ru_RU" w:bidi="ru_RU"/>
-          </w:rPr>
-          <w:rPr>
-            <w:color w:val="0000EE"/>
-            <w:u w:val="single"/>
-          </w:rPr>
-          <w:t>Мф.20:24–32</w:t>
-        </w:r>
-      </w:hyperlink>
+      <w:r>
+        <w:rPr>
+          <w:lang w:val="ru_RU" w:bidi="ru_RU"/>
+        </w:rPr>
+        <w:t>Мф.20:24–32</w:t>
+      </w:r>
       <w:r>
         <w:rPr>
           <w:lang w:val="ru_RU" w:bidi="ru_RU"/>
         </w:rPr>
         <w:t xml:space="preserve">; </w:t>
       </w:r>
-      <w:hyperlink r:id="rId54">
-        <w:r>
-          <w:rPr>
-            <w:lang w:val="ru_RU" w:bidi="ru_RU"/>
-          </w:rPr>
-          <w:rPr>
-            <w:color w:val="0000EE"/>
-            <w:u w:val="single"/>
-          </w:rPr>
-          <w:t>21:13–19</w:t>
-        </w:r>
-      </w:hyperlink>
+      <w:r>
+        <w:rPr>
+          <w:lang w:val="ru_RU" w:bidi="ru_RU"/>
+        </w:rPr>
+        <w:t>21:13–19</w:t>
+      </w:r>
       <w:r>
         <w:rPr>
           <w:lang w:val="ru_RU" w:bidi="ru_RU"/>
         </w:rPr>
         <w:t xml:space="preserve">; </w:t>
       </w:r>
-      <w:hyperlink r:id="rId55">
-        <w:r>
-          <w:rPr>
-            <w:lang w:val="ru_RU" w:bidi="ru_RU"/>
-          </w:rPr>
-          <w:rPr>
-            <w:color w:val="0000EE"/>
-            <w:u w:val="single"/>
-          </w:rPr>
-          <w:t>25:41–26:39</w:t>
-        </w:r>
-      </w:hyperlink>
+      <w:r>
+        <w:rPr>
+          <w:lang w:val="ru_RU" w:bidi="ru_RU"/>
+        </w:rPr>
+        <w:t>25:41–26:39</w:t>
+      </w:r>
       <w:r>
         <w:rPr>
           <w:lang w:val="ru_RU" w:bidi="ru_RU"/>
         </w:rPr>
         <w:t xml:space="preserve">; </w:t>
       </w:r>
-      <w:hyperlink r:id="rId56">
-        <w:r>
-          <w:rPr>
-            <w:lang w:val="ru_RU" w:bidi="ru_RU"/>
-          </w:rPr>
-          <w:rPr>
-            <w:color w:val="0000EE"/>
-            <w:u w:val="single"/>
-          </w:rPr>
-          <w:t>Мк.4:36–9:31</w:t>
-        </w:r>
-      </w:hyperlink>
+      <w:r>
+        <w:rPr>
+          <w:lang w:val="ru_RU" w:bidi="ru_RU"/>
+        </w:rPr>
+        <w:t>Мк.4:36–9:31</w:t>
+      </w:r>
       <w:r>
         <w:rPr>
           <w:lang w:val="ru_RU" w:bidi="ru_RU"/>
         </w:rPr>
         <w:t xml:space="preserve">; </w:t>
       </w:r>
-      <w:hyperlink r:id="rId57">
-        <w:r>
-          <w:rPr>
-            <w:lang w:val="ru_RU" w:bidi="ru_RU"/>
-          </w:rPr>
-          <w:rPr>
-            <w:color w:val="0000EE"/>
-            <w:u w:val="single"/>
-          </w:rPr>
-          <w:t>11:27–12:28</w:t>
-        </w:r>
-      </w:hyperlink>
+      <w:r>
+        <w:rPr>
+          <w:lang w:val="ru_RU" w:bidi="ru_RU"/>
+        </w:rPr>
+        <w:t>11:27–12:28</w:t>
+      </w:r>
       <w:r>
         <w:rPr>
           <w:lang w:val="ru_RU" w:bidi="ru_RU"/>
         </w:rPr>
         <w:t xml:space="preserve">; </w:t>
       </w:r>
-      <w:hyperlink r:id="rId58">
-        <w:r>
-          <w:rPr>
-            <w:lang w:val="ru_RU" w:bidi="ru_RU"/>
-          </w:rPr>
-          <w:rPr>
-            <w:color w:val="0000EE"/>
-            <w:u w:val="single"/>
-          </w:rPr>
-          <w:t>Лк.6:31–7:7</w:t>
-        </w:r>
-      </w:hyperlink>
+      <w:r>
+        <w:rPr>
+          <w:lang w:val="ru_RU" w:bidi="ru_RU"/>
+        </w:rPr>
+        <w:t>Лк.6:31–7:7</w:t>
+      </w:r>
       <w:r>
         <w:rPr>
           <w:lang w:val="ru_RU" w:bidi="ru_RU"/>
         </w:rPr>
         <w:t xml:space="preserve">; </w:t>
       </w:r>
-      <w:hyperlink r:id="rId59">
-        <w:r>
-          <w:rPr>
-            <w:lang w:val="ru_RU" w:bidi="ru_RU"/>
-          </w:rPr>
-          <w:rPr>
-            <w:color w:val="0000EE"/>
-            <w:u w:val="single"/>
-          </w:rPr>
-          <w:t>9:26–14:33</w:t>
-        </w:r>
-      </w:hyperlink>
+      <w:r>
+        <w:rPr>
+          <w:lang w:val="ru_RU" w:bidi="ru_RU"/>
+        </w:rPr>
+        <w:t>9:26–14:33</w:t>
+      </w:r>
       <w:r>
         <w:rPr>
           <w:lang w:val="ru_RU" w:bidi="ru_RU"/>
         </w:rPr>
         <w:t xml:space="preserve">; </w:t>
       </w:r>
-      <w:hyperlink r:id="rId60">
-        <w:r>
-          <w:rPr>
-            <w:lang w:val="ru_RU" w:bidi="ru_RU"/>
-          </w:rPr>
-          <w:rPr>
-            <w:color w:val="0000EE"/>
-            <w:u w:val="single"/>
-          </w:rPr>
-          <w:t>Ин.4:51–5:2</w:t>
-        </w:r>
-      </w:hyperlink>
+      <w:r>
+        <w:rPr>
+          <w:lang w:val="ru_RU" w:bidi="ru_RU"/>
+        </w:rPr>
+        <w:t>Ин.4:51–5:2</w:t>
+      </w:r>
       <w:r>
         <w:rPr>
           <w:lang w:val="ru_RU" w:bidi="ru_RU"/>
         </w:rPr>
         <w:t xml:space="preserve">, </w:t>
       </w:r>
-      <w:hyperlink r:id="rId61">
-        <w:r>
-          <w:rPr>
-            <w:lang w:val="ru_RU" w:bidi="ru_RU"/>
-          </w:rPr>
-          <w:rPr>
-            <w:color w:val="0000EE"/>
-            <w:u w:val="single"/>
-          </w:rPr>
-          <w:t>21–25</w:t>
-        </w:r>
-      </w:hyperlink>
+      <w:r>
+        <w:rPr>
+          <w:lang w:val="ru_RU" w:bidi="ru_RU"/>
+        </w:rPr>
+        <w:t>21–25</w:t>
+      </w:r>
       <w:r>
         <w:rPr>
           <w:lang w:val="ru_RU" w:bidi="ru_RU"/>
         </w:rPr>
         <w:t xml:space="preserve">; </w:t>
       </w:r>
-      <w:hyperlink r:id="rId62">
-        <w:r>
-          <w:rPr>
-            <w:lang w:val="ru_RU" w:bidi="ru_RU"/>
-          </w:rPr>
-          <w:rPr>
-            <w:color w:val="0000EE"/>
-            <w:u w:val="single"/>
-          </w:rPr>
-          <w:t>10:7–25</w:t>
-        </w:r>
-      </w:hyperlink>
+      <w:r>
+        <w:rPr>
+          <w:lang w:val="ru_RU" w:bidi="ru_RU"/>
+        </w:rPr>
+        <w:t>10:7–25</w:t>
+      </w:r>
       <w:r>
         <w:rPr>
           <w:lang w:val="ru_RU" w:bidi="ru_RU"/>
         </w:rPr>
         <w:t xml:space="preserve">; </w:t>
       </w:r>
-      <w:hyperlink r:id="rId63">
-        <w:r>
-          <w:rPr>
-            <w:lang w:val="ru_RU" w:bidi="ru_RU"/>
-          </w:rPr>
-          <w:rPr>
-            <w:color w:val="0000EE"/>
-            <w:u w:val="single"/>
-          </w:rPr>
-          <w:t>10:30–11:10</w:t>
-        </w:r>
-      </w:hyperlink>
+      <w:r>
+        <w:rPr>
+          <w:lang w:val="ru_RU" w:bidi="ru_RU"/>
+        </w:rPr>
+        <w:t>10:30–11:10</w:t>
+      </w:r>
       <w:r>
         <w:rPr>
           <w:lang w:val="ru_RU" w:bidi="ru_RU"/>
         </w:rPr>
         <w:t xml:space="preserve">, </w:t>
       </w:r>
-      <w:hyperlink r:id="rId64">
-        <w:r>
-          <w:rPr>
-            <w:lang w:val="ru_RU" w:bidi="ru_RU"/>
-          </w:rPr>
-          <w:rPr>
-            <w:color w:val="0000EE"/>
-            <w:u w:val="single"/>
-          </w:rPr>
-          <w:t>18–36, 42–57</w:t>
-        </w:r>
-      </w:hyperlink>
+      <w:r>
+        <w:rPr>
+          <w:lang w:val="ru_RU" w:bidi="ru_RU"/>
+        </w:rPr>
+        <w:t>18–36, 42–57</w:t>
+      </w:r>
       <w:r>
         <w:rPr>
           <w:lang w:val="ru_RU" w:bidi="ru_RU"/>
         </w:rPr>
         <w:t xml:space="preserve">; </w:t>
       </w:r>
-      <w:hyperlink r:id="rId65">
-        <w:r>
-          <w:rPr>
-            <w:lang w:val="ru_RU" w:bidi="ru_RU"/>
-          </w:rPr>
-          <w:rPr>
-            <w:color w:val="0000EE"/>
-            <w:u w:val="single"/>
-          </w:rPr>
-          <w:t>Деян.4:27–17:17</w:t>
-        </w:r>
-      </w:hyperlink>
+      <w:r>
+        <w:rPr>
+          <w:lang w:val="ru_RU" w:bidi="ru_RU"/>
+        </w:rPr>
+        <w:t>Деян.4:27–17:17</w:t>
+      </w:r>
       <w:r>
         <w:rPr>
           <w:lang w:val="ru_RU" w:bidi="ru_RU"/>
@@ -1878,228 +1560,150 @@
         </w:rPr>
         <w:t xml:space="preserve">В этом кодексе содержится большинство посланий Павла (кроме пасторских посланий) в следующем порядке: </w:t>
       </w:r>
-      <w:hyperlink r:id="rId66">
-        <w:r>
-          <w:rPr>
-            <w:lang w:val="ru_RU" w:bidi="ru_RU"/>
-          </w:rPr>
-          <w:rPr>
-            <w:color w:val="0000EE"/>
-            <w:u w:val="single"/>
-          </w:rPr>
-          <w:t>Рим.5:17–6:14</w:t>
-        </w:r>
-      </w:hyperlink>
+      <w:r>
+        <w:rPr>
+          <w:lang w:val="ru_RU" w:bidi="ru_RU"/>
+        </w:rPr>
+        <w:t>Рим.5:17–6:14</w:t>
+      </w:r>
       <w:r>
         <w:rPr>
           <w:lang w:val="ru_RU" w:bidi="ru_RU"/>
         </w:rPr>
         <w:t xml:space="preserve">; </w:t>
       </w:r>
-      <w:hyperlink r:id="rId67">
-        <w:r>
-          <w:rPr>
-            <w:lang w:val="ru_RU" w:bidi="ru_RU"/>
-          </w:rPr>
-          <w:rPr>
-            <w:color w:val="0000EE"/>
-            <w:u w:val="single"/>
-          </w:rPr>
-          <w:t>8:15–15:9</w:t>
-        </w:r>
-      </w:hyperlink>
+      <w:r>
+        <w:rPr>
+          <w:lang w:val="ru_RU" w:bidi="ru_RU"/>
+        </w:rPr>
+        <w:t>8:15–15:9</w:t>
+      </w:r>
       <w:r>
         <w:rPr>
           <w:lang w:val="ru_RU" w:bidi="ru_RU"/>
         </w:rPr>
         <w:t xml:space="preserve">; </w:t>
       </w:r>
-      <w:hyperlink r:id="rId68">
-        <w:r>
-          <w:rPr>
-            <w:lang w:val="ru_RU" w:bidi="ru_RU"/>
-          </w:rPr>
-          <w:rPr>
-            <w:color w:val="0000EE"/>
-            <w:u w:val="single"/>
-          </w:rPr>
-          <w:t>15:11–16:27</w:t>
-        </w:r>
-      </w:hyperlink>
+      <w:r>
+        <w:rPr>
+          <w:lang w:val="ru_RU" w:bidi="ru_RU"/>
+        </w:rPr>
+        <w:t>15:11–16:27</w:t>
+      </w:r>
       <w:r>
         <w:rPr>
           <w:lang w:val="ru_RU" w:bidi="ru_RU"/>
         </w:rPr>
         <w:t xml:space="preserve">; </w:t>
       </w:r>
-      <w:hyperlink r:id="rId69">
-        <w:r>
-          <w:rPr>
-            <w:lang w:val="ru_RU" w:bidi="ru_RU"/>
-          </w:rPr>
-          <w:rPr>
-            <w:color w:val="0000EE"/>
-            <w:u w:val="single"/>
-          </w:rPr>
-          <w:t>Евр.1:1–13:25</w:t>
-        </w:r>
-      </w:hyperlink>
-      <w:hyperlink r:id="rId70">
-        <w:r>
-          <w:rPr>
-            <w:lang w:val="ru_RU" w:bidi="ru_RU"/>
-          </w:rPr>
-          <w:rPr>
-            <w:color w:val="0000EE"/>
-            <w:u w:val="single"/>
-          </w:rPr>
-          <w:t>1Кор.1:1–16:22</w:t>
-        </w:r>
-      </w:hyperlink>
+      <w:r>
+        <w:rPr>
+          <w:lang w:val="ru_RU" w:bidi="ru_RU"/>
+        </w:rPr>
+        <w:t>Евр.1:1–13:25</w:t>
+      </w:r>
+      <w:r>
+        <w:rPr>
+          <w:lang w:val="ru_RU" w:bidi="ru_RU"/>
+        </w:rPr>
+        <w:t>1Кор.1:1–16:22</w:t>
+      </w:r>
       <w:r>
         <w:rPr>
           <w:lang w:val="ru_RU" w:bidi="ru_RU"/>
         </w:rPr>
         <w:t xml:space="preserve">; </w:t>
       </w:r>
-      <w:hyperlink r:id="rId71">
-        <w:r>
-          <w:rPr>
-            <w:lang w:val="ru_RU" w:bidi="ru_RU"/>
-          </w:rPr>
-          <w:rPr>
-            <w:color w:val="0000EE"/>
-            <w:u w:val="single"/>
-          </w:rPr>
-          <w:t>2Кор.1:1–13:13</w:t>
-        </w:r>
-      </w:hyperlink>
+      <w:r>
+        <w:rPr>
+          <w:lang w:val="ru_RU" w:bidi="ru_RU"/>
+        </w:rPr>
+        <w:t>2Кор.1:1–13:13</w:t>
+      </w:r>
       <w:r>
         <w:rPr>
           <w:lang w:val="ru_RU" w:bidi="ru_RU"/>
         </w:rPr>
         <w:t xml:space="preserve">; </w:t>
       </w:r>
-      <w:hyperlink r:id="rId72">
-        <w:r>
-          <w:rPr>
-            <w:lang w:val="ru_RU" w:bidi="ru_RU"/>
-          </w:rPr>
-          <w:rPr>
-            <w:color w:val="0000EE"/>
-            <w:u w:val="single"/>
-          </w:rPr>
-          <w:t>Еф.1:1–6:24</w:t>
-        </w:r>
-      </w:hyperlink>
+      <w:r>
+        <w:rPr>
+          <w:lang w:val="ru_RU" w:bidi="ru_RU"/>
+        </w:rPr>
+        <w:t>Еф.1:1–6:24</w:t>
+      </w:r>
       <w:r>
         <w:rPr>
           <w:lang w:val="ru_RU" w:bidi="ru_RU"/>
         </w:rPr>
         <w:t xml:space="preserve">; </w:t>
       </w:r>
-      <w:hyperlink r:id="rId73">
-        <w:r>
-          <w:rPr>
-            <w:lang w:val="ru_RU" w:bidi="ru_RU"/>
-          </w:rPr>
-          <w:rPr>
-            <w:color w:val="0000EE"/>
-            <w:u w:val="single"/>
-          </w:rPr>
-          <w:t>Гал.1:1–6:18</w:t>
-        </w:r>
-      </w:hyperlink>
+      <w:r>
+        <w:rPr>
+          <w:lang w:val="ru_RU" w:bidi="ru_RU"/>
+        </w:rPr>
+        <w:t>Гал.1:1–6:18</w:t>
+      </w:r>
       <w:r>
         <w:rPr>
           <w:lang w:val="ru_RU" w:bidi="ru_RU"/>
         </w:rPr>
         <w:t xml:space="preserve">; </w:t>
       </w:r>
-      <w:hyperlink r:id="rId74">
-        <w:r>
-          <w:rPr>
-            <w:lang w:val="ru_RU" w:bidi="ru_RU"/>
-          </w:rPr>
-          <w:rPr>
-            <w:color w:val="0000EE"/>
-            <w:u w:val="single"/>
-          </w:rPr>
-          <w:t>Флп.1:1–4:23</w:t>
-        </w:r>
-      </w:hyperlink>
+      <w:r>
+        <w:rPr>
+          <w:lang w:val="ru_RU" w:bidi="ru_RU"/>
+        </w:rPr>
+        <w:t>Флп.1:1–4:23</w:t>
+      </w:r>
       <w:r>
         <w:rPr>
           <w:lang w:val="ru_RU" w:bidi="ru_RU"/>
         </w:rPr>
         <w:t xml:space="preserve">; </w:t>
       </w:r>
-      <w:hyperlink r:id="rId75">
-        <w:r>
-          <w:rPr>
-            <w:lang w:val="ru_RU" w:bidi="ru_RU"/>
-          </w:rPr>
-          <w:rPr>
-            <w:color w:val="0000EE"/>
-            <w:u w:val="single"/>
-          </w:rPr>
-          <w:t>Кол.1:1–4:18</w:t>
-        </w:r>
-      </w:hyperlink>
+      <w:r>
+        <w:rPr>
+          <w:lang w:val="ru_RU" w:bidi="ru_RU"/>
+        </w:rPr>
+        <w:t>Кол.1:1–4:18</w:t>
+      </w:r>
       <w:r>
         <w:rPr>
           <w:lang w:val="ru_RU" w:bidi="ru_RU"/>
         </w:rPr>
         <w:t xml:space="preserve">; </w:t>
       </w:r>
-      <w:hyperlink r:id="rId76">
-        <w:r>
-          <w:rPr>
-            <w:lang w:val="ru_RU" w:bidi="ru_RU"/>
-          </w:rPr>
-          <w:rPr>
-            <w:color w:val="0000EE"/>
-            <w:u w:val="single"/>
-          </w:rPr>
-          <w:t>1Фес.1:1</w:t>
-        </w:r>
-      </w:hyperlink>
+      <w:r>
+        <w:rPr>
+          <w:lang w:val="ru_RU" w:bidi="ru_RU"/>
+        </w:rPr>
+        <w:t>1Фес.1:1</w:t>
+      </w:r>
       <w:r>
         <w:rPr>
           <w:lang w:val="ru_RU" w:bidi="ru_RU"/>
         </w:rPr>
         <w:t xml:space="preserve">; </w:t>
       </w:r>
-      <w:hyperlink r:id="rId77">
-        <w:r>
-          <w:rPr>
-            <w:lang w:val="ru_RU" w:bidi="ru_RU"/>
-          </w:rPr>
-          <w:rPr>
-            <w:color w:val="0000EE"/>
-            <w:u w:val="single"/>
-          </w:rPr>
-          <w:t>1:9–2:3</w:t>
-        </w:r>
-      </w:hyperlink>
+      <w:r>
+        <w:rPr>
+          <w:lang w:val="ru_RU" w:bidi="ru_RU"/>
+        </w:rPr>
+        <w:t>1:9–2:3</w:t>
+      </w:r>
       <w:r>
         <w:rPr>
           <w:lang w:val="ru_RU" w:bidi="ru_RU"/>
         </w:rPr>
         <w:t xml:space="preserve">; </w:t>
       </w:r>
-      <w:hyperlink r:id="rId78">
-        <w:r>
-          <w:rPr>
-            <w:lang w:val="ru_RU" w:bidi="ru_RU"/>
-          </w:rPr>
-          <w:rPr>
-            <w:color w:val="0000EE"/>
-            <w:u w:val="single"/>
-          </w:rPr>
-          <w:t>5:5–9, 23–28</w:t>
-        </w:r>
-      </w:hyperlink>
+      <w:r>
+        <w:rPr>
+          <w:lang w:val="ru_RU" w:bidi="ru_RU"/>
+        </w:rPr>
+        <w:t>5:5–9, 23–28</w:t>
+      </w:r>
       <w:r>
         <w:rPr>
           <w:lang w:val="ru_RU" w:bidi="ru_RU"/>
@@ -2162,18 +1766,12 @@
         </w:rPr>
         <w:t xml:space="preserve">Этот кодекс, датируемый III в., содержит </w:t>
       </w:r>
-      <w:hyperlink r:id="rId79">
-        <w:r>
-          <w:rPr>
-            <w:lang w:val="ru_RU" w:bidi="ru_RU"/>
-          </w:rPr>
-          <w:rPr>
-            <w:color w:val="0000EE"/>
-            <w:u w:val="single"/>
-          </w:rPr>
-          <w:t>Откр.9:10–17:2</w:t>
-        </w:r>
-      </w:hyperlink>
+      <w:r>
+        <w:rPr>
+          <w:lang w:val="ru_RU" w:bidi="ru_RU"/>
+        </w:rPr>
+        <w:t>Откр.9:10–17:2</w:t>
+      </w:r>
       <w:r>
         <w:rPr>
           <w:lang w:val="ru_RU" w:bidi="ru_RU"/>
@@ -2205,36 +1803,24 @@
         </w:rPr>
         <w:t xml:space="preserve">Эти рукописи были куплены Мартином Бодмером у торговца в Египте в 1950-х и 1960-х годах. Наиболее важные в этой коллекции три папируса — Р66 (датируется 175 г., содержит почти все Евангелие от Иоанна), Р72 (датируется III в, содержит полный текст 1 и 2 Петра и Иуды) и Р75 (датируется 200 г., содержит большую часть Евангелий, </w:t>
       </w:r>
-      <w:hyperlink r:id="rId80">
-        <w:r>
-          <w:rPr>
-            <w:lang w:val="ru_RU" w:bidi="ru_RU"/>
-          </w:rPr>
-          <w:rPr>
-            <w:color w:val="0000EE"/>
-            <w:u w:val="single"/>
-          </w:rPr>
-          <w:t>Лк.3</w:t>
-        </w:r>
-      </w:hyperlink>
+      <w:r>
+        <w:rPr>
+          <w:lang w:val="ru_RU" w:bidi="ru_RU"/>
+        </w:rPr>
+        <w:t>Лк.3</w:t>
+      </w:r>
       <w:r>
         <w:rPr>
           <w:lang w:val="ru_RU" w:bidi="ru_RU"/>
         </w:rPr>
         <w:t>—</w:t>
       </w:r>
-      <w:hyperlink r:id="rId81">
-        <w:r>
-          <w:rPr>
-            <w:lang w:val="ru_RU" w:bidi="ru_RU"/>
-          </w:rPr>
-          <w:rPr>
-            <w:color w:val="0000EE"/>
-            <w:u w:val="single"/>
-          </w:rPr>
-          <w:t>Ин.15</w:t>
-        </w:r>
-      </w:hyperlink>
+      <w:r>
+        <w:rPr>
+          <w:lang w:val="ru_RU" w:bidi="ru_RU"/>
+        </w:rPr>
+        <w:t>Ин.15</w:t>
+      </w:r>
       <w:r>
         <w:rPr>
           <w:lang w:val="ru_RU" w:bidi="ru_RU"/>
@@ -2269,162 +1855,108 @@
         </w:rPr>
         <w:t>Эта рукопись содержит большую часть Евангелия от Иоанна (</w:t>
       </w:r>
-      <w:hyperlink r:id="rId82">
-        <w:r>
-          <w:rPr>
-            <w:lang w:val="ru_RU" w:bidi="ru_RU"/>
-          </w:rPr>
-          <w:rPr>
-            <w:color w:val="0000EE"/>
-            <w:u w:val="single"/>
-          </w:rPr>
-          <w:t>1:1–6:11</w:t>
-        </w:r>
-      </w:hyperlink>
+      <w:r>
+        <w:rPr>
+          <w:lang w:val="ru_RU" w:bidi="ru_RU"/>
+        </w:rPr>
+        <w:t>1:1–6:11</w:t>
+      </w:r>
       <w:r>
         <w:rPr>
           <w:lang w:val="ru_RU" w:bidi="ru_RU"/>
         </w:rPr>
         <w:t xml:space="preserve">; </w:t>
       </w:r>
-      <w:hyperlink r:id="rId83">
-        <w:r>
-          <w:rPr>
-            <w:lang w:val="ru_RU" w:bidi="ru_RU"/>
-          </w:rPr>
-          <w:rPr>
-            <w:color w:val="0000EE"/>
-            <w:u w:val="single"/>
-          </w:rPr>
-          <w:t>6:35–14:26</w:t>
-        </w:r>
-      </w:hyperlink>
+      <w:r>
+        <w:rPr>
+          <w:lang w:val="ru_RU" w:bidi="ru_RU"/>
+        </w:rPr>
+        <w:t>6:35–14:26</w:t>
+      </w:r>
       <w:r>
         <w:rPr>
           <w:lang w:val="ru_RU" w:bidi="ru_RU"/>
         </w:rPr>
         <w:t xml:space="preserve">, </w:t>
       </w:r>
-      <w:hyperlink r:id="rId84">
-        <w:r>
-          <w:rPr>
-            <w:lang w:val="ru_RU" w:bidi="ru_RU"/>
-          </w:rPr>
-          <w:rPr>
-            <w:color w:val="0000EE"/>
-            <w:u w:val="single"/>
-          </w:rPr>
-          <w:t>29–30</w:t>
-        </w:r>
-      </w:hyperlink>
+      <w:r>
+        <w:rPr>
+          <w:lang w:val="ru_RU" w:bidi="ru_RU"/>
+        </w:rPr>
+        <w:t>29–30</w:t>
+      </w:r>
       <w:r>
         <w:rPr>
           <w:lang w:val="ru_RU" w:bidi="ru_RU"/>
         </w:rPr>
         <w:t xml:space="preserve">; </w:t>
       </w:r>
-      <w:hyperlink r:id="rId85">
-        <w:r>
-          <w:rPr>
-            <w:lang w:val="ru_RU" w:bidi="ru_RU"/>
-          </w:rPr>
-          <w:rPr>
-            <w:color w:val="0000EE"/>
-            <w:u w:val="single"/>
-          </w:rPr>
-          <w:t>15:2–26</w:t>
-        </w:r>
-      </w:hyperlink>
+      <w:r>
+        <w:rPr>
+          <w:lang w:val="ru_RU" w:bidi="ru_RU"/>
+        </w:rPr>
+        <w:t>15:2–26</w:t>
+      </w:r>
       <w:r>
         <w:rPr>
           <w:lang w:val="ru_RU" w:bidi="ru_RU"/>
         </w:rPr>
         <w:t xml:space="preserve">; </w:t>
       </w:r>
-      <w:hyperlink r:id="rId86">
-        <w:r>
-          <w:rPr>
-            <w:lang w:val="ru_RU" w:bidi="ru_RU"/>
-          </w:rPr>
-          <w:rPr>
-            <w:color w:val="0000EE"/>
-            <w:u w:val="single"/>
-          </w:rPr>
-          <w:t>16:2–4, 6–7</w:t>
-        </w:r>
-      </w:hyperlink>
+      <w:r>
+        <w:rPr>
+          <w:lang w:val="ru_RU" w:bidi="ru_RU"/>
+        </w:rPr>
+        <w:t>16:2–4, 6–7</w:t>
+      </w:r>
       <w:r>
         <w:rPr>
           <w:lang w:val="ru_RU" w:bidi="ru_RU"/>
         </w:rPr>
         <w:t xml:space="preserve">; </w:t>
       </w:r>
-      <w:hyperlink r:id="rId87">
-        <w:r>
-          <w:rPr>
-            <w:lang w:val="ru_RU" w:bidi="ru_RU"/>
-          </w:rPr>
-          <w:rPr>
-            <w:color w:val="0000EE"/>
-            <w:u w:val="single"/>
-          </w:rPr>
-          <w:t>16:10–20:20</w:t>
-        </w:r>
-      </w:hyperlink>
+      <w:r>
+        <w:rPr>
+          <w:lang w:val="ru_RU" w:bidi="ru_RU"/>
+        </w:rPr>
+        <w:t>16:10–20:20</w:t>
+      </w:r>
       <w:r>
         <w:rPr>
           <w:lang w:val="ru_RU" w:bidi="ru_RU"/>
         </w:rPr>
         <w:t xml:space="preserve">, </w:t>
       </w:r>
-      <w:hyperlink r:id="rId88">
-        <w:r>
-          <w:rPr>
-            <w:lang w:val="ru_RU" w:bidi="ru_RU"/>
-          </w:rPr>
-          <w:rPr>
-            <w:color w:val="0000EE"/>
-            <w:u w:val="single"/>
-          </w:rPr>
-          <w:t>22–23</w:t>
-        </w:r>
-      </w:hyperlink>
+      <w:r>
+        <w:rPr>
+          <w:lang w:val="ru_RU" w:bidi="ru_RU"/>
+        </w:rPr>
+        <w:t>22–23</w:t>
+      </w:r>
       <w:r>
         <w:rPr>
           <w:lang w:val="ru_RU" w:bidi="ru_RU"/>
         </w:rPr>
         <w:t xml:space="preserve">; </w:t>
       </w:r>
-      <w:hyperlink r:id="rId89">
-        <w:r>
-          <w:rPr>
-            <w:lang w:val="ru_RU" w:bidi="ru_RU"/>
-          </w:rPr>
-          <w:rPr>
-            <w:color w:val="0000EE"/>
-            <w:u w:val="single"/>
-          </w:rPr>
-          <w:t>20:25–21:9</w:t>
-        </w:r>
-      </w:hyperlink>
+      <w:r>
+        <w:rPr>
+          <w:lang w:val="ru_RU" w:bidi="ru_RU"/>
+        </w:rPr>
+        <w:t>20:25–21:9</w:t>
+      </w:r>
       <w:r>
         <w:rPr>
           <w:lang w:val="ru_RU" w:bidi="ru_RU"/>
         </w:rPr>
         <w:t>). В ней отсутствует перикопа о женщине, взятой в прелюбодеянии (</w:t>
       </w:r>
-      <w:hyperlink r:id="rId90">
-        <w:r>
-          <w:rPr>
-            <w:lang w:val="ru_RU" w:bidi="ru_RU"/>
-          </w:rPr>
-          <w:rPr>
-            <w:color w:val="0000EE"/>
-            <w:u w:val="single"/>
-          </w:rPr>
-          <w:t>7:53–8:11</w:t>
-        </w:r>
-      </w:hyperlink>
+      <w:r>
+        <w:rPr>
+          <w:lang w:val="ru_RU" w:bidi="ru_RU"/>
+        </w:rPr>
+        <w:t>7:53–8:11</w:t>
+      </w:r>
       <w:r>
         <w:rPr>
           <w:lang w:val="ru_RU" w:bidi="ru_RU"/>
@@ -2445,72 +1977,48 @@
         </w:rPr>
         <w:t xml:space="preserve">Согласно последним исследованиям, P66 сохранил работу трех человек: самого переписчика и двух корректоров — один корректор проверял и правил весь текст, а второй внёс небольшие изменения. Переписчик P66 писал профессиональным, каллиграфическим почерком, увеличивая шрифт там, где ему нужно было выровнять строку. Крупный шрифт указывает на то, что текст предназначался для чтения вслух в христианской общине. Текст показывает, что переписчик знал другие части Священного Писания (поскольку он гармонизировал </w:t>
       </w:r>
-      <w:hyperlink r:id="rId91">
-        <w:r>
-          <w:rPr>
-            <w:lang w:val="ru_RU" w:bidi="ru_RU"/>
-          </w:rPr>
-          <w:rPr>
-            <w:color w:val="0000EE"/>
-            <w:u w:val="single"/>
-          </w:rPr>
-          <w:t>Ин.6:69</w:t>
-        </w:r>
-      </w:hyperlink>
+      <w:r>
+        <w:rPr>
+          <w:lang w:val="ru_RU" w:bidi="ru_RU"/>
+        </w:rPr>
+        <w:t>Ин.6:69</w:t>
+      </w:r>
       <w:r>
         <w:rPr>
           <w:lang w:val="ru_RU" w:bidi="ru_RU"/>
         </w:rPr>
         <w:t xml:space="preserve"> с </w:t>
       </w:r>
-      <w:hyperlink r:id="rId92">
-        <w:r>
-          <w:rPr>
-            <w:lang w:val="ru_RU" w:bidi="ru_RU"/>
-          </w:rPr>
-          <w:rPr>
-            <w:color w:val="0000EE"/>
-            <w:u w:val="single"/>
-          </w:rPr>
-          <w:t>Мф.16:16</w:t>
-        </w:r>
-      </w:hyperlink>
+      <w:r>
+        <w:rPr>
+          <w:lang w:val="ru_RU" w:bidi="ru_RU"/>
+        </w:rPr>
+        <w:t>Мф.16:16</w:t>
+      </w:r>
       <w:r>
         <w:rPr>
           <w:lang w:val="ru_RU" w:bidi="ru_RU"/>
         </w:rPr>
         <w:t xml:space="preserve"> и </w:t>
       </w:r>
-      <w:hyperlink r:id="rId93">
-        <w:r>
-          <w:rPr>
-            <w:lang w:val="ru_RU" w:bidi="ru_RU"/>
-          </w:rPr>
-          <w:rPr>
-            <w:color w:val="0000EE"/>
-            <w:u w:val="single"/>
-          </w:rPr>
-          <w:t>Ин.21:6</w:t>
-        </w:r>
-      </w:hyperlink>
+      <w:r>
+        <w:rPr>
+          <w:lang w:val="ru_RU" w:bidi="ru_RU"/>
+        </w:rPr>
+        <w:t>Ин.21:6</w:t>
+      </w:r>
       <w:r>
         <w:rPr>
           <w:lang w:val="ru_RU" w:bidi="ru_RU"/>
         </w:rPr>
         <w:t xml:space="preserve"> с </w:t>
       </w:r>
-      <w:hyperlink r:id="rId94">
-        <w:r>
-          <w:rPr>
-            <w:lang w:val="ru_RU" w:bidi="ru_RU"/>
-          </w:rPr>
-          <w:rPr>
-            <w:color w:val="0000EE"/>
-            <w:u w:val="single"/>
-          </w:rPr>
-          <w:t>Лк.5:5</w:t>
-        </w:r>
-      </w:hyperlink>
+      <w:r>
+        <w:rPr>
+          <w:lang w:val="ru_RU" w:bidi="ru_RU"/>
+        </w:rPr>
+        <w:t>Лк.5:5</w:t>
+      </w:r>
       <w:r>
         <w:rPr>
           <w:lang w:val="ru_RU" w:bidi="ru_RU"/>
@@ -2598,90 +2106,60 @@
         </w:rPr>
         <w:t xml:space="preserve">Эта рукопись, датируемая концом III в., содержит интересную коллекцию писаний в одном кодексе: </w:t>
       </w:r>
-      <w:hyperlink r:id="rId95">
-        <w:r>
-          <w:rPr>
-            <w:lang w:val="ru_RU" w:bidi="ru_RU"/>
-          </w:rPr>
-          <w:rPr>
-            <w:color w:val="0000EE"/>
-            <w:u w:val="single"/>
-          </w:rPr>
-          <w:t>1Пет.1:1–5:14</w:t>
-        </w:r>
-      </w:hyperlink>
+      <w:r>
+        <w:rPr>
+          <w:lang w:val="ru_RU" w:bidi="ru_RU"/>
+        </w:rPr>
+        <w:t>1Пет.1:1–5:14</w:t>
+      </w:r>
       <w:r>
         <w:rPr>
           <w:lang w:val="ru_RU" w:bidi="ru_RU"/>
         </w:rPr>
         <w:t xml:space="preserve">; </w:t>
       </w:r>
-      <w:hyperlink r:id="rId96">
-        <w:r>
-          <w:rPr>
-            <w:lang w:val="ru_RU" w:bidi="ru_RU"/>
-          </w:rPr>
-          <w:rPr>
-            <w:color w:val="0000EE"/>
-            <w:u w:val="single"/>
-          </w:rPr>
-          <w:t>2Пет.1:1–3:18</w:t>
-        </w:r>
-      </w:hyperlink>
+      <w:r>
+        <w:rPr>
+          <w:lang w:val="ru_RU" w:bidi="ru_RU"/>
+        </w:rPr>
+        <w:t>2Пет.1:1–3:18</w:t>
+      </w:r>
       <w:r>
         <w:rPr>
           <w:lang w:val="ru_RU" w:bidi="ru_RU"/>
         </w:rPr>
         <w:t xml:space="preserve">; </w:t>
       </w:r>
-      <w:hyperlink r:id="rId97">
-        <w:r>
-          <w:rPr>
-            <w:lang w:val="ru_RU" w:bidi="ru_RU"/>
-          </w:rPr>
-          <w:rPr>
-            <w:color w:val="0000EE"/>
-            <w:u w:val="single"/>
-          </w:rPr>
-          <w:t>Иуд.1:1–25</w:t>
-        </w:r>
-      </w:hyperlink>
+      <w:r>
+        <w:rPr>
+          <w:lang w:val="ru_RU" w:bidi="ru_RU"/>
+        </w:rPr>
+        <w:t>Иуд.1:1–25</w:t>
+      </w:r>
       <w:r>
         <w:rPr>
           <w:lang w:val="ru_RU" w:bidi="ru_RU"/>
         </w:rPr>
         <w:t xml:space="preserve">; Рождество Марии, апокрифическое послание Павла коринфянам, одиннадцатую оду Соломона, Проповедь Мелита на Пасху, отрывок гимна, Апологию Филея, </w:t>
       </w:r>
-      <w:hyperlink r:id="rId98">
-        <w:r>
-          <w:rPr>
-            <w:lang w:val="ru_RU" w:bidi="ru_RU"/>
-          </w:rPr>
-          <w:rPr>
-            <w:color w:val="0000EE"/>
-            <w:u w:val="single"/>
-          </w:rPr>
-          <w:t>Пс.33</w:t>
-        </w:r>
-      </w:hyperlink>
+      <w:r>
+        <w:rPr>
+          <w:lang w:val="ru_RU" w:bidi="ru_RU"/>
+        </w:rPr>
+        <w:t>Пс.33</w:t>
+      </w:r>
       <w:r>
         <w:rPr>
           <w:lang w:val="ru_RU" w:bidi="ru_RU"/>
         </w:rPr>
         <w:t xml:space="preserve"> и </w:t>
       </w:r>
-      <w:hyperlink r:id="rId99">
-        <w:r>
-          <w:rPr>
-            <w:lang w:val="ru_RU" w:bidi="ru_RU"/>
-          </w:rPr>
-          <w:rPr>
-            <w:color w:val="0000EE"/>
-            <w:u w:val="single"/>
-          </w:rPr>
-          <w:t>34</w:t>
-        </w:r>
-      </w:hyperlink>
+      <w:r>
+        <w:rPr>
+          <w:lang w:val="ru_RU" w:bidi="ru_RU"/>
+        </w:rPr>
+        <w:t>34</w:t>
+      </w:r>
       <w:r>
         <w:rPr>
           <w:lang w:val="ru_RU" w:bidi="ru_RU"/>
@@ -2730,198 +2208,132 @@
         </w:rPr>
         <w:t>Этот кодекс содержит большую Евангелия от Луки и Иоанна (</w:t>
       </w:r>
-      <w:hyperlink r:id="rId100">
-        <w:r>
-          <w:rPr>
-            <w:lang w:val="ru_RU" w:bidi="ru_RU"/>
-          </w:rPr>
-          <w:rPr>
-            <w:color w:val="0000EE"/>
-            <w:u w:val="single"/>
-          </w:rPr>
-          <w:t>Лк.3:18–4:2</w:t>
-        </w:r>
-      </w:hyperlink>
+      <w:r>
+        <w:rPr>
+          <w:lang w:val="ru_RU" w:bidi="ru_RU"/>
+        </w:rPr>
+        <w:t>Лк.3:18–4:2</w:t>
+      </w:r>
       <w:r>
         <w:rPr>
           <w:lang w:val="ru_RU" w:bidi="ru_RU"/>
         </w:rPr>
         <w:t xml:space="preserve">; </w:t>
       </w:r>
-      <w:hyperlink r:id="rId101">
-        <w:r>
-          <w:rPr>
-            <w:lang w:val="ru_RU" w:bidi="ru_RU"/>
-          </w:rPr>
-          <w:rPr>
-            <w:color w:val="0000EE"/>
-            <w:u w:val="single"/>
-          </w:rPr>
-          <w:t>4:34–5:10</w:t>
-        </w:r>
-      </w:hyperlink>
+      <w:r>
+        <w:rPr>
+          <w:lang w:val="ru_RU" w:bidi="ru_RU"/>
+        </w:rPr>
+        <w:t>4:34–5:10</w:t>
+      </w:r>
       <w:r>
         <w:rPr>
           <w:lang w:val="ru_RU" w:bidi="ru_RU"/>
         </w:rPr>
         <w:t xml:space="preserve">; </w:t>
       </w:r>
-      <w:hyperlink r:id="rId102">
-        <w:r>
-          <w:rPr>
-            <w:lang w:val="ru_RU" w:bidi="ru_RU"/>
-          </w:rPr>
-          <w:rPr>
-            <w:color w:val="0000EE"/>
-            <w:u w:val="single"/>
-          </w:rPr>
-          <w:t>5:37–18:18</w:t>
-        </w:r>
-      </w:hyperlink>
+      <w:r>
+        <w:rPr>
+          <w:lang w:val="ru_RU" w:bidi="ru_RU"/>
+        </w:rPr>
+        <w:t>5:37–18:18</w:t>
+      </w:r>
       <w:r>
         <w:rPr>
           <w:lang w:val="ru_RU" w:bidi="ru_RU"/>
         </w:rPr>
         <w:t xml:space="preserve">; </w:t>
       </w:r>
-      <w:hyperlink r:id="rId103">
-        <w:r>
-          <w:rPr>
-            <w:lang w:val="ru_RU" w:bidi="ru_RU"/>
-          </w:rPr>
-          <w:rPr>
-            <w:color w:val="0000EE"/>
-            <w:u w:val="single"/>
-          </w:rPr>
-          <w:t>22:4–24:53</w:t>
-        </w:r>
-      </w:hyperlink>
+      <w:r>
+        <w:rPr>
+          <w:lang w:val="ru_RU" w:bidi="ru_RU"/>
+        </w:rPr>
+        <w:t>22:4–24:53</w:t>
+      </w:r>
       <w:r>
         <w:rPr>
           <w:lang w:val="ru_RU" w:bidi="ru_RU"/>
         </w:rPr>
         <w:t xml:space="preserve">; </w:t>
       </w:r>
-      <w:hyperlink r:id="rId104">
-        <w:r>
-          <w:rPr>
-            <w:lang w:val="ru_RU" w:bidi="ru_RU"/>
-          </w:rPr>
-          <w:rPr>
-            <w:color w:val="0000EE"/>
-            <w:u w:val="single"/>
-          </w:rPr>
-          <w:t>Ин.1:1–11:45</w:t>
-        </w:r>
-      </w:hyperlink>
+      <w:r>
+        <w:rPr>
+          <w:lang w:val="ru_RU" w:bidi="ru_RU"/>
+        </w:rPr>
+        <w:t>Ин.1:1–11:45</w:t>
+      </w:r>
       <w:r>
         <w:rPr>
           <w:lang w:val="ru_RU" w:bidi="ru_RU"/>
         </w:rPr>
         <w:t xml:space="preserve">, </w:t>
       </w:r>
-      <w:hyperlink r:id="rId105">
-        <w:r>
-          <w:rPr>
-            <w:lang w:val="ru_RU" w:bidi="ru_RU"/>
-          </w:rPr>
-          <w:rPr>
-            <w:color w:val="0000EE"/>
-            <w:u w:val="single"/>
-          </w:rPr>
-          <w:t>48–57</w:t>
-        </w:r>
-      </w:hyperlink>
+      <w:r>
+        <w:rPr>
+          <w:lang w:val="ru_RU" w:bidi="ru_RU"/>
+        </w:rPr>
+        <w:t>48–57</w:t>
+      </w:r>
       <w:r>
         <w:rPr>
           <w:lang w:val="ru_RU" w:bidi="ru_RU"/>
         </w:rPr>
         <w:t xml:space="preserve">; </w:t>
       </w:r>
-      <w:hyperlink r:id="rId106">
-        <w:r>
-          <w:rPr>
-            <w:lang w:val="ru_RU" w:bidi="ru_RU"/>
-          </w:rPr>
-          <w:rPr>
-            <w:color w:val="0000EE"/>
-            <w:u w:val="single"/>
-          </w:rPr>
-          <w:t>12:3–13:1</w:t>
-        </w:r>
-      </w:hyperlink>
+      <w:r>
+        <w:rPr>
+          <w:lang w:val="ru_RU" w:bidi="ru_RU"/>
+        </w:rPr>
+        <w:t>12:3–13:1</w:t>
+      </w:r>
       <w:r>
         <w:rPr>
           <w:lang w:val="ru_RU" w:bidi="ru_RU"/>
         </w:rPr>
         <w:t xml:space="preserve">, </w:t>
       </w:r>
-      <w:hyperlink r:id="rId107">
-        <w:r>
-          <w:rPr>
-            <w:lang w:val="ru_RU" w:bidi="ru_RU"/>
-          </w:rPr>
-          <w:rPr>
-            <w:color w:val="0000EE"/>
-            <w:u w:val="single"/>
-          </w:rPr>
-          <w:t>8–9</w:t>
-        </w:r>
-      </w:hyperlink>
+      <w:r>
+        <w:rPr>
+          <w:lang w:val="ru_RU" w:bidi="ru_RU"/>
+        </w:rPr>
+        <w:t>8–9</w:t>
+      </w:r>
       <w:r>
         <w:rPr>
           <w:lang w:val="ru_RU" w:bidi="ru_RU"/>
         </w:rPr>
         <w:t xml:space="preserve">; </w:t>
       </w:r>
-      <w:hyperlink r:id="rId108">
-        <w:r>
-          <w:rPr>
-            <w:lang w:val="ru_RU" w:bidi="ru_RU"/>
-          </w:rPr>
-          <w:rPr>
-            <w:color w:val="0000EE"/>
-            <w:u w:val="single"/>
-          </w:rPr>
-          <w:t>14:8–30</w:t>
-        </w:r>
-      </w:hyperlink>
+      <w:r>
+        <w:rPr>
+          <w:lang w:val="ru_RU" w:bidi="ru_RU"/>
+        </w:rPr>
+        <w:t>14:8–30</w:t>
+      </w:r>
       <w:r>
         <w:rPr>
           <w:lang w:val="ru_RU" w:bidi="ru_RU"/>
         </w:rPr>
         <w:t xml:space="preserve">; </w:t>
       </w:r>
-      <w:hyperlink r:id="rId109">
-        <w:r>
-          <w:rPr>
-            <w:lang w:val="ru_RU" w:bidi="ru_RU"/>
-          </w:rPr>
-          <w:rPr>
-            <w:color w:val="0000EE"/>
-            <w:u w:val="single"/>
-          </w:rPr>
-          <w:t>15:7–8</w:t>
-        </w:r>
-      </w:hyperlink>
+      <w:r>
+        <w:rPr>
+          <w:lang w:val="ru_RU" w:bidi="ru_RU"/>
+        </w:rPr>
+        <w:t>15:7–8</w:t>
+      </w:r>
       <w:r>
         <w:rPr>
           <w:lang w:val="ru_RU" w:bidi="ru_RU"/>
         </w:rPr>
         <w:t>). Эта рукопись не содержит перикопу о женщине, взятой в прелюбодеянии (</w:t>
       </w:r>
-      <w:hyperlink r:id="rId90">
-        <w:r>
-          <w:rPr>
-            <w:lang w:val="ru_RU" w:bidi="ru_RU"/>
-          </w:rPr>
-          <w:rPr>
-            <w:color w:val="0000EE"/>
-            <w:u w:val="single"/>
-          </w:rPr>
-          <w:t>7:53–8:11</w:t>
-        </w:r>
-      </w:hyperlink>
+      <w:r>
+        <w:rPr>
+          <w:lang w:val="ru_RU" w:bidi="ru_RU"/>
+        </w:rPr>
+        <w:t>7:53–8:11</w:t>
+      </w:r>
       <w:r>
         <w:rPr>
           <w:lang w:val="ru_RU" w:bidi="ru_RU"/>
@@ -3036,36 +2448,24 @@
         </w:rPr>
         <w:t xml:space="preserve">Эта рукопись, содержащая </w:t>
       </w:r>
-      <w:hyperlink r:id="rId110">
-        <w:r>
-          <w:rPr>
-            <w:lang w:val="ru_RU" w:bidi="ru_RU"/>
-          </w:rPr>
-          <w:rPr>
-            <w:color w:val="0000EE"/>
-            <w:u w:val="single"/>
-          </w:rPr>
-          <w:t>Тит.1:11–15</w:t>
-        </w:r>
-      </w:hyperlink>
+      <w:r>
+        <w:rPr>
+          <w:lang w:val="ru_RU" w:bidi="ru_RU"/>
+        </w:rPr>
+        <w:t>Тит.1:11–15</w:t>
+      </w:r>
       <w:r>
         <w:rPr>
           <w:lang w:val="ru_RU" w:bidi="ru_RU"/>
         </w:rPr>
         <w:t xml:space="preserve">; </w:t>
       </w:r>
-      <w:hyperlink r:id="rId111">
-        <w:r>
-          <w:rPr>
-            <w:lang w:val="ru_RU" w:bidi="ru_RU"/>
-          </w:rPr>
-          <w:rPr>
-            <w:color w:val="0000EE"/>
-            <w:u w:val="single"/>
-          </w:rPr>
-          <w:t>2:3–8</w:t>
-        </w:r>
-      </w:hyperlink>
+      <w:r>
+        <w:rPr>
+          <w:lang w:val="ru_RU" w:bidi="ru_RU"/>
+        </w:rPr>
+        <w:t>2:3–8</w:t>
+      </w:r>
       <w:r>
         <w:rPr>
           <w:lang w:val="ru_RU" w:bidi="ru_RU"/>
@@ -3100,18 +2500,12 @@
         </w:rPr>
         <w:t xml:space="preserve">Этот фрагмент, содержащий </w:t>
       </w:r>
-      <w:hyperlink r:id="rId112">
-        <w:r>
-          <w:rPr>
-            <w:lang w:val="ru_RU" w:bidi="ru_RU"/>
-          </w:rPr>
-          <w:rPr>
-            <w:color w:val="0000EE"/>
-            <w:u w:val="single"/>
-          </w:rPr>
-          <w:t>Ин.18:31–34, 37–38</w:t>
-        </w:r>
-      </w:hyperlink>
+      <w:r>
+        <w:rPr>
+          <w:lang w:val="ru_RU" w:bidi="ru_RU"/>
+        </w:rPr>
+        <w:t>Ин.18:31–34, 37–38</w:t>
+      </w:r>
       <w:r>
         <w:rPr>
           <w:lang w:val="ru_RU" w:bidi="ru_RU"/>
@@ -3277,54 +2671,36 @@
         </w:rPr>
         <w:t xml:space="preserve">Фредерик Кеньон считал, что кодекс был написан пятью переписчиками, каждого из которых он обозначил римской цифрой. Согласно Кеньону, переписчики I и II копировали Ветхий Завет; переписчик III переписывал Евангелие от Матфея, Евангелие от Марка, </w:t>
       </w:r>
-      <w:hyperlink r:id="rId113">
-        <w:r>
-          <w:rPr>
-            <w:lang w:val="ru_RU" w:bidi="ru_RU"/>
-          </w:rPr>
-          <w:rPr>
-            <w:color w:val="0000EE"/>
-            <w:u w:val="single"/>
-          </w:rPr>
-          <w:t>1Кор.10:8</w:t>
-        </w:r>
-      </w:hyperlink>
+      <w:r>
+        <w:rPr>
+          <w:lang w:val="ru_RU" w:bidi="ru_RU"/>
+        </w:rPr>
+        <w:t>1Кор.10:8</w:t>
+      </w:r>
       <w:r>
         <w:rPr>
           <w:lang w:val="ru_RU" w:bidi="ru_RU"/>
         </w:rPr>
         <w:t xml:space="preserve"> — </w:t>
       </w:r>
-      <w:hyperlink r:id="rId114">
-        <w:r>
-          <w:rPr>
-            <w:lang w:val="ru_RU" w:bidi="ru_RU"/>
-          </w:rPr>
-          <w:rPr>
-            <w:color w:val="0000EE"/>
-            <w:u w:val="single"/>
-          </w:rPr>
-          <w:t>Флм.1:25</w:t>
-        </w:r>
-      </w:hyperlink>
+      <w:r>
+        <w:rPr>
+          <w:lang w:val="ru_RU" w:bidi="ru_RU"/>
+        </w:rPr>
+        <w:t>Флм.1:25</w:t>
+      </w:r>
       <w:r>
         <w:rPr>
           <w:lang w:val="ru_RU" w:bidi="ru_RU"/>
         </w:rPr>
         <w:t xml:space="preserve">; переписчик IV копировал с Евангелие от Луки — Деяния, Соборные послания, </w:t>
       </w:r>
-      <w:hyperlink r:id="rId115">
-        <w:r>
-          <w:rPr>
-            <w:lang w:val="ru_RU" w:bidi="ru_RU"/>
-          </w:rPr>
-          <w:rPr>
-            <w:color w:val="0000EE"/>
-            <w:u w:val="single"/>
-          </w:rPr>
-          <w:t>Рим.1:1–1 — 1Кор.10:8</w:t>
-        </w:r>
-      </w:hyperlink>
+      <w:r>
+        <w:rPr>
+          <w:lang w:val="ru_RU" w:bidi="ru_RU"/>
+        </w:rPr>
+        <w:t>Рим.1:1–1 — 1Кор.10:8</w:t>
+      </w:r>
       <w:r>
         <w:rPr>
           <w:lang w:val="ru_RU" w:bidi="ru_RU"/>
@@ -3384,72 +2760,48 @@
         </w:rPr>
         <w:t xml:space="preserve">Когда-то кодекс содержал текст всей греческой Библии, включая апокрифы, однако многие листы были утрачены. Изначально в кодексе было около 820 листов (1640 страниц), теперь же у него насчитывается только 759 листов: 617 Ветхого Завета и 142 Нового Завета. Самые большие потери в рукописи таковы: </w:t>
       </w:r>
-      <w:hyperlink r:id="rId116">
-        <w:r>
-          <w:rPr>
-            <w:lang w:val="ru_RU" w:bidi="ru_RU"/>
-          </w:rPr>
-          <w:rPr>
-            <w:color w:val="0000EE"/>
-            <w:u w:val="single"/>
-          </w:rPr>
-          <w:t>Быт.1:1–46:28</w:t>
-        </w:r>
-      </w:hyperlink>
+      <w:r>
+        <w:rPr>
+          <w:lang w:val="ru_RU" w:bidi="ru_RU"/>
+        </w:rPr>
+        <w:t>Быт.1:1–46:28</w:t>
+      </w:r>
       <w:r>
         <w:rPr>
           <w:lang w:val="ru_RU" w:bidi="ru_RU"/>
         </w:rPr>
         <w:t xml:space="preserve">; </w:t>
       </w:r>
-      <w:hyperlink r:id="rId117">
-        <w:r>
-          <w:rPr>
-            <w:lang w:val="ru_RU" w:bidi="ru_RU"/>
-          </w:rPr>
-          <w:rPr>
-            <w:color w:val="0000EE"/>
-            <w:u w:val="single"/>
-          </w:rPr>
-          <w:t>2Цар.2:5–7, 10–13</w:t>
-        </w:r>
-      </w:hyperlink>
+      <w:r>
+        <w:rPr>
+          <w:lang w:val="ru_RU" w:bidi="ru_RU"/>
+        </w:rPr>
+        <w:t>2Цар.2:5–7, 10–13</w:t>
+      </w:r>
       <w:r>
         <w:rPr>
           <w:lang w:val="ru_RU" w:bidi="ru_RU"/>
         </w:rPr>
         <w:t xml:space="preserve">; </w:t>
       </w:r>
-      <w:hyperlink r:id="rId118">
-        <w:r>
-          <w:rPr>
-            <w:lang w:val="ru_RU" w:bidi="ru_RU"/>
-          </w:rPr>
-          <w:rPr>
-            <w:color w:val="0000EE"/>
-            <w:u w:val="single"/>
-          </w:rPr>
-          <w:t>Пс.106:27–138:6</w:t>
-        </w:r>
-      </w:hyperlink>
+      <w:r>
+        <w:rPr>
+          <w:lang w:val="ru_RU" w:bidi="ru_RU"/>
+        </w:rPr>
+        <w:t>Пс.106:27–138:6</w:t>
+      </w:r>
       <w:r>
         <w:rPr>
           <w:lang w:val="ru_RU" w:bidi="ru_RU"/>
         </w:rPr>
         <w:t xml:space="preserve">; </w:t>
       </w:r>
-      <w:hyperlink r:id="rId119">
-        <w:r>
-          <w:rPr>
-            <w:lang w:val="ru_RU" w:bidi="ru_RU"/>
-          </w:rPr>
-          <w:rPr>
-            <w:color w:val="0000EE"/>
-            <w:u w:val="single"/>
-          </w:rPr>
-          <w:t>Евр.9:14–13:25</w:t>
-        </w:r>
-      </w:hyperlink>
+      <w:r>
+        <w:rPr>
+          <w:lang w:val="ru_RU" w:bidi="ru_RU"/>
+        </w:rPr>
+        <w:t>Евр.9:14–13:25</w:t>
+      </w:r>
       <w:r>
         <w:rPr>
           <w:lang w:val="ru_RU" w:bidi="ru_RU"/>
@@ -3615,72 +2967,48 @@
         </w:rPr>
         <w:t>Кодекс W был скопирован с исходной рукописи (образца), собранной из нескольких разных рукописей. Это очевидно, поскольку в текстологическом отношении W очень разнообразный, и даже расслоение текста сопровождается аналогичными вариациями в разбивке на абзацы. Переписчик, который объединил исходную рукопись, описался на различные источники, чтобы составить свой кодекс Евангелий. Вероятно, переписчик исходного образца использовал североафриканский («западный») текст для первой части Евангелия от Марка, а переписчик W использовал рукописи из Антиохии для Евангелия от Матфея и второй части Евангелия от Луки, чтобы заполнить пробелы в более древней рукописи, с которой он копировал текст. Подробный текстуальный анализ обнаруживает разнообразные текстовые наслоения W в следующих местах: в Евангелии от Матфея текст придерживается византийского типа; в Евангелии от Марка текст сначала следует западному (</w:t>
       </w:r>
-      <w:hyperlink r:id="rId120">
-        <w:r>
-          <w:rPr>
-            <w:lang w:val="ru_RU" w:bidi="ru_RU"/>
-          </w:rPr>
-          <w:rPr>
-            <w:color w:val="0000EE"/>
-            <w:u w:val="single"/>
-          </w:rPr>
-          <w:t>1:1–5:30</w:t>
-        </w:r>
-      </w:hyperlink>
+      <w:r>
+        <w:rPr>
+          <w:lang w:val="ru_RU" w:bidi="ru_RU"/>
+        </w:rPr>
+        <w:t>1:1–5:30</w:t>
+      </w:r>
       <w:r>
         <w:rPr>
           <w:lang w:val="ru_RU" w:bidi="ru_RU"/>
         </w:rPr>
         <w:t xml:space="preserve">), затем кесарийскому типу в </w:t>
       </w:r>
-      <w:hyperlink r:id="rId121">
-        <w:r>
-          <w:rPr>
-            <w:lang w:val="ru_RU" w:bidi="ru_RU"/>
-          </w:rPr>
-          <w:rPr>
-            <w:color w:val="0000EE"/>
-            <w:u w:val="single"/>
-          </w:rPr>
-          <w:t>Мк.5:31–16:20</w:t>
-        </w:r>
-      </w:hyperlink>
+      <w:r>
+        <w:rPr>
+          <w:lang w:val="ru_RU" w:bidi="ru_RU"/>
+        </w:rPr>
+        <w:t>Мк.5:31–16:20</w:t>
+      </w:r>
       <w:r>
         <w:rPr>
           <w:lang w:val="ru_RU" w:bidi="ru_RU"/>
         </w:rPr>
         <w:t xml:space="preserve"> (который очень схож с P45); в Евангелии от Луки текст сначала следует александрийскому типу (</w:t>
       </w:r>
-      <w:hyperlink r:id="rId122">
-        <w:r>
-          <w:rPr>
-            <w:lang w:val="ru_RU" w:bidi="ru_RU"/>
-          </w:rPr>
-          <w:rPr>
-            <w:color w:val="0000EE"/>
-            <w:u w:val="single"/>
-          </w:rPr>
-          <w:t>1:1–8:12</w:t>
-        </w:r>
-      </w:hyperlink>
+      <w:r>
+        <w:rPr>
+          <w:lang w:val="ru_RU" w:bidi="ru_RU"/>
+        </w:rPr>
+        <w:t>1:1–8:12</w:t>
+      </w:r>
       <w:r>
         <w:rPr>
           <w:lang w:val="ru_RU" w:bidi="ru_RU"/>
         </w:rPr>
         <w:t>), а затем византийскому. Текст Евангелия от Иоанна более сложный, потому что первая часть (</w:t>
       </w:r>
-      <w:hyperlink r:id="rId123">
-        <w:r>
-          <w:rPr>
-            <w:lang w:val="ru_RU" w:bidi="ru_RU"/>
-          </w:rPr>
-          <w:rPr>
-            <w:color w:val="0000EE"/>
-            <w:u w:val="single"/>
-          </w:rPr>
-          <w:t>1:1–5:11</w:t>
-        </w:r>
-      </w:hyperlink>
+      <w:r>
+        <w:rPr>
+          <w:lang w:val="ru_RU" w:bidi="ru_RU"/>
+        </w:rPr>
+        <w:t>1:1–5:11</w:t>
+      </w:r>
       <w:r>
         <w:rPr>
           <w:lang w:val="ru_RU" w:bidi="ru_RU"/>
@@ -4110,36 +3438,24 @@
         </w:rPr>
         <w:t>Начиная с XVII в. стали обнаруживаться более ранние рукописи с текстом, отличавшимся от Textus Receptus. Около 1630 г. в Англию был привезен Александринский кодекс. Эта рукопись начала V в. содержала весь Новый Завет и стала хорошим ранним свидетельством текста Нового Завета (особенно хорошим свидетельством первоначального текста Откровения). Двести лет спустя немецкий ученый Константин фон Тишендорф обнаружил Синайский кодекс в монастыре Святой Екатерины, расположенном недалеко от горы Синай. Рукопись, датируемая ок. 360 г., является одним из двух самых старых пергаментных (то есть сделанных из обработанной шкуры животных) рукописей греческого Нового Завета. Самая ранняя пергаментная рукопись, Ватиканский кодекс, находится в библиотеке Ватикана по крайней мере с 1481 года, но она стала доступна исследователям лишь в середине XIX века. Эта рукопись, датируемая немного ранее (350 г.), чем Синайский кодекс, содержит Ветхий Завет и Новый Завет на греческом языке, исключая последнюю часть Нового Завета (</w:t>
       </w:r>
-      <w:hyperlink r:id="rId124">
-        <w:r>
-          <w:rPr>
-            <w:lang w:val="ru_RU" w:bidi="ru_RU"/>
-          </w:rPr>
-          <w:rPr>
-            <w:color w:val="0000EE"/>
-            <w:u w:val="single"/>
-          </w:rPr>
-          <w:t>Евр.9:15</w:t>
-        </w:r>
-      </w:hyperlink>
+      <w:r>
+        <w:rPr>
+          <w:lang w:val="ru_RU" w:bidi="ru_RU"/>
+        </w:rPr>
+        <w:t>Евр.9:15</w:t>
+      </w:r>
       <w:r>
         <w:rPr>
           <w:lang w:val="ru_RU" w:bidi="ru_RU"/>
         </w:rPr>
         <w:t xml:space="preserve"> — </w:t>
       </w:r>
-      <w:hyperlink r:id="rId125">
-        <w:r>
-          <w:rPr>
-            <w:lang w:val="ru_RU" w:bidi="ru_RU"/>
-          </w:rPr>
-          <w:rPr>
-            <w:color w:val="0000EE"/>
-            <w:u w:val="single"/>
-          </w:rPr>
-          <w:t>Откр.22:21</w:t>
-        </w:r>
-      </w:hyperlink>
+      <w:r>
+        <w:rPr>
+          <w:lang w:val="ru_RU" w:bidi="ru_RU"/>
+        </w:rPr>
+        <w:t>Откр.22:21</w:t>
+      </w:r>
       <w:r>
         <w:rPr>
           <w:lang w:val="ru_RU" w:bidi="ru_RU"/>
@@ -4559,36 +3875,24 @@
         </w:rPr>
         <w:t>В начале ветхозаветного повествования Бог открывается людям как «Бог человеколюбивый и милосердый, долготерпеливый и многомилостивый и истинный» (</w:t>
       </w:r>
-      <w:hyperlink r:id="rId126">
-        <w:r>
-          <w:rPr>
-            <w:lang w:val="ru_RU" w:bidi="ru_RU"/>
-          </w:rPr>
-          <w:rPr>
-            <w:color w:val="0000EE"/>
-            <w:u w:val="single"/>
-          </w:rPr>
-          <w:t>Исх. 34:6</w:t>
-        </w:r>
-      </w:hyperlink>
+      <w:r>
+        <w:rPr>
+          <w:lang w:val="ru_RU" w:bidi="ru_RU"/>
+        </w:rPr>
+        <w:t>Исх. 34:6</w:t>
+      </w:r>
       <w:r>
         <w:rPr>
           <w:lang w:val="ru_RU" w:bidi="ru_RU"/>
         </w:rPr>
         <w:t>). Благодаря этому недостойные люди получают возможность обратиться к Нему с молитвой: «Если я приобрёл благоволение [или благодать] в очах Твоих, Владыка...» (</w:t>
       </w:r>
-      <w:hyperlink r:id="rId127">
-        <w:r>
-          <w:rPr>
-            <w:lang w:val="ru_RU" w:bidi="ru_RU"/>
-          </w:rPr>
-          <w:rPr>
-            <w:color w:val="0000EE"/>
-            <w:u w:val="single"/>
-          </w:rPr>
-          <w:t>Исх. 34:9</w:t>
-        </w:r>
-      </w:hyperlink>
+      <w:r>
+        <w:rPr>
+          <w:lang w:val="ru_RU" w:bidi="ru_RU"/>
+        </w:rPr>
+        <w:t>Исх. 34:9</w:t>
+      </w:r>
       <w:r>
         <w:rPr>
           <w:lang w:val="ru_RU" w:bidi="ru_RU"/>
@@ -4609,72 +3913,48 @@
         </w:rPr>
         <w:t>Божья благодать проявилась уже в Эдемском саду, когда Бог после грехопадения дал обещание об искуплении людей (</w:t>
       </w:r>
-      <w:hyperlink r:id="rId128">
-        <w:r>
-          <w:rPr>
-            <w:lang w:val="ru_RU" w:bidi="ru_RU"/>
-          </w:rPr>
-          <w:rPr>
-            <w:color w:val="0000EE"/>
-            <w:u w:val="single"/>
-          </w:rPr>
-          <w:t>Быт. 3:15</w:t>
-        </w:r>
-      </w:hyperlink>
+      <w:r>
+        <w:rPr>
+          <w:lang w:val="ru_RU" w:bidi="ru_RU"/>
+        </w:rPr>
+        <w:t>Быт. 3:15</w:t>
+      </w:r>
       <w:r>
         <w:rPr>
           <w:lang w:val="ru_RU" w:bidi="ru_RU"/>
         </w:rPr>
         <w:t>) и оказал им заботу. Он не оставил их, не покарал и не уничтожил. Призвав Авраама, Бог распространил Свою благодать не просто на него как на отдельно взятого человека, но также через него на весь мир. Кроме обещания благословить Авраама и его потомков Бог дал Аврааму знамение, что благословения, данные ему лично, и благословения, данные его народу, приведут ко всеобщему благословению «всех племён земных» (</w:t>
       </w:r>
-      <w:hyperlink r:id="rId129">
-        <w:r>
-          <w:rPr>
-            <w:lang w:val="ru_RU" w:bidi="ru_RU"/>
-          </w:rPr>
-          <w:rPr>
-            <w:color w:val="0000EE"/>
-            <w:u w:val="single"/>
-          </w:rPr>
-          <w:t>Быт. 12:2–3</w:t>
-        </w:r>
-      </w:hyperlink>
+      <w:r>
+        <w:rPr>
+          <w:lang w:val="ru_RU" w:bidi="ru_RU"/>
+        </w:rPr>
+        <w:t>Быт. 12:2–3</w:t>
+      </w:r>
       <w:r>
         <w:rPr>
           <w:lang w:val="ru_RU" w:bidi="ru_RU"/>
         </w:rPr>
         <w:t>). Таким образом, и избрание Авраама, и обещание всеобщего благословения отразились в завете, целью которого было распространение Божьей благодати на всё человечество. Торжественно подтверждая обещания Аврааму, Бог сказал: «Вот завет Мой с тобою: ты будешь отцом множества народов. И поставлю завет Мой между Мною и тобою и завет между потомками твоими после тебя в роды их, завет вечный» (</w:t>
       </w:r>
-      <w:hyperlink r:id="rId130">
-        <w:r>
-          <w:rPr>
-            <w:lang w:val="ru_RU" w:bidi="ru_RU"/>
-          </w:rPr>
-          <w:rPr>
-            <w:color w:val="0000EE"/>
-            <w:u w:val="single"/>
-          </w:rPr>
-          <w:t>Быт. 17:4, 7</w:t>
-        </w:r>
-      </w:hyperlink>
+      <w:r>
+        <w:rPr>
+          <w:lang w:val="ru_RU" w:bidi="ru_RU"/>
+        </w:rPr>
+        <w:t>Быт. 17:4, 7</w:t>
+      </w:r>
       <w:r>
         <w:rPr>
           <w:lang w:val="ru_RU" w:bidi="ru_RU"/>
         </w:rPr>
         <w:t>). Чтобы данное обещание смогло распространиться на всех потомков Авраама, оно должно было исполниться по Божьей благодати, а не на основании принадлежности к народу. Так оно могло распространиться не только на верующих евреев и их физических потомков, но также на духовных потомков — верующих из всех народов, которые будут исповедовать ту же веру, что было Авраама (</w:t>
       </w:r>
-      <w:hyperlink r:id="rId131">
-        <w:r>
-          <w:rPr>
-            <w:lang w:val="ru_RU" w:bidi="ru_RU"/>
-          </w:rPr>
-          <w:rPr>
-            <w:color w:val="0000EE"/>
-            <w:u w:val="single"/>
-          </w:rPr>
-          <w:t>Рим. 4:16)</w:t>
-        </w:r>
-      </w:hyperlink>
+      <w:r>
+        <w:rPr>
+          <w:lang w:val="ru_RU" w:bidi="ru_RU"/>
+        </w:rPr>
+        <w:t>Рим. 4:16)</w:t>
+      </w:r>
       <w:r>
         <w:rPr>
           <w:lang w:val="ru_RU" w:bidi="ru_RU"/>
@@ -4695,18 +3975,12 @@
         </w:rPr>
         <w:t>Божественный замысел проявился в избрании Авраама, а также в том, что Авраам получил Божью благодать, что послужило примером избрания всех остальных людей, которых Бог использовал в истории искупления. Кроме благ, которые получили через своё призвание такие люди как Авраам, Давид, пророки, а затем и апостолы, становилась очевидной мера вклада Церкви, которая разделяет веру Авраама, в осуществлении Божьего завета. Посредством отношений, в которых была явлена благодать Бога с израильскими патриархами и вождями народа, Бог закладывал основу для распространения Своей благодати на всю вселенскую Церковь. В этих ветхозаветных отношениях Бог проявил Своё намерение работать с церковью, которая играет огромную роль в Божьем плане искупления. Ветхозаветные пророки знали, что, исполняя своё служение, они служили не себе, а Церкви (</w:t>
       </w:r>
-      <w:hyperlink r:id="rId132">
-        <w:r>
-          <w:rPr>
-            <w:lang w:val="ru_RU" w:bidi="ru_RU"/>
-          </w:rPr>
-          <w:rPr>
-            <w:color w:val="0000EE"/>
-            <w:u w:val="single"/>
-          </w:rPr>
-          <w:t>1Петр. 1:10–12</w:t>
-        </w:r>
-      </w:hyperlink>
+      <w:r>
+        <w:rPr>
+          <w:lang w:val="ru_RU" w:bidi="ru_RU"/>
+        </w:rPr>
+        <w:t>1Петр. 1:10–12</w:t>
+      </w:r>
       <w:r>
         <w:rPr>
           <w:lang w:val="ru_RU" w:bidi="ru_RU"/>
@@ -4727,54 +4001,36 @@
         </w:rPr>
         <w:t>Ветхозаветное общество, будучи переходной стадией или посредником, который передавал Божью благодать, имело лишь временное значение. Позже Божья благодать проявилась в новозаветном обществе (</w:t>
       </w:r>
-      <w:hyperlink r:id="rId133">
-        <w:r>
-          <w:rPr>
-            <w:lang w:val="ru_RU" w:bidi="ru_RU"/>
-          </w:rPr>
-          <w:rPr>
-            <w:color w:val="0000EE"/>
-            <w:u w:val="single"/>
-          </w:rPr>
-          <w:t>Евр. 8:6–7</w:t>
-        </w:r>
-      </w:hyperlink>
+      <w:r>
+        <w:rPr>
+          <w:lang w:val="ru_RU" w:bidi="ru_RU"/>
+        </w:rPr>
+        <w:t>Евр. 8:6–7</w:t>
+      </w:r>
       <w:r>
         <w:rPr>
           <w:lang w:val="ru_RU" w:bidi="ru_RU"/>
         </w:rPr>
         <w:t>). Итак, Ветхий завет был заменён Новым, который в полной мере демонстрировал проявление Божьей благодати. Благодаря такой зрения становится понятным общеизвестное противоречие между законом и благодатью. Как и избрание народа Израиля, закон (один из наиболее важных постановлений Ветхого завета) был временной мерой Божьей благодати, данной лишь для того, чтобы предварить и подготовить завет оправдания по благодати через веру в Иисуса Христа (</w:t>
       </w:r>
-      <w:hyperlink r:id="rId134">
-        <w:r>
-          <w:rPr>
-            <w:lang w:val="ru_RU" w:bidi="ru_RU"/>
-          </w:rPr>
-          <w:rPr>
-            <w:color w:val="0000EE"/>
-            <w:u w:val="single"/>
-          </w:rPr>
-          <w:t>Гал. 3:23–29</w:t>
-        </w:r>
-      </w:hyperlink>
+      <w:r>
+        <w:rPr>
+          <w:lang w:val="ru_RU" w:bidi="ru_RU"/>
+        </w:rPr>
+        <w:t>Гал. 3:23–29</w:t>
+      </w:r>
       <w:r>
         <w:rPr>
           <w:lang w:val="ru_RU" w:bidi="ru_RU"/>
         </w:rPr>
         <w:t xml:space="preserve">; </w:t>
       </w:r>
-      <w:hyperlink r:id="rId135">
-        <w:r>
-          <w:rPr>
-            <w:lang w:val="ru_RU" w:bidi="ru_RU"/>
-          </w:rPr>
-          <w:rPr>
-            <w:color w:val="0000EE"/>
-            <w:u w:val="single"/>
-          </w:rPr>
-          <w:t>Евр. 10:1</w:t>
-        </w:r>
-      </w:hyperlink>
+      <w:r>
+        <w:rPr>
+          <w:lang w:val="ru_RU" w:bidi="ru_RU"/>
+        </w:rPr>
+        <w:t>Евр. 10:1</w:t>
+      </w:r>
       <w:r>
         <w:rPr>
           <w:lang w:val="ru_RU" w:bidi="ru_RU"/>
@@ -4806,18 +4062,12 @@
         </w:rPr>
         <w:t>В Новом завете представление о благодати, которая определяется как активное участие Бога в делах Его народа, рассматривается более глубоко. Божья благодать воплощается в личности Иисуса Христа, Который явил природу Божьей благодати в Своём служении искупления, которое было обещано в Ветхом Завете и явлено в отношениях благодати Бога с человечеством (</w:t>
       </w:r>
-      <w:hyperlink r:id="rId22">
-        <w:r>
-          <w:rPr>
-            <w:lang w:val="ru_RU" w:bidi="ru_RU"/>
-          </w:rPr>
-          <w:rPr>
-            <w:color w:val="0000EE"/>
-            <w:u w:val="single"/>
-          </w:rPr>
-          <w:t>Ин. 1:14, 17</w:t>
-        </w:r>
-      </w:hyperlink>
+      <w:r>
+        <w:rPr>
+          <w:lang w:val="ru_RU" w:bidi="ru_RU"/>
+        </w:rPr>
+        <w:t>Ин. 1:14, 17</w:t>
+      </w:r>
       <w:r>
         <w:rPr>
           <w:lang w:val="ru_RU" w:bidi="ru_RU"/>
@@ -4838,36 +4088,24 @@
         </w:rPr>
         <w:t>Божья благодать, проявленная в Иисусе Христе, позволяет Богу прощать грешников и собирать их в церковь — в общину Нового Завета. В период Своего служения Иисус множество раз произносил слова прощения огромному числу грешников и являл Божью благодать, оказывая помощь в самых разных нуждах людей. В таких притчах, как прощение блудного сына и поиск заблудшей овцы, Иисус дал ясно понять, что Он пришёл найти и спасти тех, кто был потерян. Его искупительная смерть на кресте широко открыла врата спасения для раскаявшихся грешников, которые теперь могут обрести доступ к Божьей прощающей и восстанавливающей благодати. Эта простая истина сформулирована в учении об оправдании верой по благодати (</w:t>
       </w:r>
-      <w:hyperlink r:id="rId136">
-        <w:r>
-          <w:rPr>
-            <w:lang w:val="ru_RU" w:bidi="ru_RU"/>
-          </w:rPr>
-          <w:rPr>
-            <w:color w:val="0000EE"/>
-            <w:u w:val="single"/>
-          </w:rPr>
-          <w:t>Рим. 3:23</w:t>
-        </w:r>
-      </w:hyperlink>
+      <w:r>
+        <w:rPr>
+          <w:lang w:val="ru_RU" w:bidi="ru_RU"/>
+        </w:rPr>
+        <w:t>Рим. 3:23</w:t>
+      </w:r>
       <w:r>
         <w:rPr>
           <w:lang w:val="ru_RU" w:bidi="ru_RU"/>
         </w:rPr>
         <w:t xml:space="preserve">; </w:t>
       </w:r>
-      <w:hyperlink r:id="rId137">
-        <w:r>
-          <w:rPr>
-            <w:lang w:val="ru_RU" w:bidi="ru_RU"/>
-          </w:rPr>
-          <w:rPr>
-            <w:color w:val="0000EE"/>
-            <w:u w:val="single"/>
-          </w:rPr>
-          <w:t>Тит. 3:7</w:t>
-        </w:r>
-      </w:hyperlink>
+      <w:r>
+        <w:rPr>
+          <w:lang w:val="ru_RU" w:bidi="ru_RU"/>
+        </w:rPr>
+        <w:t>Тит. 3:7</w:t>
+      </w:r>
       <w:r>
         <w:rPr>
           <w:lang w:val="ru_RU" w:bidi="ru_RU"/>
@@ -4888,144 +4126,96 @@
         </w:rPr>
         <w:t>Божья благодать, проявленная в Иисусе Христе, также позволяет Богу дать верующим незаслуженные блага, которые обогащают их жизнь и объединяют их в Церковь — Тело Христа. Принятая верующими благодать наделяет их новым статусом. Они становятся Божьими детьми, членами Божьей семьи, что позволяет им относиться к Богу как к своему Небесному Отцу (</w:t>
       </w:r>
-      <w:hyperlink r:id="rId138">
-        <w:r>
-          <w:rPr>
-            <w:lang w:val="ru_RU" w:bidi="ru_RU"/>
-          </w:rPr>
-          <w:rPr>
-            <w:color w:val="0000EE"/>
-            <w:u w:val="single"/>
-          </w:rPr>
-          <w:t>Гал. 4:4–6</w:t>
-        </w:r>
-      </w:hyperlink>
+      <w:r>
+        <w:rPr>
+          <w:lang w:val="ru_RU" w:bidi="ru_RU"/>
+        </w:rPr>
+        <w:t>Гал. 4:4–6</w:t>
+      </w:r>
       <w:r>
         <w:rPr>
           <w:lang w:val="ru_RU" w:bidi="ru_RU"/>
         </w:rPr>
         <w:t>). Они становятся членами сообщества, где расовые, классовые и половые различия более не имеют значения; теперь они все в равной мере стали наследниками Божьего обещания, данного Аврааму о благословении всего человечества (</w:t>
       </w:r>
-      <w:hyperlink r:id="rId139">
-        <w:r>
-          <w:rPr>
-            <w:lang w:val="ru_RU" w:bidi="ru_RU"/>
-          </w:rPr>
-          <w:rPr>
-            <w:color w:val="0000EE"/>
-            <w:u w:val="single"/>
-          </w:rPr>
-          <w:t>3:28–29</w:t>
-        </w:r>
-      </w:hyperlink>
+      <w:r>
+        <w:rPr>
+          <w:lang w:val="ru_RU" w:bidi="ru_RU"/>
+        </w:rPr>
+        <w:t>3:28–29</w:t>
+      </w:r>
       <w:r>
         <w:rPr>
           <w:lang w:val="ru_RU" w:bidi="ru_RU"/>
         </w:rPr>
         <w:t>). Чтобы обогатить личную жизнь верующих и обеспечить их полноценное участие в жизни новой общины, Святой Дух милостиво даёт им разные дары для совершения служений, полезных для Церкви (</w:t>
       </w:r>
-      <w:hyperlink r:id="rId140">
-        <w:r>
-          <w:rPr>
-            <w:lang w:val="ru_RU" w:bidi="ru_RU"/>
-          </w:rPr>
-          <w:rPr>
-            <w:color w:val="0000EE"/>
-            <w:u w:val="single"/>
-          </w:rPr>
-          <w:t>Рим. 12:6–8</w:t>
-        </w:r>
-      </w:hyperlink>
+      <w:r>
+        <w:rPr>
+          <w:lang w:val="ru_RU" w:bidi="ru_RU"/>
+        </w:rPr>
+        <w:t>Рим. 12:6–8</w:t>
+      </w:r>
       <w:r>
         <w:rPr>
           <w:lang w:val="ru_RU" w:bidi="ru_RU"/>
         </w:rPr>
         <w:t>). Главным среди таких служений является апостольское служение, которое само по себе тесно связано с Божьей благодатью (</w:t>
       </w:r>
-      <w:hyperlink r:id="rId141">
-        <w:r>
-          <w:rPr>
-            <w:lang w:val="ru_RU" w:bidi="ru_RU"/>
-          </w:rPr>
-          <w:rPr>
-            <w:color w:val="0000EE"/>
-            <w:u w:val="single"/>
-          </w:rPr>
-          <w:t>1:5</w:t>
-        </w:r>
-      </w:hyperlink>
+      <w:r>
+        <w:rPr>
+          <w:lang w:val="ru_RU" w:bidi="ru_RU"/>
+        </w:rPr>
+        <w:t>1:5</w:t>
+      </w:r>
       <w:r>
         <w:rPr>
           <w:lang w:val="ru_RU" w:bidi="ru_RU"/>
         </w:rPr>
         <w:t xml:space="preserve">; </w:t>
       </w:r>
-      <w:hyperlink r:id="rId142">
-        <w:r>
-          <w:rPr>
-            <w:lang w:val="ru_RU" w:bidi="ru_RU"/>
-          </w:rPr>
-          <w:rPr>
-            <w:color w:val="0000EE"/>
-            <w:u w:val="single"/>
-          </w:rPr>
-          <w:t>15:15–16</w:t>
-        </w:r>
-      </w:hyperlink>
+      <w:r>
+        <w:rPr>
+          <w:lang w:val="ru_RU" w:bidi="ru_RU"/>
+        </w:rPr>
+        <w:t>15:15–16</w:t>
+      </w:r>
       <w:r>
         <w:rPr>
           <w:lang w:val="ru_RU" w:bidi="ru_RU"/>
         </w:rPr>
         <w:t>); оно также связано с древним пророческим служением, что обеспечивает твёрдое основание для Церкви (</w:t>
       </w:r>
-      <w:hyperlink r:id="rId143">
-        <w:r>
-          <w:rPr>
-            <w:lang w:val="ru_RU" w:bidi="ru_RU"/>
-          </w:rPr>
-          <w:rPr>
-            <w:color w:val="0000EE"/>
-            <w:u w:val="single"/>
-          </w:rPr>
-          <w:t>Еф. 2:20</w:t>
-        </w:r>
-      </w:hyperlink>
+      <w:r>
+        <w:rPr>
+          <w:lang w:val="ru_RU" w:bidi="ru_RU"/>
+        </w:rPr>
+        <w:t>Еф. 2:20</w:t>
+      </w:r>
       <w:r>
         <w:rPr>
           <w:lang w:val="ru_RU" w:bidi="ru_RU"/>
         </w:rPr>
         <w:t>). Так как богатства Божьей благодати щедро изливаются на верующих в их земной жизни в общине верующих (</w:t>
       </w:r>
-      <w:hyperlink r:id="rId144">
-        <w:r>
-          <w:rPr>
-            <w:lang w:val="ru_RU" w:bidi="ru_RU"/>
-          </w:rPr>
-          <w:rPr>
-            <w:color w:val="0000EE"/>
-            <w:u w:val="single"/>
-          </w:rPr>
-          <w:t>1:7–8</w:t>
-        </w:r>
-      </w:hyperlink>
+      <w:r>
+        <w:rPr>
+          <w:lang w:val="ru_RU" w:bidi="ru_RU"/>
+        </w:rPr>
+        <w:t>1:7–8</w:t>
+      </w:r>
       <w:r>
         <w:rPr>
           <w:lang w:val="ru_RU" w:bidi="ru_RU"/>
         </w:rPr>
         <w:t>), то Церковь в вечности покажет безмерное богатство Божьей благодати в Иисусе Христе (</w:t>
       </w:r>
-      <w:hyperlink r:id="rId145">
-        <w:r>
-          <w:rPr>
-            <w:lang w:val="ru_RU" w:bidi="ru_RU"/>
-          </w:rPr>
-          <w:rPr>
-            <w:color w:val="0000EE"/>
-            <w:u w:val="single"/>
-          </w:rPr>
-          <w:t>2:6</w:t>
-        </w:r>
-      </w:hyperlink>
+      <w:r>
+        <w:rPr>
+          <w:lang w:val="ru_RU" w:bidi="ru_RU"/>
+        </w:rPr>
+        <w:t>2:6</w:t>
+      </w:r>
       <w:r>
         <w:rPr>
           <w:lang w:val="ru_RU" w:bidi="ru_RU"/>
@@ -5046,144 +4236,96 @@
         </w:rPr>
         <w:t>Наконец, по Своей благодати данной в Иисусе Христе, Бог помогает верующим проявлять Его благодать в их характере и взаимоотношениях с людьми. Непременным условием для получения Божьей благодати является смирение (</w:t>
       </w:r>
-      <w:hyperlink r:id="rId146">
-        <w:r>
-          <w:rPr>
-            <w:lang w:val="ru_RU" w:bidi="ru_RU"/>
-          </w:rPr>
-          <w:rPr>
-            <w:color w:val="0000EE"/>
-            <w:u w:val="single"/>
-          </w:rPr>
-          <w:t>Иак. 4:6</w:t>
-        </w:r>
-      </w:hyperlink>
+      <w:r>
+        <w:rPr>
+          <w:lang w:val="ru_RU" w:bidi="ru_RU"/>
+        </w:rPr>
+        <w:t>Иак. 4:6</w:t>
+      </w:r>
       <w:r>
         <w:rPr>
           <w:lang w:val="ru_RU" w:bidi="ru_RU"/>
         </w:rPr>
         <w:t xml:space="preserve">; </w:t>
       </w:r>
-      <w:hyperlink r:id="rId147">
-        <w:r>
-          <w:rPr>
-            <w:lang w:val="ru_RU" w:bidi="ru_RU"/>
-          </w:rPr>
-          <w:rPr>
-            <w:color w:val="0000EE"/>
-            <w:u w:val="single"/>
-          </w:rPr>
-          <w:t>1Петр. 5:5</w:t>
-        </w:r>
-      </w:hyperlink>
+      <w:r>
+        <w:rPr>
+          <w:lang w:val="ru_RU" w:bidi="ru_RU"/>
+        </w:rPr>
+        <w:t>1Петр. 5:5</w:t>
+      </w:r>
       <w:r>
         <w:rPr>
           <w:lang w:val="ru_RU" w:bidi="ru_RU"/>
         </w:rPr>
         <w:t>). Смирение по отношению к Богу позволяет верующим проявлять смирение по отношению к людям. С помощью благодати они могут отречься от эгоизма и тщеславия, проявлять уважение друг ко другу (</w:t>
       </w:r>
-      <w:hyperlink r:id="rId148">
-        <w:r>
-          <w:rPr>
-            <w:lang w:val="ru_RU" w:bidi="ru_RU"/>
-          </w:rPr>
-          <w:rPr>
-            <w:color w:val="0000EE"/>
-            <w:u w:val="single"/>
-          </w:rPr>
-          <w:t>Флп. 2:3–4</w:t>
-        </w:r>
-      </w:hyperlink>
+      <w:r>
+        <w:rPr>
+          <w:lang w:val="ru_RU" w:bidi="ru_RU"/>
+        </w:rPr>
+        <w:t>Флп. 2:3–4</w:t>
+      </w:r>
       <w:r>
         <w:rPr>
           <w:lang w:val="ru_RU" w:bidi="ru_RU"/>
         </w:rPr>
         <w:t>), служить друг другу (</w:t>
       </w:r>
-      <w:hyperlink r:id="rId149">
-        <w:r>
-          <w:rPr>
-            <w:lang w:val="ru_RU" w:bidi="ru_RU"/>
-          </w:rPr>
-          <w:rPr>
-            <w:color w:val="0000EE"/>
-            <w:u w:val="single"/>
-          </w:rPr>
-          <w:t>Еф. 5:21</w:t>
-        </w:r>
-      </w:hyperlink>
+      <w:r>
+        <w:rPr>
+          <w:lang w:val="ru_RU" w:bidi="ru_RU"/>
+        </w:rPr>
+        <w:t>Еф. 5:21</w:t>
+      </w:r>
       <w:r>
         <w:rPr>
           <w:lang w:val="ru_RU" w:bidi="ru_RU"/>
         </w:rPr>
         <w:t>) и подкреплять друг друга (</w:t>
       </w:r>
-      <w:hyperlink r:id="rId150">
-        <w:r>
-          <w:rPr>
-            <w:lang w:val="ru_RU" w:bidi="ru_RU"/>
-          </w:rPr>
-          <w:rPr>
-            <w:color w:val="0000EE"/>
-            <w:u w:val="single"/>
-          </w:rPr>
-          <w:t>Мф. 18:23–35</w:t>
-        </w:r>
-      </w:hyperlink>
+      <w:r>
+        <w:rPr>
+          <w:lang w:val="ru_RU" w:bidi="ru_RU"/>
+        </w:rPr>
+        <w:t>Мф. 18:23–35</w:t>
+      </w:r>
       <w:r>
         <w:rPr>
           <w:lang w:val="ru_RU" w:bidi="ru_RU"/>
         </w:rPr>
         <w:t>), чтобы даже через их общение могла проявляться Божья благодать (</w:t>
       </w:r>
-      <w:hyperlink r:id="rId151">
-        <w:r>
-          <w:rPr>
-            <w:lang w:val="ru_RU" w:bidi="ru_RU"/>
-          </w:rPr>
-          <w:rPr>
-            <w:color w:val="0000EE"/>
-            <w:u w:val="single"/>
-          </w:rPr>
-          <w:t>Кол. 4:6</w:t>
-        </w:r>
-      </w:hyperlink>
+      <w:r>
+        <w:rPr>
+          <w:lang w:val="ru_RU" w:bidi="ru_RU"/>
+        </w:rPr>
+        <w:t>Кол. 4:6</w:t>
+      </w:r>
       <w:r>
         <w:rPr>
           <w:lang w:val="ru_RU" w:bidi="ru_RU"/>
         </w:rPr>
         <w:t>). Поскольку благодать Иисуса Христа формирует духовный фундамент для жизни и взаимоотношений верующих, они не должны превращать благодать Божью в повод к распутству (</w:t>
       </w:r>
-      <w:hyperlink r:id="rId152">
-        <w:r>
-          <w:rPr>
-            <w:lang w:val="ru_RU" w:bidi="ru_RU"/>
-          </w:rPr>
-          <w:rPr>
-            <w:color w:val="0000EE"/>
-            <w:u w:val="single"/>
-          </w:rPr>
-          <w:t>Иуд. 1:4</w:t>
-        </w:r>
-      </w:hyperlink>
+      <w:r>
+        <w:rPr>
+          <w:lang w:val="ru_RU" w:bidi="ru_RU"/>
+        </w:rPr>
+        <w:t>Иуд. 1:4</w:t>
+      </w:r>
       <w:r>
         <w:rPr>
           <w:lang w:val="ru_RU" w:bidi="ru_RU"/>
         </w:rPr>
         <w:t>), но возрастать в благодати Господа (</w:t>
       </w:r>
-      <w:hyperlink r:id="rId153">
-        <w:r>
-          <w:rPr>
-            <w:lang w:val="ru_RU" w:bidi="ru_RU"/>
-          </w:rPr>
-          <w:rPr>
-            <w:color w:val="0000EE"/>
-            <w:u w:val="single"/>
-          </w:rPr>
-          <w:t>2 Петр. 3:18</w:t>
-        </w:r>
-      </w:hyperlink>
+      <w:r>
+        <w:rPr>
+          <w:lang w:val="ru_RU" w:bidi="ru_RU"/>
+        </w:rPr>
+        <w:t>2 Петр. 3:18</w:t>
+      </w:r>
       <w:r>
         <w:rPr>
           <w:lang w:val="ru_RU" w:bidi="ru_RU"/>
@@ -5204,54 +4346,36 @@
         </w:rPr>
         <w:t>Благодать в Библии — это расположение Бога и Его добрая воля по отношению к Его созданиям. Эта Божья воля находит своё высшее выражение в Иисусе Христе. По своему определению эта благодать полностью доступна всем людям без какого-либо предварительного условия. Её нужно только принять (</w:t>
       </w:r>
-      <w:hyperlink r:id="rId154">
-        <w:r>
-          <w:rPr>
-            <w:lang w:val="ru_RU" w:bidi="ru_RU"/>
-          </w:rPr>
-          <w:rPr>
-            <w:color w:val="0000EE"/>
-            <w:u w:val="single"/>
-          </w:rPr>
-          <w:t>Тит. 2:11–12</w:t>
-        </w:r>
-      </w:hyperlink>
+      <w:r>
+        <w:rPr>
+          <w:lang w:val="ru_RU" w:bidi="ru_RU"/>
+        </w:rPr>
+        <w:t>Тит. 2:11–12</w:t>
+      </w:r>
       <w:r>
         <w:rPr>
           <w:lang w:val="ru_RU" w:bidi="ru_RU"/>
         </w:rPr>
         <w:t>). Благодаря благодати, отчуждение человека от Бога и Его целей превращается в доступ к недосягаемому величию Бога и Его трону, таким образом Его благодать становится доступной для удовлетворения всех человеческих потребностей (</w:t>
       </w:r>
-      <w:hyperlink r:id="rId155">
-        <w:r>
-          <w:rPr>
-            <w:lang w:val="ru_RU" w:bidi="ru_RU"/>
-          </w:rPr>
-          <w:rPr>
-            <w:color w:val="0000EE"/>
-            <w:u w:val="single"/>
-          </w:rPr>
-          <w:t>Евр. 4:16</w:t>
-        </w:r>
-      </w:hyperlink>
+      <w:r>
+        <w:rPr>
+          <w:lang w:val="ru_RU" w:bidi="ru_RU"/>
+        </w:rPr>
+        <w:t>Евр. 4:16</w:t>
+      </w:r>
       <w:r>
         <w:rPr>
           <w:lang w:val="ru_RU" w:bidi="ru_RU"/>
         </w:rPr>
         <w:t>). Трагизм непринятия Божьей благодати заключается в безнадёжном отчуждении от Бога или бесполезных попытках заслужить Божье благоволение посредством человеческих усилий, обречённых на тщетность. (</w:t>
       </w:r>
-      <w:hyperlink r:id="rId156">
-        <w:r>
-          <w:rPr>
-            <w:lang w:val="ru_RU" w:bidi="ru_RU"/>
-          </w:rPr>
-          <w:rPr>
-            <w:color w:val="0000EE"/>
-            <w:u w:val="single"/>
-          </w:rPr>
-          <w:t>Рим. 1:21</w:t>
-        </w:r>
-      </w:hyperlink>
+      <w:r>
+        <w:rPr>
+          <w:lang w:val="ru_RU" w:bidi="ru_RU"/>
+        </w:rPr>
+        <w:t>Рим. 1:21</w:t>
+      </w:r>
       <w:r>
         <w:rPr>
           <w:lang w:val="ru_RU" w:bidi="ru_RU"/>
@@ -5272,18 +4396,12 @@
         </w:rPr>
         <w:t>Поскольку Христос олицетворяет исполнение, воплощение и раздачу Божьей благодати, ранние христиане без колебаний называли Божью благодать «благодатью Господа нашего Иисуса Христа». Они считали эту благодать настолько основополагающей и всеобъемлющей для своей личной жизни и для жизни их общин, что традиционное приветствие шалом («мир») было связано с упоминанием благодати Иисуса Христа. По этой причине почти в каждой книге Нового Завета повторяются различные варианты основного приветствия: «Благодать Господа нашего Иисуса Христа со всеми вами» (</w:t>
       </w:r>
-      <w:hyperlink r:id="rId157">
-        <w:r>
-          <w:rPr>
-            <w:lang w:val="ru_RU" w:bidi="ru_RU"/>
-          </w:rPr>
-          <w:rPr>
-            <w:color w:val="0000EE"/>
-            <w:u w:val="single"/>
-          </w:rPr>
-          <w:t>2Фес. 3:18</w:t>
-        </w:r>
-      </w:hyperlink>
+      <w:r>
+        <w:rPr>
+          <w:lang w:val="ru_RU" w:bidi="ru_RU"/>
+        </w:rPr>
+        <w:t>2Фес. 3:18</w:t>
+      </w:r>
       <w:r>
         <w:rPr>
           <w:lang w:val="ru_RU" w:bidi="ru_RU"/>
@@ -5422,54 +4540,36 @@
         </w:rPr>
         <w:t>В Книге пророка Иеремии «блюстители» — это священники, следящие за порядком в храме: «Господь поставил тебя священником... чтобы ты был между блюстителями в доме Господнем за всяким человеком, неистовствующим и пророчествующим, и чтобы ты сажал такого в темницу и в колоду» (</w:t>
       </w:r>
-      <w:hyperlink r:id="rId158">
-        <w:r>
-          <w:rPr>
-            <w:lang w:val="ru_RU" w:bidi="ru_RU"/>
-          </w:rPr>
-          <w:rPr>
-            <w:color w:val="0000EE"/>
-            <w:u w:val="single"/>
-          </w:rPr>
-          <w:t>Иер. 29:26</w:t>
-        </w:r>
-      </w:hyperlink>
+      <w:r>
+        <w:rPr>
+          <w:lang w:val="ru_RU" w:bidi="ru_RU"/>
+        </w:rPr>
+        <w:t>Иер. 29:26</w:t>
+      </w:r>
       <w:r>
         <w:rPr>
           <w:lang w:val="ru_RU" w:bidi="ru_RU"/>
         </w:rPr>
         <w:t>) В Книге пророка Даниила «блюстители» перечислены среди начальников различного ранга: «И собрались сатрапы, наместники, военачальники, верховные судьи, казнохранители, законоведцы, блюстители суда и все областные правители» (</w:t>
       </w:r>
-      <w:hyperlink r:id="rId159">
-        <w:r>
-          <w:rPr>
-            <w:lang w:val="ru_RU" w:bidi="ru_RU"/>
-          </w:rPr>
-          <w:rPr>
-            <w:color w:val="0000EE"/>
-            <w:u w:val="single"/>
-          </w:rPr>
-          <w:t>Дан.3:2,3</w:t>
-        </w:r>
-      </w:hyperlink>
+      <w:r>
+        <w:rPr>
+          <w:lang w:val="ru_RU" w:bidi="ru_RU"/>
+        </w:rPr>
+        <w:t>Дан.3:2,3</w:t>
+      </w:r>
       <w:r>
         <w:rPr>
           <w:lang w:val="ru_RU" w:bidi="ru_RU"/>
         </w:rPr>
         <w:t xml:space="preserve">). В Синодальном переводе в </w:t>
       </w:r>
-      <w:hyperlink r:id="rId160">
-        <w:r>
-          <w:rPr>
-            <w:lang w:val="ru_RU" w:bidi="ru_RU"/>
-          </w:rPr>
-          <w:rPr>
-            <w:color w:val="0000EE"/>
-            <w:u w:val="single"/>
-          </w:rPr>
-          <w:t>Книге Деяний 19:35</w:t>
-        </w:r>
-      </w:hyperlink>
+      <w:r>
+        <w:rPr>
+          <w:lang w:val="ru_RU" w:bidi="ru_RU"/>
+        </w:rPr>
+        <w:t>Книге Деяний 19:35</w:t>
+      </w:r>
       <w:r>
         <w:rPr>
           <w:lang w:val="ru_RU" w:bidi="ru_RU"/>
@@ -5490,90 +4590,60 @@
         </w:rPr>
         <w:t>Итак, «блюститель» — это должностное лицо, которое следит за порядком и обладает властью. Блюститель осуществляет надзор за вверенной ему областью, наблюдает за работой, направляет, и защищает интересы того, кто назначил его на должность. В Новом Завете, когда речь идёт о людях, поставленных служить Церкви от имени Иисуса Христа, это понятие употребляется в аналогичном значении (</w:t>
       </w:r>
-      <w:hyperlink r:id="rId161">
-        <w:r>
-          <w:rPr>
-            <w:lang w:val="ru_RU" w:bidi="ru_RU"/>
-          </w:rPr>
-          <w:rPr>
-            <w:color w:val="0000EE"/>
-            <w:u w:val="single"/>
-          </w:rPr>
-          <w:t>Деян. 20:28</w:t>
-        </w:r>
-      </w:hyperlink>
+      <w:r>
+        <w:rPr>
+          <w:lang w:val="ru_RU" w:bidi="ru_RU"/>
+        </w:rPr>
+        <w:t>Деян. 20:28</w:t>
+      </w:r>
       <w:r>
         <w:rPr>
           <w:lang w:val="ru_RU" w:bidi="ru_RU"/>
         </w:rPr>
         <w:t xml:space="preserve">). В </w:t>
       </w:r>
-      <w:hyperlink r:id="rId162">
-        <w:r>
-          <w:rPr>
-            <w:lang w:val="ru_RU" w:bidi="ru_RU"/>
-          </w:rPr>
-          <w:rPr>
-            <w:color w:val="0000EE"/>
-            <w:u w:val="single"/>
-          </w:rPr>
-          <w:t>Фил. 1:1</w:t>
-        </w:r>
-      </w:hyperlink>
+      <w:r>
+        <w:rPr>
+          <w:lang w:val="ru_RU" w:bidi="ru_RU"/>
+        </w:rPr>
+        <w:t>Фил. 1:1</w:t>
+      </w:r>
       <w:r>
         <w:rPr>
           <w:lang w:val="ru_RU" w:bidi="ru_RU"/>
         </w:rPr>
         <w:t xml:space="preserve">, </w:t>
       </w:r>
-      <w:hyperlink r:id="rId163">
-        <w:r>
-          <w:rPr>
-            <w:lang w:val="ru_RU" w:bidi="ru_RU"/>
-          </w:rPr>
-          <w:rPr>
-            <w:color w:val="0000EE"/>
-            <w:u w:val="single"/>
-          </w:rPr>
-          <w:t>1Тим. 3:1–2</w:t>
-        </w:r>
-      </w:hyperlink>
+      <w:r>
+        <w:rPr>
+          <w:lang w:val="ru_RU" w:bidi="ru_RU"/>
+        </w:rPr>
+        <w:t>1Тим. 3:1–2</w:t>
+      </w:r>
       <w:r>
         <w:rPr>
           <w:lang w:val="ru_RU" w:bidi="ru_RU"/>
         </w:rPr>
         <w:t xml:space="preserve"> и </w:t>
       </w:r>
-      <w:hyperlink r:id="rId164">
-        <w:r>
-          <w:rPr>
-            <w:lang w:val="ru_RU" w:bidi="ru_RU"/>
-          </w:rPr>
-          <w:rPr>
-            <w:color w:val="0000EE"/>
-            <w:u w:val="single"/>
-          </w:rPr>
-          <w:t>Тит. 1:7</w:t>
-        </w:r>
-      </w:hyperlink>
+      <w:r>
+        <w:rPr>
+          <w:lang w:val="ru_RU" w:bidi="ru_RU"/>
+        </w:rPr>
+        <w:t>Тит. 1:7</w:t>
+      </w:r>
       <w:r>
         <w:rPr>
           <w:lang w:val="ru_RU" w:bidi="ru_RU"/>
         </w:rPr>
         <w:t xml:space="preserve"> это же греческое слово «епископос» переведено как «епископ». Сам Иисус Христос назван Блюстителем и Пастырем наших душ (</w:t>
       </w:r>
-      <w:hyperlink r:id="rId165">
-        <w:r>
-          <w:rPr>
-            <w:lang w:val="ru_RU" w:bidi="ru_RU"/>
-          </w:rPr>
-          <w:rPr>
-            <w:color w:val="0000EE"/>
-            <w:u w:val="single"/>
-          </w:rPr>
-          <w:t>1Пет. 2:25</w:t>
-        </w:r>
-      </w:hyperlink>
+      <w:r>
+        <w:rPr>
+          <w:lang w:val="ru_RU" w:bidi="ru_RU"/>
+        </w:rPr>
+        <w:t>1Пет. 2:25</w:t>
+      </w:r>
       <w:r>
         <w:rPr>
           <w:lang w:val="ru_RU" w:bidi="ru_RU"/>
@@ -5687,108 +4757,72 @@
         </w:rPr>
         <w:t>Согласно Библии, всё творение указывает на божественность и Божью вечную власть (</w:t>
       </w:r>
-      <w:hyperlink r:id="rId166">
-        <w:r>
-          <w:rPr>
-            <w:lang w:val="ru_RU" w:bidi="ru_RU"/>
-          </w:rPr>
-          <w:rPr>
-            <w:color w:val="0000EE"/>
-            <w:u w:val="single"/>
-          </w:rPr>
-          <w:t>Пс.18:1–6</w:t>
-        </w:r>
-      </w:hyperlink>
+      <w:r>
+        <w:rPr>
+          <w:lang w:val="ru_RU" w:bidi="ru_RU"/>
+        </w:rPr>
+        <w:t>Пс.18:1–6</w:t>
+      </w:r>
       <w:r>
         <w:rPr>
           <w:lang w:val="ru_RU" w:bidi="ru_RU"/>
         </w:rPr>
         <w:t xml:space="preserve">; </w:t>
       </w:r>
-      <w:hyperlink r:id="rId167">
-        <w:r>
-          <w:rPr>
-            <w:lang w:val="ru_RU" w:bidi="ru_RU"/>
-          </w:rPr>
-          <w:rPr>
-            <w:color w:val="0000EE"/>
-            <w:u w:val="single"/>
-          </w:rPr>
-          <w:t>Рим.1:20</w:t>
-        </w:r>
-      </w:hyperlink>
+      <w:r>
+        <w:rPr>
+          <w:lang w:val="ru_RU" w:bidi="ru_RU"/>
+        </w:rPr>
+        <w:t>Рим.1:20</w:t>
+      </w:r>
       <w:r>
         <w:rPr>
           <w:lang w:val="ru_RU" w:bidi="ru_RU"/>
         </w:rPr>
         <w:t>). Божье провидение тоже раскрывает некоторые из Его качества (</w:t>
       </w:r>
-      <w:hyperlink r:id="rId168">
-        <w:r>
-          <w:rPr>
-            <w:lang w:val="ru_RU" w:bidi="ru_RU"/>
-          </w:rPr>
-          <w:rPr>
-            <w:color w:val="0000EE"/>
-            <w:u w:val="single"/>
-          </w:rPr>
-          <w:t>Мф.5:45</w:t>
-        </w:r>
-      </w:hyperlink>
+      <w:r>
+        <w:rPr>
+          <w:lang w:val="ru_RU" w:bidi="ru_RU"/>
+        </w:rPr>
+        <w:t>Мф.5:45</w:t>
+      </w:r>
       <w:r>
         <w:rPr>
           <w:lang w:val="ru_RU" w:bidi="ru_RU"/>
         </w:rPr>
         <w:t xml:space="preserve">; </w:t>
       </w:r>
-      <w:hyperlink r:id="rId169">
-        <w:r>
-          <w:rPr>
-            <w:lang w:val="ru_RU" w:bidi="ru_RU"/>
-          </w:rPr>
-          <w:rPr>
-            <w:color w:val="0000EE"/>
-            <w:u w:val="single"/>
-          </w:rPr>
-          <w:t>Лк.6:35</w:t>
-        </w:r>
-      </w:hyperlink>
+      <w:r>
+        <w:rPr>
+          <w:lang w:val="ru_RU" w:bidi="ru_RU"/>
+        </w:rPr>
+        <w:t>Лк.6:35</w:t>
+      </w:r>
       <w:r>
         <w:rPr>
           <w:lang w:val="ru_RU" w:bidi="ru_RU"/>
         </w:rPr>
         <w:t xml:space="preserve">; </w:t>
       </w:r>
-      <w:hyperlink r:id="rId170">
-        <w:r>
-          <w:rPr>
-            <w:lang w:val="ru_RU" w:bidi="ru_RU"/>
-          </w:rPr>
-          <w:rPr>
-            <w:color w:val="0000EE"/>
-            <w:u w:val="single"/>
-          </w:rPr>
-          <w:t>Деян.14:16–17</w:t>
-        </w:r>
-      </w:hyperlink>
+      <w:r>
+        <w:rPr>
+          <w:lang w:val="ru_RU" w:bidi="ru_RU"/>
+        </w:rPr>
+        <w:t>Деян.14:16–17</w:t>
+      </w:r>
       <w:r>
         <w:rPr>
           <w:lang w:val="ru_RU" w:bidi="ru_RU"/>
         </w:rPr>
         <w:t xml:space="preserve">; </w:t>
       </w:r>
-      <w:hyperlink r:id="rId171">
-        <w:r>
-          <w:rPr>
-            <w:lang w:val="ru_RU" w:bidi="ru_RU"/>
-          </w:rPr>
-          <w:rPr>
-            <w:color w:val="0000EE"/>
-            <w:u w:val="single"/>
-          </w:rPr>
-          <w:t>17:22–31</w:t>
-        </w:r>
-      </w:hyperlink>
+      <w:r>
+        <w:rPr>
+          <w:lang w:val="ru_RU" w:bidi="ru_RU"/>
+        </w:rPr>
+        <w:t>17:22–31</w:t>
+      </w:r>
       <w:r>
         <w:rPr>
           <w:lang w:val="ru_RU" w:bidi="ru_RU"/>
@@ -5809,126 +4843,84 @@
         </w:rPr>
         <w:t>Каким образом Писание раскрывает Божий характер? Прежде всего, в именах, через которые Бог явил Себя (</w:t>
       </w:r>
-      <w:hyperlink r:id="rId172">
-        <w:r>
-          <w:rPr>
-            <w:lang w:val="ru_RU" w:bidi="ru_RU"/>
-          </w:rPr>
-          <w:rPr>
-            <w:color w:val="0000EE"/>
-            <w:u w:val="single"/>
-          </w:rPr>
-          <w:t>Быт.1:1</w:t>
-        </w:r>
-      </w:hyperlink>
+      <w:r>
+        <w:rPr>
+          <w:lang w:val="ru_RU" w:bidi="ru_RU"/>
+        </w:rPr>
+        <w:t>Быт.1:1</w:t>
+      </w:r>
       <w:r>
         <w:rPr>
           <w:lang w:val="ru_RU" w:bidi="ru_RU"/>
         </w:rPr>
         <w:t xml:space="preserve">; </w:t>
       </w:r>
-      <w:hyperlink r:id="rId173">
-        <w:r>
-          <w:rPr>
-            <w:lang w:val="ru_RU" w:bidi="ru_RU"/>
-          </w:rPr>
-          <w:rPr>
-            <w:color w:val="0000EE"/>
-            <w:u w:val="single"/>
-          </w:rPr>
-          <w:t>2:4</w:t>
-        </w:r>
-      </w:hyperlink>
+      <w:r>
+        <w:rPr>
+          <w:lang w:val="ru_RU" w:bidi="ru_RU"/>
+        </w:rPr>
+        <w:t>2:4</w:t>
+      </w:r>
       <w:r>
         <w:rPr>
           <w:lang w:val="ru_RU" w:bidi="ru_RU"/>
         </w:rPr>
         <w:t xml:space="preserve">; </w:t>
       </w:r>
-      <w:hyperlink r:id="rId174">
-        <w:r>
-          <w:rPr>
-            <w:lang w:val="ru_RU" w:bidi="ru_RU"/>
-          </w:rPr>
-          <w:rPr>
-            <w:color w:val="0000EE"/>
-            <w:u w:val="single"/>
-          </w:rPr>
-          <w:t>17:1</w:t>
-        </w:r>
-      </w:hyperlink>
+      <w:r>
+        <w:rPr>
+          <w:lang w:val="ru_RU" w:bidi="ru_RU"/>
+        </w:rPr>
+        <w:t>17:1</w:t>
+      </w:r>
       <w:r>
         <w:rPr>
           <w:lang w:val="ru_RU" w:bidi="ru_RU"/>
         </w:rPr>
         <w:t xml:space="preserve">; </w:t>
       </w:r>
-      <w:hyperlink r:id="rId175">
-        <w:r>
-          <w:rPr>
-            <w:lang w:val="ru_RU" w:bidi="ru_RU"/>
-          </w:rPr>
-          <w:rPr>
-            <w:color w:val="0000EE"/>
-            <w:u w:val="single"/>
-          </w:rPr>
-          <w:t>Исх.3:6, 14–15</w:t>
-        </w:r>
-      </w:hyperlink>
+      <w:r>
+        <w:rPr>
+          <w:lang w:val="ru_RU" w:bidi="ru_RU"/>
+        </w:rPr>
+        <w:t>Исх.3:6, 14–15</w:t>
+      </w:r>
       <w:r>
         <w:rPr>
           <w:lang w:val="ru_RU" w:bidi="ru_RU"/>
         </w:rPr>
         <w:t xml:space="preserve">; </w:t>
       </w:r>
-      <w:hyperlink r:id="rId176">
-        <w:r>
-          <w:rPr>
-            <w:lang w:val="ru_RU" w:bidi="ru_RU"/>
-          </w:rPr>
-          <w:rPr>
-            <w:color w:val="0000EE"/>
-            <w:u w:val="single"/>
-          </w:rPr>
-          <w:t>6:2–5</w:t>
-        </w:r>
-      </w:hyperlink>
+      <w:r>
+        <w:rPr>
+          <w:lang w:val="ru_RU" w:bidi="ru_RU"/>
+        </w:rPr>
+        <w:t>6:2–5</w:t>
+      </w:r>
       <w:r>
         <w:rPr>
           <w:lang w:val="ru_RU" w:bidi="ru_RU"/>
         </w:rPr>
         <w:t>). Некоторые Божьи атрибуты раскрываются через библейские повествования о сотворении, падении, потопе, о Вавилонской башне и об исходе, а также через различные заветы, которые Бог заключал со Своим народом. Израилю Он открылся как Бог Авраама, Исаака и Иакова (</w:t>
       </w:r>
-      <w:hyperlink r:id="rId177">
-        <w:r>
-          <w:rPr>
-            <w:lang w:val="ru_RU" w:bidi="ru_RU"/>
-          </w:rPr>
-          <w:rPr>
-            <w:color w:val="0000EE"/>
-            <w:u w:val="single"/>
-          </w:rPr>
-          <w:t>Исх.3:15</w:t>
-        </w:r>
-      </w:hyperlink>
+      <w:r>
+        <w:rPr>
+          <w:lang w:val="ru_RU" w:bidi="ru_RU"/>
+        </w:rPr>
+        <w:t>Исх.3:15</w:t>
+      </w:r>
       <w:r>
         <w:rPr>
           <w:lang w:val="ru_RU" w:bidi="ru_RU"/>
         </w:rPr>
         <w:t>). Для фараона Он был «Богом Израиля» или «Богом Евреев» (</w:t>
       </w:r>
-      <w:hyperlink r:id="rId178">
-        <w:r>
-          <w:rPr>
-            <w:lang w:val="ru_RU" w:bidi="ru_RU"/>
-          </w:rPr>
-          <w:rPr>
-            <w:color w:val="0000EE"/>
-            <w:u w:val="single"/>
-          </w:rPr>
-          <w:t>5:1–3</w:t>
-        </w:r>
-      </w:hyperlink>
+      <w:r>
+        <w:rPr>
+          <w:lang w:val="ru_RU" w:bidi="ru_RU"/>
+        </w:rPr>
+        <w:t>5:1–3</w:t>
+      </w:r>
       <w:r>
         <w:rPr>
           <w:lang w:val="ru_RU" w:bidi="ru_RU"/>
@@ -5949,108 +4941,72 @@
         </w:rPr>
         <w:t>К тому времени, когда израильтяне достигли горы Синай, Божьи атрибуты в библейском повествовании стали раскрываться ещё более явно. «Господь, Бог человеколюбивый и милосердный, долготерпеливый и многомилостивый и истинный, сохраняющий правду и являющий милость в тысячи родов, прощающий вину и преступление и грех, но не оставляющий без наказания, наказывающий вину отцов в детях и в детях детей до третьего и четвертого рода» (</w:t>
       </w:r>
-      <w:hyperlink r:id="rId179">
-        <w:r>
-          <w:rPr>
-            <w:lang w:val="ru_RU" w:bidi="ru_RU"/>
-          </w:rPr>
-          <w:rPr>
-            <w:color w:val="0000EE"/>
-            <w:u w:val="single"/>
-          </w:rPr>
-          <w:t>Исх.34:6–7</w:t>
-        </w:r>
-      </w:hyperlink>
+      <w:r>
+        <w:rPr>
+          <w:lang w:val="ru_RU" w:bidi="ru_RU"/>
+        </w:rPr>
+        <w:t>Исх.34:6–7</w:t>
+      </w:r>
       <w:r>
         <w:rPr>
           <w:lang w:val="ru_RU" w:bidi="ru_RU"/>
         </w:rPr>
         <w:t>). То же самое повторяется и в других отрывках с незначительными изменениями (</w:t>
       </w:r>
-      <w:hyperlink r:id="rId180">
-        <w:r>
-          <w:rPr>
-            <w:lang w:val="ru_RU" w:bidi="ru_RU"/>
-          </w:rPr>
-          <w:rPr>
-            <w:color w:val="0000EE"/>
-            <w:u w:val="single"/>
-          </w:rPr>
-          <w:t>Чис.14:18</w:t>
-        </w:r>
-      </w:hyperlink>
+      <w:r>
+        <w:rPr>
+          <w:lang w:val="ru_RU" w:bidi="ru_RU"/>
+        </w:rPr>
+        <w:t>Чис.14:18</w:t>
+      </w:r>
       <w:r>
         <w:rPr>
           <w:lang w:val="ru_RU" w:bidi="ru_RU"/>
         </w:rPr>
         <w:t xml:space="preserve">; </w:t>
       </w:r>
-      <w:hyperlink r:id="rId181">
-        <w:r>
-          <w:rPr>
-            <w:lang w:val="ru_RU" w:bidi="ru_RU"/>
-          </w:rPr>
-          <w:rPr>
-            <w:color w:val="0000EE"/>
-            <w:u w:val="single"/>
-          </w:rPr>
-          <w:t>Неем.9:17</w:t>
-        </w:r>
-      </w:hyperlink>
+      <w:r>
+        <w:rPr>
+          <w:lang w:val="ru_RU" w:bidi="ru_RU"/>
+        </w:rPr>
+        <w:t>Неем.9:17</w:t>
+      </w:r>
       <w:r>
         <w:rPr>
           <w:lang w:val="ru_RU" w:bidi="ru_RU"/>
         </w:rPr>
         <w:t xml:space="preserve">; </w:t>
       </w:r>
-      <w:hyperlink r:id="rId182">
-        <w:r>
-          <w:rPr>
-            <w:lang w:val="ru_RU" w:bidi="ru_RU"/>
-          </w:rPr>
-          <w:rPr>
-            <w:color w:val="0000EE"/>
-            <w:u w:val="single"/>
-          </w:rPr>
-          <w:t>Пс.102:8</w:t>
-        </w:r>
-      </w:hyperlink>
+      <w:r>
+        <w:rPr>
+          <w:lang w:val="ru_RU" w:bidi="ru_RU"/>
+        </w:rPr>
+        <w:t>Пс.102:8</w:t>
+      </w:r>
       <w:r>
         <w:rPr>
           <w:lang w:val="ru_RU" w:bidi="ru_RU"/>
         </w:rPr>
         <w:t xml:space="preserve">; </w:t>
       </w:r>
-      <w:hyperlink r:id="rId183">
-        <w:r>
-          <w:rPr>
-            <w:lang w:val="ru_RU" w:bidi="ru_RU"/>
-          </w:rPr>
-          <w:rPr>
-            <w:color w:val="0000EE"/>
-            <w:u w:val="single"/>
-          </w:rPr>
-          <w:t>Иер.32:18</w:t>
-        </w:r>
-      </w:hyperlink>
+      <w:r>
+        <w:rPr>
+          <w:lang w:val="ru_RU" w:bidi="ru_RU"/>
+        </w:rPr>
+        <w:t>Иер.32:18</w:t>
+      </w:r>
       <w:r>
         <w:rPr>
           <w:lang w:val="ru_RU" w:bidi="ru_RU"/>
         </w:rPr>
         <w:t xml:space="preserve">; </w:t>
       </w:r>
-      <w:hyperlink r:id="rId184">
-        <w:r>
-          <w:rPr>
-            <w:lang w:val="ru_RU" w:bidi="ru_RU"/>
-          </w:rPr>
-          <w:rPr>
-            <w:color w:val="0000EE"/>
-            <w:u w:val="single"/>
-          </w:rPr>
-          <w:t>Ин.4:2</w:t>
-        </w:r>
-      </w:hyperlink>
+      <w:r>
+        <w:rPr>
+          <w:lang w:val="ru_RU" w:bidi="ru_RU"/>
+        </w:rPr>
+        <w:t>Ин.4:2</w:t>
+      </w:r>
       <w:r>
         <w:rPr>
           <w:lang w:val="ru_RU" w:bidi="ru_RU"/>
@@ -6244,144 +5200,96 @@
         </w:rPr>
         <w:t xml:space="preserve"> иногда включается в списки Его атрибутов. Обычно её рассматривают как неспособность человека понять Бога в полной мере. Поэтому непостижимость не совсем является Божьим атрибутом, хотя о ней говорится при каждом обсуждении природы Бога. Бога можно узнавать по вере через Его откровение, но ни одно творение не в состоянии полностью познать Бога-Творца. Точно также никто не может полностью понять ни один из Божьих атрибутов. Когда мы признаем непостижимость Бога и Его природы, это приводит нас к смирению, и именно со смирением следует рассматривать и изучать бытие Бога и Его атрибуты (</w:t>
       </w:r>
-      <w:hyperlink r:id="rId185">
-        <w:r>
-          <w:rPr>
-            <w:lang w:val="ru_RU" w:bidi="ru_RU"/>
-          </w:rPr>
-          <w:rPr>
-            <w:color w:val="0000EE"/>
-            <w:u w:val="single"/>
-          </w:rPr>
-          <w:t>Пс.138:6</w:t>
-        </w:r>
-      </w:hyperlink>
+      <w:r>
+        <w:rPr>
+          <w:lang w:val="ru_RU" w:bidi="ru_RU"/>
+        </w:rPr>
+        <w:t>Пс.138:6</w:t>
+      </w:r>
       <w:r>
         <w:rPr>
           <w:lang w:val="ru_RU" w:bidi="ru_RU"/>
         </w:rPr>
         <w:t xml:space="preserve">; </w:t>
       </w:r>
-      <w:hyperlink r:id="rId186">
-        <w:r>
-          <w:rPr>
-            <w:lang w:val="ru_RU" w:bidi="ru_RU"/>
-          </w:rPr>
-          <w:rPr>
-            <w:color w:val="0000EE"/>
-            <w:u w:val="single"/>
-          </w:rPr>
-          <w:t>144:3</w:t>
-        </w:r>
-      </w:hyperlink>
+      <w:r>
+        <w:rPr>
+          <w:lang w:val="ru_RU" w:bidi="ru_RU"/>
+        </w:rPr>
+        <w:t>144:3</w:t>
+      </w:r>
       <w:r>
         <w:rPr>
           <w:lang w:val="ru_RU" w:bidi="ru_RU"/>
         </w:rPr>
         <w:t xml:space="preserve">; </w:t>
       </w:r>
-      <w:hyperlink r:id="rId187">
-        <w:r>
-          <w:rPr>
-            <w:lang w:val="ru_RU" w:bidi="ru_RU"/>
-          </w:rPr>
-          <w:rPr>
-            <w:color w:val="0000EE"/>
-            <w:u w:val="single"/>
-          </w:rPr>
-          <w:t>Ис.40:28</w:t>
-        </w:r>
-      </w:hyperlink>
+      <w:r>
+        <w:rPr>
+          <w:lang w:val="ru_RU" w:bidi="ru_RU"/>
+        </w:rPr>
+        <w:t>Ис.40:28</w:t>
+      </w:r>
       <w:r>
         <w:rPr>
           <w:lang w:val="ru_RU" w:bidi="ru_RU"/>
         </w:rPr>
         <w:t xml:space="preserve">; </w:t>
       </w:r>
-      <w:hyperlink r:id="rId188">
-        <w:r>
-          <w:rPr>
-            <w:lang w:val="ru_RU" w:bidi="ru_RU"/>
-          </w:rPr>
-          <w:rPr>
-            <w:color w:val="0000EE"/>
-            <w:u w:val="single"/>
-          </w:rPr>
-          <w:t>55:8–9</w:t>
-        </w:r>
-      </w:hyperlink>
+      <w:r>
+        <w:rPr>
+          <w:lang w:val="ru_RU" w:bidi="ru_RU"/>
+        </w:rPr>
+        <w:t>55:8–9</w:t>
+      </w:r>
       <w:r>
         <w:rPr>
           <w:lang w:val="ru_RU" w:bidi="ru_RU"/>
         </w:rPr>
         <w:t xml:space="preserve">; </w:t>
       </w:r>
-      <w:hyperlink r:id="rId189">
-        <w:r>
-          <w:rPr>
-            <w:lang w:val="ru_RU" w:bidi="ru_RU"/>
-          </w:rPr>
-          <w:rPr>
-            <w:color w:val="0000EE"/>
-            <w:u w:val="single"/>
-          </w:rPr>
-          <w:t>Мф.11:25–27</w:t>
-        </w:r>
-      </w:hyperlink>
+      <w:r>
+        <w:rPr>
+          <w:lang w:val="ru_RU" w:bidi="ru_RU"/>
+        </w:rPr>
+        <w:t>Мф.11:25–27</w:t>
+      </w:r>
       <w:r>
         <w:rPr>
           <w:lang w:val="ru_RU" w:bidi="ru_RU"/>
         </w:rPr>
         <w:t xml:space="preserve">; </w:t>
       </w:r>
-      <w:hyperlink r:id="rId190">
-        <w:r>
-          <w:rPr>
-            <w:lang w:val="ru_RU" w:bidi="ru_RU"/>
-          </w:rPr>
-          <w:rPr>
-            <w:color w:val="0000EE"/>
-            <w:u w:val="single"/>
-          </w:rPr>
-          <w:t>Рим.11:33–36</w:t>
-        </w:r>
-      </w:hyperlink>
+      <w:r>
+        <w:rPr>
+          <w:lang w:val="ru_RU" w:bidi="ru_RU"/>
+        </w:rPr>
+        <w:t>Рим.11:33–36</w:t>
+      </w:r>
       <w:r>
         <w:rPr>
           <w:lang w:val="ru_RU" w:bidi="ru_RU"/>
         </w:rPr>
         <w:t xml:space="preserve">; </w:t>
       </w:r>
-      <w:hyperlink r:id="rId191">
-        <w:r>
-          <w:rPr>
-            <w:lang w:val="ru_RU" w:bidi="ru_RU"/>
-          </w:rPr>
-          <w:rPr>
-            <w:color w:val="0000EE"/>
-            <w:u w:val="single"/>
-          </w:rPr>
-          <w:t>1Кор.2:6–16</w:t>
-        </w:r>
-      </w:hyperlink>
+      <w:r>
+        <w:rPr>
+          <w:lang w:val="ru_RU" w:bidi="ru_RU"/>
+        </w:rPr>
+        <w:t>1Кор.2:6–16</w:t>
+      </w:r>
       <w:r>
         <w:rPr>
           <w:lang w:val="ru_RU" w:bidi="ru_RU"/>
         </w:rPr>
         <w:t xml:space="preserve">; </w:t>
       </w:r>
-      <w:hyperlink r:id="rId192">
-        <w:r>
-          <w:rPr>
-            <w:lang w:val="ru_RU" w:bidi="ru_RU"/>
-          </w:rPr>
-          <w:rPr>
-            <w:color w:val="0000EE"/>
-            <w:u w:val="single"/>
-          </w:rPr>
-          <w:t>13:8–13</w:t>
-        </w:r>
-      </w:hyperlink>
+      <w:r>
+        <w:rPr>
+          <w:lang w:val="ru_RU" w:bidi="ru_RU"/>
+        </w:rPr>
+        <w:t>13:8–13</w:t>
+      </w:r>
       <w:r>
         <w:rPr>
           <w:lang w:val="ru_RU" w:bidi="ru_RU"/>
@@ -6409,72 +5317,48 @@
         </w:rPr>
         <w:t xml:space="preserve"> Бога является следствием монотеизма. Оно утверждает тот факт, что Бог Писания является единственным живым и истинным Богом (</w:t>
       </w:r>
-      <w:hyperlink r:id="rId193">
-        <w:r>
-          <w:rPr>
-            <w:lang w:val="ru_RU" w:bidi="ru_RU"/>
-          </w:rPr>
-          <w:rPr>
-            <w:color w:val="0000EE"/>
-            <w:u w:val="single"/>
-          </w:rPr>
-          <w:t>Втор.6:4</w:t>
-        </w:r>
-      </w:hyperlink>
+      <w:r>
+        <w:rPr>
+          <w:lang w:val="ru_RU" w:bidi="ru_RU"/>
+        </w:rPr>
+        <w:t>Втор.6:4</w:t>
+      </w:r>
       <w:r>
         <w:rPr>
           <w:lang w:val="ru_RU" w:bidi="ru_RU"/>
         </w:rPr>
         <w:t xml:space="preserve">; </w:t>
       </w:r>
-      <w:hyperlink r:id="rId194">
-        <w:r>
-          <w:rPr>
-            <w:lang w:val="ru_RU" w:bidi="ru_RU"/>
-          </w:rPr>
-          <w:rPr>
-            <w:color w:val="0000EE"/>
-            <w:u w:val="single"/>
-          </w:rPr>
-          <w:t>Мк.12:29</w:t>
-        </w:r>
-      </w:hyperlink>
+      <w:r>
+        <w:rPr>
+          <w:lang w:val="ru_RU" w:bidi="ru_RU"/>
+        </w:rPr>
+        <w:t>Мк.12:29</w:t>
+      </w:r>
       <w:r>
         <w:rPr>
           <w:lang w:val="ru_RU" w:bidi="ru_RU"/>
         </w:rPr>
         <w:t xml:space="preserve">; </w:t>
       </w:r>
-      <w:hyperlink r:id="rId195">
-        <w:r>
-          <w:rPr>
-            <w:lang w:val="ru_RU" w:bidi="ru_RU"/>
-          </w:rPr>
-          <w:rPr>
-            <w:color w:val="0000EE"/>
-            <w:u w:val="single"/>
-          </w:rPr>
-          <w:t>Ин.17:3</w:t>
-        </w:r>
-      </w:hyperlink>
+      <w:r>
+        <w:rPr>
+          <w:lang w:val="ru_RU" w:bidi="ru_RU"/>
+        </w:rPr>
+        <w:t>Ин.17:3</w:t>
+      </w:r>
       <w:r>
         <w:rPr>
           <w:lang w:val="ru_RU" w:bidi="ru_RU"/>
         </w:rPr>
         <w:t>). Все остальные боги являются идолами и плодом человеческого воображения. Этот атрибут четко выражен в первой заповеди — «Да не будет у тебя других богов перед лицом Моим» (</w:t>
       </w:r>
-      <w:hyperlink r:id="rId196">
-        <w:r>
-          <w:rPr>
-            <w:lang w:val="ru_RU" w:bidi="ru_RU"/>
-          </w:rPr>
-          <w:rPr>
-            <w:color w:val="0000EE"/>
-            <w:u w:val="single"/>
-          </w:rPr>
-          <w:t>Исх.20:3</w:t>
-        </w:r>
-      </w:hyperlink>
+      <w:r>
+        <w:rPr>
+          <w:lang w:val="ru_RU" w:bidi="ru_RU"/>
+        </w:rPr>
+        <w:t>Исх.20:3</w:t>
+      </w:r>
       <w:r>
         <w:rPr>
           <w:lang w:val="ru_RU" w:bidi="ru_RU"/>
@@ -6508,54 +5392,36 @@
         </w:rPr>
         <w:t xml:space="preserve"> указывает на то, что Бог не является физическим существом, и что Он невидим. В положительном смысле это означает, что Бог является личностью, Он живой, обладающий самосознанием и самоопределением. Невидимого Бога невозможно увидеть человеческими глазами (</w:t>
       </w:r>
-      <w:hyperlink r:id="rId197">
-        <w:r>
-          <w:rPr>
-            <w:lang w:val="ru_RU" w:bidi="ru_RU"/>
-          </w:rPr>
-          <w:rPr>
-            <w:color w:val="0000EE"/>
-            <w:u w:val="single"/>
-          </w:rPr>
-          <w:t>Исх.33:20</w:t>
-        </w:r>
-      </w:hyperlink>
+      <w:r>
+        <w:rPr>
+          <w:lang w:val="ru_RU" w:bidi="ru_RU"/>
+        </w:rPr>
+        <w:t>Исх.33:20</w:t>
+      </w:r>
       <w:r>
         <w:rPr>
           <w:lang w:val="ru_RU" w:bidi="ru_RU"/>
         </w:rPr>
         <w:t>), поэтому вторая заповедь запрещает любое видимое изображение Бога (</w:t>
       </w:r>
-      <w:hyperlink r:id="rId198">
-        <w:r>
-          <w:rPr>
-            <w:lang w:val="ru_RU" w:bidi="ru_RU"/>
-          </w:rPr>
-          <w:rPr>
-            <w:color w:val="0000EE"/>
-            <w:u w:val="single"/>
-          </w:rPr>
-          <w:t>20:4</w:t>
-        </w:r>
-      </w:hyperlink>
+      <w:r>
+        <w:rPr>
+          <w:lang w:val="ru_RU" w:bidi="ru_RU"/>
+        </w:rPr>
+        <w:t>20:4</w:t>
+      </w:r>
       <w:r>
         <w:rPr>
           <w:lang w:val="ru_RU" w:bidi="ru_RU"/>
         </w:rPr>
         <w:t>). Поскольку Бог является Духом, Ему нужно поклоняться в духе и в истине (</w:t>
       </w:r>
-      <w:hyperlink r:id="rId199">
-        <w:r>
-          <w:rPr>
-            <w:lang w:val="ru_RU" w:bidi="ru_RU"/>
-          </w:rPr>
-          <w:rPr>
-            <w:color w:val="0000EE"/>
-            <w:u w:val="single"/>
-          </w:rPr>
-          <w:t>Ин.4:24</w:t>
-        </w:r>
-      </w:hyperlink>
+      <w:r>
+        <w:rPr>
+          <w:lang w:val="ru_RU" w:bidi="ru_RU"/>
+        </w:rPr>
+        <w:t>Ин.4:24</w:t>
+      </w:r>
       <w:r>
         <w:rPr>
           <w:lang w:val="ru_RU" w:bidi="ru_RU"/>
@@ -6589,54 +5455,36 @@
         </w:rPr>
         <w:t xml:space="preserve"> или самосуществование указывает на то, что Бог не зависит ни от чего вне Его. Он самодостаточен в своем существовании, в своих решениях и во всех своих действиях. Бог имеет «жизнь в Самом Себе» (</w:t>
       </w:r>
-      <w:hyperlink r:id="rId200">
-        <w:r>
-          <w:rPr>
-            <w:lang w:val="ru_RU" w:bidi="ru_RU"/>
-          </w:rPr>
-          <w:rPr>
-            <w:color w:val="0000EE"/>
-            <w:u w:val="single"/>
-          </w:rPr>
-          <w:t>Ин.5:26</w:t>
-        </w:r>
-      </w:hyperlink>
+      <w:r>
+        <w:rPr>
+          <w:lang w:val="ru_RU" w:bidi="ru_RU"/>
+        </w:rPr>
+        <w:t>Ин.5:26</w:t>
+      </w:r>
       <w:r>
         <w:rPr>
           <w:lang w:val="ru_RU" w:bidi="ru_RU"/>
         </w:rPr>
         <w:t>) и «Он Сам даёт жизнь, дыхание и всё» (</w:t>
       </w:r>
-      <w:hyperlink r:id="rId201">
-        <w:r>
-          <w:rPr>
-            <w:lang w:val="ru_RU" w:bidi="ru_RU"/>
-          </w:rPr>
-          <w:rPr>
-            <w:color w:val="0000EE"/>
-            <w:u w:val="single"/>
-          </w:rPr>
-          <w:t>Деян.17:25</w:t>
-        </w:r>
-      </w:hyperlink>
+      <w:r>
+        <w:rPr>
+          <w:lang w:val="ru_RU" w:bidi="ru_RU"/>
+        </w:rPr>
+        <w:t>Деян.17:25</w:t>
+      </w:r>
       <w:r>
         <w:rPr>
           <w:lang w:val="ru_RU" w:bidi="ru_RU"/>
         </w:rPr>
         <w:t>). Израилю Он явился как «Сущий» (</w:t>
       </w:r>
-      <w:hyperlink r:id="rId202">
-        <w:r>
-          <w:rPr>
-            <w:lang w:val="ru_RU" w:bidi="ru_RU"/>
-          </w:rPr>
-          <w:rPr>
-            <w:color w:val="0000EE"/>
-            <w:u w:val="single"/>
-          </w:rPr>
-          <w:t>Исх.3:14</w:t>
-        </w:r>
-      </w:hyperlink>
+      <w:r>
+        <w:rPr>
+          <w:lang w:val="ru_RU" w:bidi="ru_RU"/>
+        </w:rPr>
+        <w:t>Исх.3:14</w:t>
+      </w:r>
       <w:r>
         <w:rPr>
           <w:lang w:val="ru_RU" w:bidi="ru_RU"/>
@@ -6670,108 +5518,72 @@
         </w:rPr>
         <w:t xml:space="preserve"> или постоянность выражается в Его неизменяемости и верности Самому Себе, Своим указам, обещаниям и поступкам. Он всегда остаётся истинным Богом, Который не претерпевает никаких изменений ни изнутри, ни снаружи. Поэтому в </w:t>
       </w:r>
-      <w:hyperlink r:id="rId203">
-        <w:r>
-          <w:rPr>
-            <w:lang w:val="ru_RU" w:bidi="ru_RU"/>
-          </w:rPr>
-          <w:rPr>
-            <w:color w:val="0000EE"/>
-            <w:u w:val="single"/>
-          </w:rPr>
-          <w:t>Послании Иакова 1:17</w:t>
-        </w:r>
-      </w:hyperlink>
+      <w:r>
+        <w:rPr>
+          <w:lang w:val="ru_RU" w:bidi="ru_RU"/>
+        </w:rPr>
+        <w:t>Послании Иакова 1:17</w:t>
+      </w:r>
       <w:r>
         <w:rPr>
           <w:lang w:val="ru_RU" w:bidi="ru_RU"/>
         </w:rPr>
         <w:t xml:space="preserve"> мы читаем: «Всякое даяние доброе и всякий дар совершенный исходит свыше, от Отца света, у Которого нет изменения и ни тени перемены». Клятва, которую Бог дал Аврааму, отражала Его неизменность. Народ завета мог быть уверен в неизменности Божьего замысла (</w:t>
       </w:r>
-      <w:hyperlink r:id="rId204">
-        <w:r>
-          <w:rPr>
-            <w:lang w:val="ru_RU" w:bidi="ru_RU"/>
-          </w:rPr>
-          <w:rPr>
-            <w:color w:val="0000EE"/>
-            <w:u w:val="single"/>
-          </w:rPr>
-          <w:t>Евр. 6:17</w:t>
-        </w:r>
-      </w:hyperlink>
+      <w:r>
+        <w:rPr>
+          <w:lang w:val="ru_RU" w:bidi="ru_RU"/>
+        </w:rPr>
+        <w:t>Евр. 6:17</w:t>
+      </w:r>
       <w:r>
         <w:rPr>
           <w:lang w:val="ru_RU" w:bidi="ru_RU"/>
         </w:rPr>
         <w:t>). Самуил сказал царю Саулу, что Господь не изменит Своего мнения, «ибо не человек Он, чтобы раскаяться Ему» (</w:t>
       </w:r>
-      <w:hyperlink r:id="rId205">
-        <w:r>
-          <w:rPr>
-            <w:lang w:val="ru_RU" w:bidi="ru_RU"/>
-          </w:rPr>
-          <w:rPr>
-            <w:color w:val="0000EE"/>
-            <w:u w:val="single"/>
-          </w:rPr>
-          <w:t>1Цар. 15:29</w:t>
-        </w:r>
-      </w:hyperlink>
+      <w:r>
+        <w:rPr>
+          <w:lang w:val="ru_RU" w:bidi="ru_RU"/>
+        </w:rPr>
+        <w:t>1Цар. 15:29</w:t>
+      </w:r>
       <w:r>
         <w:rPr>
           <w:lang w:val="ru_RU" w:bidi="ru_RU"/>
         </w:rPr>
         <w:t xml:space="preserve">, ср. </w:t>
       </w:r>
-      <w:hyperlink r:id="rId206">
-        <w:r>
-          <w:rPr>
-            <w:lang w:val="ru_RU" w:bidi="ru_RU"/>
-          </w:rPr>
-          <w:rPr>
-            <w:color w:val="0000EE"/>
-            <w:u w:val="single"/>
-          </w:rPr>
-          <w:t>Чис. 23:19</w:t>
-        </w:r>
-      </w:hyperlink>
+      <w:r>
+        <w:rPr>
+          <w:lang w:val="ru_RU" w:bidi="ru_RU"/>
+        </w:rPr>
+        <w:t>Чис. 23:19</w:t>
+      </w:r>
       <w:r>
         <w:rPr>
           <w:lang w:val="ru_RU" w:bidi="ru_RU"/>
         </w:rPr>
         <w:t>). «Ибо Я – Господь, Я не изменяюсь» (</w:t>
       </w:r>
-      <w:hyperlink r:id="rId207">
-        <w:r>
-          <w:rPr>
-            <w:lang w:val="ru_RU" w:bidi="ru_RU"/>
-          </w:rPr>
-          <w:rPr>
-            <w:color w:val="0000EE"/>
-            <w:u w:val="single"/>
-          </w:rPr>
-          <w:t>Мал. 3:6</w:t>
-        </w:r>
-      </w:hyperlink>
+      <w:r>
+        <w:rPr>
+          <w:lang w:val="ru_RU" w:bidi="ru_RU"/>
+        </w:rPr>
+        <w:t>Мал. 3:6</w:t>
+      </w:r>
       <w:r>
         <w:rPr>
           <w:lang w:val="ru_RU" w:bidi="ru_RU"/>
         </w:rPr>
         <w:t>). Так Бог объяснил, почему Он не уничтожил грешное царство Иуды — Он проявил милосердие и сохранил верность Своему завету. Так как «Иисус Христос вчера и сегодня и вовеки Тот же», христиан предупреждают, что им не следует увлекаться «учениями различными и чуждыми» (</w:t>
       </w:r>
-      <w:hyperlink r:id="rId208">
-        <w:r>
-          <w:rPr>
-            <w:lang w:val="ru_RU" w:bidi="ru_RU"/>
-          </w:rPr>
-          <w:rPr>
-            <w:color w:val="0000EE"/>
-            <w:u w:val="single"/>
-          </w:rPr>
-          <w:t>Евр. 13:8–9</w:t>
-        </w:r>
-      </w:hyperlink>
+      <w:r>
+        <w:rPr>
+          <w:lang w:val="ru_RU" w:bidi="ru_RU"/>
+        </w:rPr>
+        <w:t>Евр. 13:8–9</w:t>
+      </w:r>
       <w:r>
         <w:rPr>
           <w:lang w:val="ru_RU" w:bidi="ru_RU"/>
@@ -6792,144 +5604,96 @@
         </w:rPr>
         <w:t>Божья неизменность или постоянство не означает, что Бог статичен или неподвижен. Он динамичный, живой Бог, Который постоянно действует (</w:t>
       </w:r>
-      <w:hyperlink r:id="rId209">
-        <w:r>
-          <w:rPr>
-            <w:lang w:val="ru_RU" w:bidi="ru_RU"/>
-          </w:rPr>
-          <w:rPr>
-            <w:color w:val="0000EE"/>
-            <w:u w:val="single"/>
-          </w:rPr>
-          <w:t>Ин. 5:17</w:t>
-        </w:r>
-      </w:hyperlink>
+      <w:r>
+        <w:rPr>
+          <w:lang w:val="ru_RU" w:bidi="ru_RU"/>
+        </w:rPr>
+        <w:t>Ин. 5:17</w:t>
+      </w:r>
       <w:r>
         <w:rPr>
           <w:lang w:val="ru_RU" w:bidi="ru_RU"/>
         </w:rPr>
         <w:t>). Иногда о Боге написано, что Он сожалеет или раскаивается в Своих действиях, или изменяет Своё мнение(</w:t>
       </w:r>
-      <w:hyperlink r:id="rId210">
-        <w:r>
-          <w:rPr>
-            <w:lang w:val="ru_RU" w:bidi="ru_RU"/>
-          </w:rPr>
-          <w:rPr>
-            <w:color w:val="0000EE"/>
-            <w:u w:val="single"/>
-          </w:rPr>
-          <w:t>Быт. 6:6–7</w:t>
-        </w:r>
-      </w:hyperlink>
+      <w:r>
+        <w:rPr>
+          <w:lang w:val="ru_RU" w:bidi="ru_RU"/>
+        </w:rPr>
+        <w:t>Быт. 6:6–7</w:t>
+      </w:r>
       <w:r>
         <w:rPr>
           <w:lang w:val="ru_RU" w:bidi="ru_RU"/>
         </w:rPr>
         <w:t xml:space="preserve">; </w:t>
       </w:r>
-      <w:hyperlink r:id="rId211">
-        <w:r>
-          <w:rPr>
-            <w:lang w:val="ru_RU" w:bidi="ru_RU"/>
-          </w:rPr>
-          <w:rPr>
-            <w:color w:val="0000EE"/>
-            <w:u w:val="single"/>
-          </w:rPr>
-          <w:t>1Цар. 15:11</w:t>
-        </w:r>
-      </w:hyperlink>
+      <w:r>
+        <w:rPr>
+          <w:lang w:val="ru_RU" w:bidi="ru_RU"/>
+        </w:rPr>
+        <w:t>1Цар. 15:11</w:t>
+      </w:r>
       <w:r>
         <w:rPr>
           <w:lang w:val="ru_RU" w:bidi="ru_RU"/>
         </w:rPr>
         <w:t xml:space="preserve">; </w:t>
       </w:r>
-      <w:hyperlink r:id="rId212">
-        <w:r>
-          <w:rPr>
-            <w:lang w:val="ru_RU" w:bidi="ru_RU"/>
-          </w:rPr>
-          <w:rPr>
-            <w:color w:val="0000EE"/>
-            <w:u w:val="single"/>
-          </w:rPr>
-          <w:t>Ин. 3:10</w:t>
-        </w:r>
-      </w:hyperlink>
+      <w:r>
+        <w:rPr>
+          <w:lang w:val="ru_RU" w:bidi="ru_RU"/>
+        </w:rPr>
+        <w:t>Ин. 3:10</w:t>
+      </w:r>
       <w:r>
         <w:rPr>
           <w:lang w:val="ru_RU" w:bidi="ru_RU"/>
         </w:rPr>
         <w:t>). Если посмотреть эти отрывки в контексте, то эти образные выражения как раз доказывают постоянство Бога, Который в Своей святости и праведности ненавидит грех и всегда реагирует на него. По Своей благодати и милости Он прощает тех, кто раскаивается, и при этом продолжает сдерживать Свои обещания (</w:t>
       </w:r>
-      <w:hyperlink r:id="rId213">
-        <w:r>
-          <w:rPr>
-            <w:lang w:val="ru_RU" w:bidi="ru_RU"/>
-          </w:rPr>
-          <w:rPr>
-            <w:color w:val="0000EE"/>
-            <w:u w:val="single"/>
-          </w:rPr>
-          <w:t>Пс. 109:4</w:t>
-        </w:r>
-      </w:hyperlink>
+      <w:r>
+        <w:rPr>
+          <w:lang w:val="ru_RU" w:bidi="ru_RU"/>
+        </w:rPr>
+        <w:t>Пс. 109:4</w:t>
+      </w:r>
       <w:r>
         <w:rPr>
           <w:lang w:val="ru_RU" w:bidi="ru_RU"/>
         </w:rPr>
         <w:t xml:space="preserve">; </w:t>
       </w:r>
-      <w:hyperlink r:id="rId214">
-        <w:r>
-          <w:rPr>
-            <w:lang w:val="ru_RU" w:bidi="ru_RU"/>
-          </w:rPr>
-          <w:rPr>
-            <w:color w:val="0000EE"/>
-            <w:u w:val="single"/>
-          </w:rPr>
-          <w:t>Ис. 46:10</w:t>
-        </w:r>
-      </w:hyperlink>
+      <w:r>
+        <w:rPr>
+          <w:lang w:val="ru_RU" w:bidi="ru_RU"/>
+        </w:rPr>
+        <w:t>Ис. 46:10</w:t>
+      </w:r>
       <w:r>
         <w:rPr>
           <w:lang w:val="ru_RU" w:bidi="ru_RU"/>
         </w:rPr>
         <w:t xml:space="preserve">; </w:t>
       </w:r>
-      <w:hyperlink r:id="rId215">
-        <w:r>
-          <w:rPr>
-            <w:lang w:val="ru_RU" w:bidi="ru_RU"/>
-          </w:rPr>
-          <w:rPr>
-            <w:color w:val="0000EE"/>
-            <w:u w:val="single"/>
-          </w:rPr>
-          <w:t>Иер. 18:7–10</w:t>
-        </w:r>
-      </w:hyperlink>
+      <w:r>
+        <w:rPr>
+          <w:lang w:val="ru_RU" w:bidi="ru_RU"/>
+        </w:rPr>
+        <w:t>Иер. 18:7–10</w:t>
+      </w:r>
       <w:r>
         <w:rPr>
           <w:lang w:val="ru_RU" w:bidi="ru_RU"/>
         </w:rPr>
         <w:t xml:space="preserve">; </w:t>
       </w:r>
-      <w:hyperlink r:id="rId216">
-        <w:r>
-          <w:rPr>
-            <w:lang w:val="ru_RU" w:bidi="ru_RU"/>
-          </w:rPr>
-          <w:rPr>
-            <w:color w:val="0000EE"/>
-            <w:u w:val="single"/>
-          </w:rPr>
-          <w:t>Еф. 1:11</w:t>
-        </w:r>
-      </w:hyperlink>
+      <w:r>
+        <w:rPr>
+          <w:lang w:val="ru_RU" w:bidi="ru_RU"/>
+        </w:rPr>
+        <w:t>Еф. 1:11</w:t>
+      </w:r>
       <w:r>
         <w:rPr>
           <w:lang w:val="ru_RU" w:bidi="ru_RU"/>
@@ -6963,126 +5727,84 @@
         </w:rPr>
         <w:t xml:space="preserve"> указывает на Его трансцендентность или превосходство над временем. Он вне времени и вечен. У Него нет ни начала, ни конца; Он не растёт, не развивается и не достигает зрелости. Он существовал до сотворения мира; Он обитает в данный момент в вечности; Он останется вечным Богом даже тогда, когда история закончится. В Писании говорится о Боге как о «вечном» (</w:t>
       </w:r>
-      <w:hyperlink r:id="rId217">
-        <w:r>
-          <w:rPr>
-            <w:lang w:val="ru_RU" w:bidi="ru_RU"/>
-          </w:rPr>
-          <w:rPr>
-            <w:color w:val="0000EE"/>
-            <w:u w:val="single"/>
-          </w:rPr>
-          <w:t>Втор. 33:27</w:t>
-        </w:r>
-      </w:hyperlink>
+      <w:r>
+        <w:rPr>
+          <w:lang w:val="ru_RU" w:bidi="ru_RU"/>
+        </w:rPr>
+        <w:t>Втор. 33:27</w:t>
+      </w:r>
       <w:r>
         <w:rPr>
           <w:lang w:val="ru_RU" w:bidi="ru_RU"/>
         </w:rPr>
         <w:t>), «Царе веков» (</w:t>
       </w:r>
-      <w:hyperlink r:id="rId218">
-        <w:r>
-          <w:rPr>
-            <w:lang w:val="ru_RU" w:bidi="ru_RU"/>
-          </w:rPr>
-          <w:rPr>
-            <w:color w:val="0000EE"/>
-            <w:u w:val="single"/>
-          </w:rPr>
-          <w:t>1Тим. 1:17</w:t>
-        </w:r>
-      </w:hyperlink>
+      <w:r>
+        <w:rPr>
+          <w:lang w:val="ru_RU" w:bidi="ru_RU"/>
+        </w:rPr>
+        <w:t>1Тим. 1:17</w:t>
+      </w:r>
       <w:r>
         <w:rPr>
           <w:lang w:val="ru_RU" w:bidi="ru_RU"/>
         </w:rPr>
         <w:t>), «начале и конце» (</w:t>
       </w:r>
-      <w:hyperlink r:id="rId219">
-        <w:r>
-          <w:rPr>
-            <w:lang w:val="ru_RU" w:bidi="ru_RU"/>
-          </w:rPr>
-          <w:rPr>
-            <w:color w:val="0000EE"/>
-            <w:u w:val="single"/>
-          </w:rPr>
-          <w:t>Откр. 22:13</w:t>
-        </w:r>
-      </w:hyperlink>
+      <w:r>
+        <w:rPr>
+          <w:lang w:val="ru_RU" w:bidi="ru_RU"/>
+        </w:rPr>
+        <w:t>Откр. 22:13</w:t>
+      </w:r>
       <w:r>
         <w:rPr>
           <w:lang w:val="ru_RU" w:bidi="ru_RU"/>
         </w:rPr>
         <w:t>). Он «вечно Живущий» (</w:t>
       </w:r>
-      <w:hyperlink r:id="rId220">
-        <w:r>
-          <w:rPr>
-            <w:lang w:val="ru_RU" w:bidi="ru_RU"/>
-          </w:rPr>
-          <w:rPr>
-            <w:color w:val="0000EE"/>
-            <w:u w:val="single"/>
-          </w:rPr>
-          <w:t>Ис.57:15</w:t>
-        </w:r>
-      </w:hyperlink>
+      <w:r>
+        <w:rPr>
+          <w:lang w:val="ru_RU" w:bidi="ru_RU"/>
+        </w:rPr>
+        <w:t>Ис.57:15</w:t>
+      </w:r>
       <w:r>
         <w:rPr>
           <w:lang w:val="ru_RU" w:bidi="ru_RU"/>
         </w:rPr>
         <w:t>) и Его «года не кончатся» (</w:t>
       </w:r>
-      <w:hyperlink r:id="rId221">
-        <w:r>
-          <w:rPr>
-            <w:lang w:val="ru_RU" w:bidi="ru_RU"/>
-          </w:rPr>
-          <w:rPr>
-            <w:color w:val="0000EE"/>
-            <w:u w:val="single"/>
-          </w:rPr>
-          <w:t>Пс.101:28</w:t>
-        </w:r>
-      </w:hyperlink>
+      <w:r>
+        <w:rPr>
+          <w:lang w:val="ru_RU" w:bidi="ru_RU"/>
+        </w:rPr>
+        <w:t>Пс.101:28</w:t>
+      </w:r>
       <w:r>
         <w:rPr>
           <w:lang w:val="ru_RU" w:bidi="ru_RU"/>
         </w:rPr>
         <w:t xml:space="preserve">; ср. </w:t>
       </w:r>
-      <w:hyperlink r:id="rId222">
-        <w:r>
-          <w:rPr>
-            <w:lang w:val="ru_RU" w:bidi="ru_RU"/>
-          </w:rPr>
-          <w:rPr>
-            <w:color w:val="0000EE"/>
-            <w:u w:val="single"/>
-          </w:rPr>
-          <w:t>2Петр.3:8</w:t>
-        </w:r>
-      </w:hyperlink>
+      <w:r>
+        <w:rPr>
+          <w:lang w:val="ru_RU" w:bidi="ru_RU"/>
+        </w:rPr>
+        <w:t>2Петр.3:8</w:t>
+      </w:r>
       <w:r>
         <w:rPr>
           <w:lang w:val="ru_RU" w:bidi="ru_RU"/>
         </w:rPr>
         <w:t>). Сам Бог выше времени и вне времени. Время является Его творением, а история — сценой, где происходит Его деятельность. «Когда пришла полнота времени, Бог послал Сына Своего» (</w:t>
       </w:r>
-      <w:hyperlink r:id="rId223">
-        <w:r>
-          <w:rPr>
-            <w:lang w:val="ru_RU" w:bidi="ru_RU"/>
-          </w:rPr>
-          <w:rPr>
-            <w:color w:val="0000EE"/>
-            <w:u w:val="single"/>
-          </w:rPr>
-          <w:t>Гал.4:4</w:t>
-        </w:r>
-      </w:hyperlink>
+      <w:r>
+        <w:rPr>
+          <w:lang w:val="ru_RU" w:bidi="ru_RU"/>
+        </w:rPr>
+        <w:t>Гал.4:4</w:t>
+      </w:r>
       <w:r>
         <w:rPr>
           <w:lang w:val="ru_RU" w:bidi="ru_RU"/>
@@ -7123,126 +5845,84 @@
         </w:rPr>
         <w:t xml:space="preserve"> Бога отражают Его трансцендентность или превосходство над пространством. Бог наполняет небо и землю (</w:t>
       </w:r>
-      <w:hyperlink r:id="rId224">
-        <w:r>
-          <w:rPr>
-            <w:lang w:val="ru_RU" w:bidi="ru_RU"/>
-          </w:rPr>
-          <w:rPr>
-            <w:color w:val="0000EE"/>
-            <w:u w:val="single"/>
-          </w:rPr>
-          <w:t>Иер. 23:23–24</w:t>
-        </w:r>
-      </w:hyperlink>
+      <w:r>
+        <w:rPr>
+          <w:lang w:val="ru_RU" w:bidi="ru_RU"/>
+        </w:rPr>
+        <w:t>Иер. 23:23–24</w:t>
+      </w:r>
       <w:r>
         <w:rPr>
           <w:lang w:val="ru_RU" w:bidi="ru_RU"/>
         </w:rPr>
         <w:t>). Небо — Его престол, а земля — подножие Его ног, поэтому Он не ограничен зданием храма (</w:t>
       </w:r>
-      <w:hyperlink r:id="rId225">
-        <w:r>
-          <w:rPr>
-            <w:lang w:val="ru_RU" w:bidi="ru_RU"/>
-          </w:rPr>
-          <w:rPr>
-            <w:color w:val="0000EE"/>
-            <w:u w:val="single"/>
-          </w:rPr>
-          <w:t>Ис.66:1</w:t>
-        </w:r>
-      </w:hyperlink>
+      <w:r>
+        <w:rPr>
+          <w:lang w:val="ru_RU" w:bidi="ru_RU"/>
+        </w:rPr>
+        <w:t>Ис.66:1</w:t>
+      </w:r>
       <w:r>
         <w:rPr>
           <w:lang w:val="ru_RU" w:bidi="ru_RU"/>
         </w:rPr>
         <w:t xml:space="preserve">; </w:t>
       </w:r>
-      <w:hyperlink r:id="rId226">
-        <w:r>
-          <w:rPr>
-            <w:lang w:val="ru_RU" w:bidi="ru_RU"/>
-          </w:rPr>
-          <w:rPr>
-            <w:color w:val="0000EE"/>
-            <w:u w:val="single"/>
-          </w:rPr>
-          <w:t>Деян.17:24</w:t>
-        </w:r>
-      </w:hyperlink>
+      <w:r>
+        <w:rPr>
+          <w:lang w:val="ru_RU" w:bidi="ru_RU"/>
+        </w:rPr>
+        <w:t>Деян.17:24</w:t>
+      </w:r>
       <w:r>
         <w:rPr>
           <w:lang w:val="ru_RU" w:bidi="ru_RU"/>
         </w:rPr>
         <w:t>). В то же время Бог присутствует в этом мире и принимает активное участие в установлении Своего Царства. Никто не может спрятаться от вездесущего Бога (</w:t>
       </w:r>
-      <w:hyperlink r:id="rId227">
-        <w:r>
-          <w:rPr>
-            <w:lang w:val="ru_RU" w:bidi="ru_RU"/>
-          </w:rPr>
-          <w:rPr>
-            <w:color w:val="0000EE"/>
-            <w:u w:val="single"/>
-          </w:rPr>
-          <w:t>Пс. 138:6–12</w:t>
-        </w:r>
-      </w:hyperlink>
+      <w:r>
+        <w:rPr>
+          <w:lang w:val="ru_RU" w:bidi="ru_RU"/>
+        </w:rPr>
+        <w:t>Пс. 138:6–12</w:t>
+      </w:r>
       <w:r>
         <w:rPr>
           <w:lang w:val="ru_RU" w:bidi="ru_RU"/>
         </w:rPr>
         <w:t>). Иисус обещал: «Я с вами во все дни до скончания века» (</w:t>
       </w:r>
-      <w:hyperlink r:id="rId228">
-        <w:r>
-          <w:rPr>
-            <w:lang w:val="ru_RU" w:bidi="ru_RU"/>
-          </w:rPr>
-          <w:rPr>
-            <w:color w:val="0000EE"/>
-            <w:u w:val="single"/>
-          </w:rPr>
-          <w:t>Мф. 28:20</w:t>
-        </w:r>
-      </w:hyperlink>
+      <w:r>
+        <w:rPr>
+          <w:lang w:val="ru_RU" w:bidi="ru_RU"/>
+        </w:rPr>
+        <w:t>Мф. 28:20</w:t>
+      </w:r>
       <w:r>
         <w:rPr>
           <w:lang w:val="ru_RU" w:bidi="ru_RU"/>
         </w:rPr>
         <w:t>). В Писании говорится, что начиная с Пятидесятницы (</w:t>
       </w:r>
-      <w:hyperlink r:id="rId229">
-        <w:r>
-          <w:rPr>
-            <w:lang w:val="ru_RU" w:bidi="ru_RU"/>
-          </w:rPr>
-          <w:rPr>
-            <w:color w:val="0000EE"/>
-            <w:u w:val="single"/>
-          </w:rPr>
-          <w:t>Деян. 2</w:t>
-        </w:r>
-      </w:hyperlink>
+      <w:r>
+        <w:rPr>
+          <w:lang w:val="ru_RU" w:bidi="ru_RU"/>
+        </w:rPr>
+        <w:t>Деян. 2</w:t>
+      </w:r>
       <w:r>
         <w:rPr>
           <w:lang w:val="ru_RU" w:bidi="ru_RU"/>
         </w:rPr>
         <w:t>) Святой Дух реально пребывает в телах верующих (</w:t>
       </w:r>
-      <w:hyperlink r:id="rId230">
-        <w:r>
-          <w:rPr>
-            <w:lang w:val="ru_RU" w:bidi="ru_RU"/>
-          </w:rPr>
-          <w:rPr>
-            <w:color w:val="0000EE"/>
-            <w:u w:val="single"/>
-          </w:rPr>
-          <w:t>1Кор. 6:19</w:t>
-        </w:r>
-      </w:hyperlink>
+      <w:r>
+        <w:rPr>
+          <w:lang w:val="ru_RU" w:bidi="ru_RU"/>
+        </w:rPr>
+        <w:t>1Кор. 6:19</w:t>
+      </w:r>
       <w:r>
         <w:rPr>
           <w:lang w:val="ru_RU" w:bidi="ru_RU"/>
@@ -7325,126 +6005,84 @@
         </w:rPr>
         <w:t xml:space="preserve"> означает, что «Бог знает всё» (</w:t>
       </w:r>
-      <w:hyperlink r:id="rId231">
-        <w:r>
-          <w:rPr>
-            <w:lang w:val="ru_RU" w:bidi="ru_RU"/>
-          </w:rPr>
-          <w:rPr>
-            <w:color w:val="0000EE"/>
-            <w:u w:val="single"/>
-          </w:rPr>
-          <w:t>1Ин.3:20</w:t>
-        </w:r>
-      </w:hyperlink>
+      <w:r>
+        <w:rPr>
+          <w:lang w:val="ru_RU" w:bidi="ru_RU"/>
+        </w:rPr>
+        <w:t>1Ин.3:20</w:t>
+      </w:r>
       <w:r>
         <w:rPr>
           <w:lang w:val="ru_RU" w:bidi="ru_RU"/>
         </w:rPr>
         <w:t>). «Ещё нет слова на языке моём, — Ты, Господи, уже знаешь его совершенно» (</w:t>
       </w:r>
-      <w:hyperlink r:id="rId232">
-        <w:r>
-          <w:rPr>
-            <w:lang w:val="ru_RU" w:bidi="ru_RU"/>
-          </w:rPr>
-          <w:rPr>
-            <w:color w:val="0000EE"/>
-            <w:u w:val="single"/>
-          </w:rPr>
-          <w:t>Пс.138:4</w:t>
-        </w:r>
-      </w:hyperlink>
+      <w:r>
+        <w:rPr>
+          <w:lang w:val="ru_RU" w:bidi="ru_RU"/>
+        </w:rPr>
+        <w:t>Пс.138:4</w:t>
+      </w:r>
       <w:r>
         <w:rPr>
           <w:lang w:val="ru_RU" w:bidi="ru_RU"/>
         </w:rPr>
         <w:t>), это подразумевает даже тайные мысли в сердце человека. Божий праведный суд основывается на том, что Он «знает мысли человека» (</w:t>
       </w:r>
-      <w:hyperlink r:id="rId233">
-        <w:r>
-          <w:rPr>
-            <w:lang w:val="ru_RU" w:bidi="ru_RU"/>
-          </w:rPr>
-          <w:rPr>
-            <w:color w:val="0000EE"/>
-            <w:u w:val="single"/>
-          </w:rPr>
-          <w:t>Пс.93:11</w:t>
-        </w:r>
-      </w:hyperlink>
+      <w:r>
+        <w:rPr>
+          <w:lang w:val="ru_RU" w:bidi="ru_RU"/>
+        </w:rPr>
+        <w:t>Пс.93:11</w:t>
+      </w:r>
       <w:r>
         <w:rPr>
           <w:lang w:val="ru_RU" w:bidi="ru_RU"/>
         </w:rPr>
         <w:t>). Признавая, что Божье всеведение непостижимо, псалмопевец находит в нём источник утешения (</w:t>
       </w:r>
-      <w:hyperlink r:id="rId234">
-        <w:r>
-          <w:rPr>
-            <w:lang w:val="ru_RU" w:bidi="ru_RU"/>
-          </w:rPr>
-          <w:rPr>
-            <w:color w:val="0000EE"/>
-            <w:u w:val="single"/>
-          </w:rPr>
-          <w:t>138:1–6</w:t>
-        </w:r>
-      </w:hyperlink>
+      <w:r>
+        <w:rPr>
+          <w:lang w:val="ru_RU" w:bidi="ru_RU"/>
+        </w:rPr>
+        <w:t>138:1–6</w:t>
+      </w:r>
       <w:r>
         <w:rPr>
           <w:lang w:val="ru_RU" w:bidi="ru_RU"/>
         </w:rPr>
         <w:t>). Во Христе скрыты все «сокровища премудрости и ведения» (</w:t>
       </w:r>
-      <w:hyperlink r:id="rId235">
-        <w:r>
-          <w:rPr>
-            <w:lang w:val="ru_RU" w:bidi="ru_RU"/>
-          </w:rPr>
-          <w:rPr>
-            <w:color w:val="0000EE"/>
-            <w:u w:val="single"/>
-          </w:rPr>
-          <w:t>Кол. 2:3</w:t>
-        </w:r>
-      </w:hyperlink>
+      <w:r>
+        <w:rPr>
+          <w:lang w:val="ru_RU" w:bidi="ru_RU"/>
+        </w:rPr>
+        <w:t>Кол. 2:3</w:t>
+      </w:r>
       <w:r>
         <w:rPr>
           <w:lang w:val="ru_RU" w:bidi="ru_RU"/>
         </w:rPr>
         <w:t>); поэтому христианам сказано подчинять каждую свою мысль послушанию Христу (</w:t>
       </w:r>
-      <w:hyperlink r:id="rId236">
-        <w:r>
-          <w:rPr>
-            <w:lang w:val="ru_RU" w:bidi="ru_RU"/>
-          </w:rPr>
-          <w:rPr>
-            <w:color w:val="0000EE"/>
-            <w:u w:val="single"/>
-          </w:rPr>
-          <w:t>2Кор.10:5</w:t>
-        </w:r>
-      </w:hyperlink>
+      <w:r>
+        <w:rPr>
+          <w:lang w:val="ru_RU" w:bidi="ru_RU"/>
+        </w:rPr>
+        <w:t>2Кор.10:5</w:t>
+      </w:r>
       <w:r>
         <w:rPr>
           <w:lang w:val="ru_RU" w:bidi="ru_RU"/>
         </w:rPr>
         <w:t>). Освящение христиан подразумевает обновление в познании, которое ведёт к уподоблению Христу (</w:t>
       </w:r>
-      <w:hyperlink r:id="rId237">
-        <w:r>
-          <w:rPr>
-            <w:lang w:val="ru_RU" w:bidi="ru_RU"/>
-          </w:rPr>
-          <w:rPr>
-            <w:color w:val="0000EE"/>
-            <w:u w:val="single"/>
-          </w:rPr>
-          <w:t>Кол.3:10</w:t>
-        </w:r>
-      </w:hyperlink>
+      <w:r>
+        <w:rPr>
+          <w:lang w:val="ru_RU" w:bidi="ru_RU"/>
+        </w:rPr>
+        <w:t>Кол.3:10</w:t>
+      </w:r>
       <w:r>
         <w:rPr>
           <w:lang w:val="ru_RU" w:bidi="ru_RU"/>
@@ -7478,198 +6116,132 @@
         </w:rPr>
         <w:t xml:space="preserve"> указывает на то, что Он использует Свои знания для достижения Своих целей самым наилучшим образом. Божьи дела разнообразны, но все они совершаются с мудростью (</w:t>
       </w:r>
-      <w:hyperlink r:id="rId238">
-        <w:r>
-          <w:rPr>
-            <w:lang w:val="ru_RU" w:bidi="ru_RU"/>
-          </w:rPr>
-          <w:rPr>
-            <w:color w:val="0000EE"/>
-            <w:u w:val="single"/>
-          </w:rPr>
-          <w:t>Пс.103:24</w:t>
-        </w:r>
-      </w:hyperlink>
+      <w:r>
+        <w:rPr>
+          <w:lang w:val="ru_RU" w:bidi="ru_RU"/>
+        </w:rPr>
+        <w:t>Пс.103:24</w:t>
+      </w:r>
       <w:r>
         <w:rPr>
           <w:lang w:val="ru_RU" w:bidi="ru_RU"/>
         </w:rPr>
         <w:t>). «Господь премудростью основал землю» (</w:t>
       </w:r>
-      <w:hyperlink r:id="rId239">
-        <w:r>
-          <w:rPr>
-            <w:lang w:val="ru_RU" w:bidi="ru_RU"/>
-          </w:rPr>
-          <w:rPr>
-            <w:color w:val="0000EE"/>
-            <w:u w:val="single"/>
-          </w:rPr>
-          <w:t>Прит.3:19</w:t>
-        </w:r>
-      </w:hyperlink>
+      <w:r>
+        <w:rPr>
+          <w:lang w:val="ru_RU" w:bidi="ru_RU"/>
+        </w:rPr>
+        <w:t>Прит.3:19</w:t>
+      </w:r>
       <w:r>
         <w:rPr>
           <w:lang w:val="ru_RU" w:bidi="ru_RU"/>
         </w:rPr>
         <w:t>); Его провидение также показывает, насколько Он мудр (</w:t>
       </w:r>
-      <w:hyperlink r:id="rId240">
-        <w:r>
-          <w:rPr>
-            <w:lang w:val="ru_RU" w:bidi="ru_RU"/>
-          </w:rPr>
-          <w:rPr>
-            <w:color w:val="0000EE"/>
-            <w:u w:val="single"/>
-          </w:rPr>
-          <w:t>Быт.50:20</w:t>
-        </w:r>
-      </w:hyperlink>
+      <w:r>
+        <w:rPr>
+          <w:lang w:val="ru_RU" w:bidi="ru_RU"/>
+        </w:rPr>
+        <w:t>Быт.50:20</w:t>
+      </w:r>
       <w:r>
         <w:rPr>
           <w:lang w:val="ru_RU" w:bidi="ru_RU"/>
         </w:rPr>
         <w:t>). Искупление через Иисуса Христа раскрывает Божью мудрость (</w:t>
       </w:r>
-      <w:hyperlink r:id="rId241">
-        <w:r>
-          <w:rPr>
-            <w:lang w:val="ru_RU" w:bidi="ru_RU"/>
-          </w:rPr>
-          <w:rPr>
-            <w:color w:val="0000EE"/>
-            <w:u w:val="single"/>
-          </w:rPr>
-          <w:t>1Кор.1:24</w:t>
-        </w:r>
-      </w:hyperlink>
+      <w:r>
+        <w:rPr>
+          <w:lang w:val="ru_RU" w:bidi="ru_RU"/>
+        </w:rPr>
+        <w:t>1Кор.1:24</w:t>
+      </w:r>
       <w:r>
         <w:rPr>
           <w:lang w:val="ru_RU" w:bidi="ru_RU"/>
         </w:rPr>
         <w:t>) и вызывает благоговение и хвалу (Рим.</w:t>
       </w:r>
-      <w:hyperlink r:id="rId190">
-        <w:r>
-          <w:rPr>
-            <w:lang w:val="ru_RU" w:bidi="ru_RU"/>
-          </w:rPr>
-          <w:rPr>
-            <w:color w:val="0000EE"/>
-            <w:u w:val="single"/>
-          </w:rPr>
-          <w:t>11:33–36</w:t>
-        </w:r>
-      </w:hyperlink>
+      <w:r>
+        <w:rPr>
+          <w:lang w:val="ru_RU" w:bidi="ru_RU"/>
+        </w:rPr>
+        <w:t>11:33–36</w:t>
+      </w:r>
       <w:r>
         <w:rPr>
           <w:lang w:val="ru_RU" w:bidi="ru_RU"/>
         </w:rPr>
         <w:t>). Люди должны искать мудрости (</w:t>
       </w:r>
-      <w:hyperlink r:id="rId242">
-        <w:r>
-          <w:rPr>
-            <w:lang w:val="ru_RU" w:bidi="ru_RU"/>
-          </w:rPr>
-          <w:rPr>
-            <w:color w:val="0000EE"/>
-            <w:u w:val="single"/>
-          </w:rPr>
-          <w:t>Прит.3:21</w:t>
-        </w:r>
-      </w:hyperlink>
+      <w:r>
+        <w:rPr>
+          <w:lang w:val="ru_RU" w:bidi="ru_RU"/>
+        </w:rPr>
+        <w:t>Прит.3:21</w:t>
+      </w:r>
       <w:r>
         <w:rPr>
           <w:lang w:val="ru_RU" w:bidi="ru_RU"/>
         </w:rPr>
         <w:t>), основанной на Божьем страхе (</w:t>
       </w:r>
-      <w:hyperlink r:id="rId243">
-        <w:r>
-          <w:rPr>
-            <w:lang w:val="ru_RU" w:bidi="ru_RU"/>
-          </w:rPr>
-          <w:rPr>
-            <w:color w:val="0000EE"/>
-            <w:u w:val="single"/>
-          </w:rPr>
-          <w:t>Иов.28:28</w:t>
-        </w:r>
-      </w:hyperlink>
+      <w:r>
+        <w:rPr>
+          <w:lang w:val="ru_RU" w:bidi="ru_RU"/>
+        </w:rPr>
+        <w:t>Иов.28:28</w:t>
+      </w:r>
       <w:r>
         <w:rPr>
           <w:lang w:val="ru_RU" w:bidi="ru_RU"/>
         </w:rPr>
         <w:t xml:space="preserve">; </w:t>
       </w:r>
-      <w:hyperlink r:id="rId244">
-        <w:r>
-          <w:rPr>
-            <w:lang w:val="ru_RU" w:bidi="ru_RU"/>
-          </w:rPr>
-          <w:rPr>
-            <w:color w:val="0000EE"/>
-            <w:u w:val="single"/>
-          </w:rPr>
-          <w:t>Пс.110:10</w:t>
-        </w:r>
-      </w:hyperlink>
+      <w:r>
+        <w:rPr>
+          <w:lang w:val="ru_RU" w:bidi="ru_RU"/>
+        </w:rPr>
+        <w:t>Пс.110:10</w:t>
+      </w:r>
       <w:r>
         <w:rPr>
           <w:lang w:val="ru_RU" w:bidi="ru_RU"/>
         </w:rPr>
         <w:t xml:space="preserve">; </w:t>
       </w:r>
-      <w:hyperlink r:id="rId245">
-        <w:r>
-          <w:rPr>
-            <w:lang w:val="ru_RU" w:bidi="ru_RU"/>
-          </w:rPr>
-          <w:rPr>
-            <w:color w:val="0000EE"/>
-            <w:u w:val="single"/>
-          </w:rPr>
-          <w:t>Прит.9:10</w:t>
-        </w:r>
-      </w:hyperlink>
+      <w:r>
+        <w:rPr>
+          <w:lang w:val="ru_RU" w:bidi="ru_RU"/>
+        </w:rPr>
+        <w:t>Прит.9:10</w:t>
+      </w:r>
       <w:r>
         <w:rPr>
           <w:lang w:val="ru_RU" w:bidi="ru_RU"/>
         </w:rPr>
         <w:t>). Христиане названы «мудрыми во Христе» (</w:t>
       </w:r>
-      <w:hyperlink r:id="rId246">
-        <w:r>
-          <w:rPr>
-            <w:lang w:val="ru_RU" w:bidi="ru_RU"/>
-          </w:rPr>
-          <w:rPr>
-            <w:color w:val="0000EE"/>
-            <w:u w:val="single"/>
-          </w:rPr>
-          <w:t>1Кор.4:10</w:t>
-        </w:r>
-      </w:hyperlink>
+      <w:r>
+        <w:rPr>
+          <w:lang w:val="ru_RU" w:bidi="ru_RU"/>
+        </w:rPr>
+        <w:t>1Кор.4:10</w:t>
+      </w:r>
       <w:r>
         <w:rPr>
           <w:lang w:val="ru_RU" w:bidi="ru_RU"/>
         </w:rPr>
         <w:t>), и Христос призывает их поступать мудро (</w:t>
       </w:r>
-      <w:hyperlink r:id="rId247">
-        <w:r>
-          <w:rPr>
-            <w:lang w:val="ru_RU" w:bidi="ru_RU"/>
-          </w:rPr>
-          <w:rPr>
-            <w:color w:val="0000EE"/>
-            <w:u w:val="single"/>
-          </w:rPr>
-          <w:t>Мф.10:16</w:t>
-        </w:r>
-      </w:hyperlink>
+      <w:r>
+        <w:rPr>
+          <w:lang w:val="ru_RU" w:bidi="ru_RU"/>
+        </w:rPr>
+        <w:t>Мф.10:16</w:t>
+      </w:r>
       <w:r>
         <w:rPr>
           <w:lang w:val="ru_RU" w:bidi="ru_RU"/>
@@ -7703,72 +6275,48 @@
         </w:rPr>
         <w:t xml:space="preserve"> отражает Его правдивость и верность. Он является истиной, и Он верен Самому Себе, Своему Слову и Своим обещаниям. (</w:t>
       </w:r>
-      <w:hyperlink r:id="rId248">
-        <w:r>
-          <w:rPr>
-            <w:lang w:val="ru_RU" w:bidi="ru_RU"/>
-          </w:rPr>
-          <w:rPr>
-            <w:color w:val="0000EE"/>
-            <w:u w:val="single"/>
-          </w:rPr>
-          <w:t>2Тим.2:13</w:t>
-        </w:r>
-      </w:hyperlink>
+      <w:r>
+        <w:rPr>
+          <w:lang w:val="ru_RU" w:bidi="ru_RU"/>
+        </w:rPr>
+        <w:t>2Тим.2:13</w:t>
+      </w:r>
       <w:r>
         <w:rPr>
           <w:lang w:val="ru_RU" w:bidi="ru_RU"/>
         </w:rPr>
         <w:t>). «Бог есть свет, и нет в Нём никакой тьмы» (</w:t>
       </w:r>
-      <w:hyperlink r:id="rId249">
-        <w:r>
-          <w:rPr>
-            <w:lang w:val="ru_RU" w:bidi="ru_RU"/>
-          </w:rPr>
-          <w:rPr>
-            <w:color w:val="0000EE"/>
-            <w:u w:val="single"/>
-          </w:rPr>
-          <w:t>1Ин.1:5</w:t>
-        </w:r>
-      </w:hyperlink>
+      <w:r>
+        <w:rPr>
+          <w:lang w:val="ru_RU" w:bidi="ru_RU"/>
+        </w:rPr>
+        <w:t>1Ин.1:5</w:t>
+      </w:r>
       <w:r>
         <w:rPr>
           <w:lang w:val="ru_RU" w:bidi="ru_RU"/>
         </w:rPr>
         <w:t>); поэтому Его последователи должны ходить во свете (ст.</w:t>
       </w:r>
-      <w:hyperlink r:id="rId250">
-        <w:r>
-          <w:rPr>
-            <w:lang w:val="ru_RU" w:bidi="ru_RU"/>
-          </w:rPr>
-          <w:rPr>
-            <w:color w:val="0000EE"/>
-            <w:u w:val="single"/>
-          </w:rPr>
-          <w:t>6–7</w:t>
-        </w:r>
-      </w:hyperlink>
+      <w:r>
+        <w:rPr>
+          <w:lang w:val="ru_RU" w:bidi="ru_RU"/>
+        </w:rPr>
+        <w:t>6–7</w:t>
+      </w:r>
       <w:r>
         <w:rPr>
           <w:lang w:val="ru_RU" w:bidi="ru_RU"/>
         </w:rPr>
         <w:t>). Иисус есть «путь, истина и жизнь» (Ин.</w:t>
       </w:r>
-      <w:hyperlink r:id="rId37">
-        <w:r>
-          <w:rPr>
-            <w:lang w:val="ru_RU" w:bidi="ru_RU"/>
-          </w:rPr>
-          <w:rPr>
-            <w:color w:val="0000EE"/>
-            <w:u w:val="single"/>
-          </w:rPr>
-          <w:t>14:6</w:t>
-        </w:r>
-      </w:hyperlink>
+      <w:r>
+        <w:rPr>
+          <w:lang w:val="ru_RU" w:bidi="ru_RU"/>
+        </w:rPr>
+        <w:t>14:6</w:t>
+      </w:r>
       <w:r>
         <w:rPr>
           <w:lang w:val="ru_RU" w:bidi="ru_RU"/>
@@ -7813,216 +6361,144 @@
         </w:rPr>
         <w:t xml:space="preserve"> Ко всему Своему творению Бог относится с щедростью и добротой. Он «благ ко всем» (</w:t>
       </w:r>
-      <w:hyperlink r:id="rId251">
-        <w:r>
-          <w:rPr>
-            <w:lang w:val="ru_RU" w:bidi="ru_RU"/>
-          </w:rPr>
-          <w:rPr>
-            <w:color w:val="0000EE"/>
-            <w:u w:val="single"/>
-          </w:rPr>
-          <w:t>Пс.144:9</w:t>
-        </w:r>
-      </w:hyperlink>
+      <w:r>
+        <w:rPr>
+          <w:lang w:val="ru_RU" w:bidi="ru_RU"/>
+        </w:rPr>
+        <w:t>Пс.144:9</w:t>
+      </w:r>
       <w:r>
         <w:rPr>
           <w:lang w:val="ru_RU" w:bidi="ru_RU"/>
         </w:rPr>
         <w:t>). Иисус настаивал, что «никто не благ, как только один Бог» (</w:t>
       </w:r>
-      <w:hyperlink r:id="rId252">
-        <w:r>
-          <w:rPr>
-            <w:lang w:val="ru_RU" w:bidi="ru_RU"/>
-          </w:rPr>
-          <w:rPr>
-            <w:color w:val="0000EE"/>
-            <w:u w:val="single"/>
-          </w:rPr>
-          <w:t>Мк.10:18</w:t>
-        </w:r>
-      </w:hyperlink>
+      <w:r>
+        <w:rPr>
+          <w:lang w:val="ru_RU" w:bidi="ru_RU"/>
+        </w:rPr>
+        <w:t>Мк.10:18</w:t>
+      </w:r>
       <w:r>
         <w:rPr>
           <w:lang w:val="ru_RU" w:bidi="ru_RU"/>
         </w:rPr>
         <w:t xml:space="preserve">; </w:t>
       </w:r>
-      <w:hyperlink r:id="rId253">
-        <w:r>
-          <w:rPr>
-            <w:lang w:val="ru_RU" w:bidi="ru_RU"/>
-          </w:rPr>
-          <w:rPr>
-            <w:color w:val="0000EE"/>
-            <w:u w:val="single"/>
-          </w:rPr>
-          <w:t>Лк.18:19</w:t>
-        </w:r>
-      </w:hyperlink>
+      <w:r>
+        <w:rPr>
+          <w:lang w:val="ru_RU" w:bidi="ru_RU"/>
+        </w:rPr>
+        <w:t>Лк.18:19</w:t>
+      </w:r>
       <w:r>
         <w:rPr>
           <w:lang w:val="ru_RU" w:bidi="ru_RU"/>
         </w:rPr>
         <w:t>). Искупленные славят Бога за Его благость (</w:t>
       </w:r>
-      <w:hyperlink r:id="rId254">
-        <w:r>
-          <w:rPr>
-            <w:lang w:val="ru_RU" w:bidi="ru_RU"/>
-          </w:rPr>
-          <w:rPr>
-            <w:color w:val="0000EE"/>
-            <w:u w:val="single"/>
-          </w:rPr>
-          <w:t>1Пар.16:34</w:t>
-        </w:r>
-      </w:hyperlink>
+      <w:r>
+        <w:rPr>
+          <w:lang w:val="ru_RU" w:bidi="ru_RU"/>
+        </w:rPr>
+        <w:t>1Пар.16:34</w:t>
+      </w:r>
       <w:r>
         <w:rPr>
           <w:lang w:val="ru_RU" w:bidi="ru_RU"/>
         </w:rPr>
         <w:t xml:space="preserve">; </w:t>
       </w:r>
-      <w:hyperlink r:id="rId255">
-        <w:r>
-          <w:rPr>
-            <w:lang w:val="ru_RU" w:bidi="ru_RU"/>
-          </w:rPr>
-          <w:rPr>
-            <w:color w:val="0000EE"/>
-            <w:u w:val="single"/>
-          </w:rPr>
-          <w:t>2Пар.5:13</w:t>
-        </w:r>
-      </w:hyperlink>
+      <w:r>
+        <w:rPr>
+          <w:lang w:val="ru_RU" w:bidi="ru_RU"/>
+        </w:rPr>
+        <w:t>2Пар.5:13</w:t>
+      </w:r>
       <w:r>
         <w:rPr>
           <w:lang w:val="ru_RU" w:bidi="ru_RU"/>
         </w:rPr>
         <w:t xml:space="preserve">; </w:t>
       </w:r>
-      <w:hyperlink r:id="rId256">
-        <w:r>
-          <w:rPr>
-            <w:lang w:val="ru_RU" w:bidi="ru_RU"/>
-          </w:rPr>
-          <w:rPr>
-            <w:color w:val="0000EE"/>
-            <w:u w:val="single"/>
-          </w:rPr>
-          <w:t>Пс.105:1</w:t>
-        </w:r>
-      </w:hyperlink>
+      <w:r>
+        <w:rPr>
+          <w:lang w:val="ru_RU" w:bidi="ru_RU"/>
+        </w:rPr>
+        <w:t>Пс.105:1</w:t>
+      </w:r>
       <w:r>
         <w:rPr>
           <w:lang w:val="ru_RU" w:bidi="ru_RU"/>
         </w:rPr>
         <w:t xml:space="preserve">; </w:t>
       </w:r>
-      <w:hyperlink r:id="rId257">
-        <w:r>
-          <w:rPr>
-            <w:lang w:val="ru_RU" w:bidi="ru_RU"/>
-          </w:rPr>
-          <w:rPr>
-            <w:color w:val="0000EE"/>
-            <w:u w:val="single"/>
-          </w:rPr>
-          <w:t>106:1</w:t>
-        </w:r>
-      </w:hyperlink>
+      <w:r>
+        <w:rPr>
+          <w:lang w:val="ru_RU" w:bidi="ru_RU"/>
+        </w:rPr>
+        <w:t>106:1</w:t>
+      </w:r>
       <w:r>
         <w:rPr>
           <w:lang w:val="ru_RU" w:bidi="ru_RU"/>
         </w:rPr>
         <w:t xml:space="preserve">; </w:t>
       </w:r>
-      <w:hyperlink r:id="rId258">
-        <w:r>
-          <w:rPr>
-            <w:lang w:val="ru_RU" w:bidi="ru_RU"/>
-          </w:rPr>
-          <w:rPr>
-            <w:color w:val="0000EE"/>
-            <w:u w:val="single"/>
-          </w:rPr>
-          <w:t>117:1</w:t>
-        </w:r>
-      </w:hyperlink>
+      <w:r>
+        <w:rPr>
+          <w:lang w:val="ru_RU" w:bidi="ru_RU"/>
+        </w:rPr>
+        <w:t>117:1</w:t>
+      </w:r>
       <w:r>
         <w:rPr>
           <w:lang w:val="ru_RU" w:bidi="ru_RU"/>
         </w:rPr>
         <w:t xml:space="preserve">; </w:t>
       </w:r>
-      <w:hyperlink r:id="rId259">
-        <w:r>
-          <w:rPr>
-            <w:lang w:val="ru_RU" w:bidi="ru_RU"/>
-          </w:rPr>
-          <w:rPr>
-            <w:color w:val="0000EE"/>
-            <w:u w:val="single"/>
-          </w:rPr>
-          <w:t>135:1</w:t>
-        </w:r>
-      </w:hyperlink>
+      <w:r>
+        <w:rPr>
+          <w:lang w:val="ru_RU" w:bidi="ru_RU"/>
+        </w:rPr>
+        <w:t>135:1</w:t>
+      </w:r>
       <w:r>
         <w:rPr>
           <w:lang w:val="ru_RU" w:bidi="ru_RU"/>
         </w:rPr>
         <w:t xml:space="preserve">; </w:t>
       </w:r>
-      <w:hyperlink r:id="rId260">
-        <w:r>
-          <w:rPr>
-            <w:lang w:val="ru_RU" w:bidi="ru_RU"/>
-          </w:rPr>
-          <w:rPr>
-            <w:color w:val="0000EE"/>
-            <w:u w:val="single"/>
-          </w:rPr>
-          <w:t>Иер.33:11</w:t>
-        </w:r>
-      </w:hyperlink>
+      <w:r>
+        <w:rPr>
+          <w:lang w:val="ru_RU" w:bidi="ru_RU"/>
+        </w:rPr>
+        <w:t>Иер.33:11</w:t>
+      </w:r>
       <w:r>
         <w:rPr>
           <w:lang w:val="ru_RU" w:bidi="ru_RU"/>
         </w:rPr>
         <w:t>) и призваны подражать этой божественной характеристике (</w:t>
       </w:r>
-      <w:hyperlink r:id="rId168">
-        <w:r>
-          <w:rPr>
-            <w:lang w:val="ru_RU" w:bidi="ru_RU"/>
-          </w:rPr>
-          <w:rPr>
-            <w:color w:val="0000EE"/>
-            <w:u w:val="single"/>
-          </w:rPr>
-          <w:t>Мф.5:45</w:t>
-        </w:r>
-      </w:hyperlink>
+      <w:r>
+        <w:rPr>
+          <w:lang w:val="ru_RU" w:bidi="ru_RU"/>
+        </w:rPr>
+        <w:t>Мф.5:45</w:t>
+      </w:r>
       <w:r>
         <w:rPr>
           <w:lang w:val="ru_RU" w:bidi="ru_RU"/>
         </w:rPr>
         <w:t xml:space="preserve">; </w:t>
       </w:r>
-      <w:hyperlink r:id="rId261">
-        <w:r>
-          <w:rPr>
-            <w:lang w:val="ru_RU" w:bidi="ru_RU"/>
-          </w:rPr>
-          <w:rPr>
-            <w:color w:val="0000EE"/>
-            <w:u w:val="single"/>
-          </w:rPr>
-          <w:t>Лк.6:27–36</w:t>
-        </w:r>
-      </w:hyperlink>
+      <w:r>
+        <w:rPr>
+          <w:lang w:val="ru_RU" w:bidi="ru_RU"/>
+        </w:rPr>
+        <w:t>Лк.6:27–36</w:t>
+      </w:r>
       <w:r>
         <w:rPr>
           <w:lang w:val="ru_RU" w:bidi="ru_RU"/>
@@ -8056,90 +6532,60 @@
         </w:rPr>
         <w:t xml:space="preserve"> – это сердце Евангелия. Совершенная любовь проистекает от всех ипостасей Троицы (</w:t>
       </w:r>
-      <w:hyperlink r:id="rId262">
-        <w:r>
-          <w:rPr>
-            <w:lang w:val="ru_RU" w:bidi="ru_RU"/>
-          </w:rPr>
-          <w:rPr>
-            <w:color w:val="0000EE"/>
-            <w:u w:val="single"/>
-          </w:rPr>
-          <w:t>Ин.3:35</w:t>
-        </w:r>
-      </w:hyperlink>
+      <w:r>
+        <w:rPr>
+          <w:lang w:val="ru_RU" w:bidi="ru_RU"/>
+        </w:rPr>
+        <w:t>Ин.3:35</w:t>
+      </w:r>
       <w:r>
         <w:rPr>
           <w:lang w:val="ru_RU" w:bidi="ru_RU"/>
         </w:rPr>
         <w:t xml:space="preserve">; </w:t>
       </w:r>
-      <w:hyperlink r:id="rId263">
-        <w:r>
-          <w:rPr>
-            <w:lang w:val="ru_RU" w:bidi="ru_RU"/>
-          </w:rPr>
-          <w:rPr>
-            <w:color w:val="0000EE"/>
-            <w:u w:val="single"/>
-          </w:rPr>
-          <w:t>17:24</w:t>
-        </w:r>
-      </w:hyperlink>
+      <w:r>
+        <w:rPr>
+          <w:lang w:val="ru_RU" w:bidi="ru_RU"/>
+        </w:rPr>
+        <w:t>17:24</w:t>
+      </w:r>
       <w:r>
         <w:rPr>
           <w:lang w:val="ru_RU" w:bidi="ru_RU"/>
         </w:rPr>
         <w:t>). На Синае Бог проявил Себя как обладающий непоколебимой любовью и верностью (</w:t>
       </w:r>
-      <w:hyperlink r:id="rId179">
-        <w:r>
-          <w:rPr>
-            <w:lang w:val="ru_RU" w:bidi="ru_RU"/>
-          </w:rPr>
-          <w:rPr>
-            <w:color w:val="0000EE"/>
-            <w:u w:val="single"/>
-          </w:rPr>
-          <w:t>Исх.34:6–7</w:t>
-        </w:r>
-      </w:hyperlink>
+      <w:r>
+        <w:rPr>
+          <w:lang w:val="ru_RU" w:bidi="ru_RU"/>
+        </w:rPr>
+        <w:t>Исх.34:6–7</w:t>
+      </w:r>
       <w:r>
         <w:rPr>
           <w:lang w:val="ru_RU" w:bidi="ru_RU"/>
         </w:rPr>
         <w:t>), такую же непоколебимую любовь можно увидеть во всех Его заветных отношениях с потомками Авраама. Проявление Божьей любви достигло кульминации, когда Бог послал Своего Сына Иисуса Христа (</w:t>
       </w:r>
-      <w:hyperlink r:id="rId264">
-        <w:r>
-          <w:rPr>
-            <w:lang w:val="ru_RU" w:bidi="ru_RU"/>
-          </w:rPr>
-          <w:rPr>
-            <w:color w:val="0000EE"/>
-            <w:u w:val="single"/>
-          </w:rPr>
-          <w:t>Ин.3:16</w:t>
-        </w:r>
-      </w:hyperlink>
+      <w:r>
+        <w:rPr>
+          <w:lang w:val="ru_RU" w:bidi="ru_RU"/>
+        </w:rPr>
+        <w:t>Ин.3:16</w:t>
+      </w:r>
       <w:r>
         <w:rPr>
           <w:lang w:val="ru_RU" w:bidi="ru_RU"/>
         </w:rPr>
         <w:t>). Апостол Иоанн, говорящий, что «Бог есть любовь», указывает на крест как на истинное значение Божьей любви: «Он возлюбил нас и послал Сына Своего в умилостивление за грехи наши» (</w:t>
       </w:r>
-      <w:hyperlink r:id="rId265">
-        <w:r>
-          <w:rPr>
-            <w:lang w:val="ru_RU" w:bidi="ru_RU"/>
-          </w:rPr>
-          <w:rPr>
-            <w:color w:val="0000EE"/>
-            <w:u w:val="single"/>
-          </w:rPr>
-          <w:t>1Ин.4:8,10</w:t>
-        </w:r>
-      </w:hyperlink>
+      <w:r>
+        <w:rPr>
+          <w:lang w:val="ru_RU" w:bidi="ru_RU"/>
+        </w:rPr>
+        <w:t>1Ин.4:8,10</w:t>
+      </w:r>
       <w:r>
         <w:rPr>
           <w:lang w:val="ru_RU" w:bidi="ru_RU"/>
@@ -8173,54 +6619,36 @@
         </w:rPr>
         <w:t xml:space="preserve"> (</w:t>
       </w:r>
-      <w:hyperlink r:id="rId266">
-        <w:r>
-          <w:rPr>
-            <w:lang w:val="ru_RU" w:bidi="ru_RU"/>
-          </w:rPr>
-          <w:rPr>
-            <w:color w:val="0000EE"/>
-            <w:u w:val="single"/>
-          </w:rPr>
-          <w:t>Еф.1:6–8</w:t>
-        </w:r>
-      </w:hyperlink>
+      <w:r>
+        <w:rPr>
+          <w:lang w:val="ru_RU" w:bidi="ru_RU"/>
+        </w:rPr>
+        <w:t>Еф.1:6–8</w:t>
+      </w:r>
       <w:r>
         <w:rPr>
           <w:lang w:val="ru_RU" w:bidi="ru_RU"/>
         </w:rPr>
         <w:t xml:space="preserve">; </w:t>
       </w:r>
-      <w:hyperlink r:id="rId267">
-        <w:r>
-          <w:rPr>
-            <w:lang w:val="ru_RU" w:bidi="ru_RU"/>
-          </w:rPr>
-          <w:rPr>
-            <w:color w:val="0000EE"/>
-            <w:u w:val="single"/>
-          </w:rPr>
-          <w:t>2:7–9</w:t>
-        </w:r>
-      </w:hyperlink>
+      <w:r>
+        <w:rPr>
+          <w:lang w:val="ru_RU" w:bidi="ru_RU"/>
+        </w:rPr>
+        <w:t>2:7–9</w:t>
+      </w:r>
       <w:r>
         <w:rPr>
           <w:lang w:val="ru_RU" w:bidi="ru_RU"/>
         </w:rPr>
         <w:t xml:space="preserve">; </w:t>
       </w:r>
-      <w:hyperlink r:id="rId268">
-        <w:r>
-          <w:rPr>
-            <w:lang w:val="ru_RU" w:bidi="ru_RU"/>
-          </w:rPr>
-          <w:rPr>
-            <w:color w:val="0000EE"/>
-            <w:u w:val="single"/>
-          </w:rPr>
-          <w:t>Тит.3:4</w:t>
-        </w:r>
-      </w:hyperlink>
+      <w:r>
+        <w:rPr>
+          <w:lang w:val="ru_RU" w:bidi="ru_RU"/>
+        </w:rPr>
+        <w:t>Тит.3:4</w:t>
+      </w:r>
       <w:r>
         <w:rPr>
           <w:lang w:val="ru_RU" w:bidi="ru_RU"/>
@@ -8280,252 +6708,168 @@
         </w:rPr>
         <w:t xml:space="preserve"> отражает нравственную чистоту и совершенство Бога. То, как описывается святость Иисуса, можно отнести к каждой ипостаси Троицы: «Святой, непричастный злу, непорочный, отделенный от грешников и превознесенный выше небес» (</w:t>
       </w:r>
-      <w:hyperlink r:id="rId269">
-        <w:r>
-          <w:rPr>
-            <w:lang w:val="ru_RU" w:bidi="ru_RU"/>
-          </w:rPr>
-          <w:rPr>
-            <w:color w:val="0000EE"/>
-            <w:u w:val="single"/>
-          </w:rPr>
-          <w:t>Евр.7:26</w:t>
-        </w:r>
-      </w:hyperlink>
+      <w:r>
+        <w:rPr>
+          <w:lang w:val="ru_RU" w:bidi="ru_RU"/>
+        </w:rPr>
+        <w:t>Евр.7:26</w:t>
+      </w:r>
       <w:r>
         <w:rPr>
           <w:lang w:val="ru_RU" w:bidi="ru_RU"/>
         </w:rPr>
         <w:t>). Основная идея святости заключается в принципе отделённости. Из-за присущей Ему святости Бог отделён от всего нечистого или нечестивого. Только Бог свят; Его имя свято, и поэтому Его называют «Святой» (</w:t>
       </w:r>
-      <w:hyperlink r:id="rId270">
-        <w:r>
-          <w:rPr>
-            <w:lang w:val="ru_RU" w:bidi="ru_RU"/>
-          </w:rPr>
-          <w:rPr>
-            <w:color w:val="0000EE"/>
-            <w:u w:val="single"/>
-          </w:rPr>
-          <w:t>Пс.77:41</w:t>
-        </w:r>
-      </w:hyperlink>
+      <w:r>
+        <w:rPr>
+          <w:lang w:val="ru_RU" w:bidi="ru_RU"/>
+        </w:rPr>
+        <w:t>Пс.77:41</w:t>
+      </w:r>
       <w:r>
         <w:rPr>
           <w:lang w:val="ru_RU" w:bidi="ru_RU"/>
         </w:rPr>
         <w:t xml:space="preserve">; </w:t>
       </w:r>
-      <w:hyperlink r:id="rId271">
-        <w:r>
-          <w:rPr>
-            <w:lang w:val="ru_RU" w:bidi="ru_RU"/>
-          </w:rPr>
-          <w:rPr>
-            <w:color w:val="0000EE"/>
-            <w:u w:val="single"/>
-          </w:rPr>
-          <w:t>88:19</w:t>
-        </w:r>
-      </w:hyperlink>
+      <w:r>
+        <w:rPr>
+          <w:lang w:val="ru_RU" w:bidi="ru_RU"/>
+        </w:rPr>
+        <w:t>88:19</w:t>
+      </w:r>
       <w:r>
         <w:rPr>
           <w:lang w:val="ru_RU" w:bidi="ru_RU"/>
         </w:rPr>
         <w:t xml:space="preserve">; </w:t>
       </w:r>
-      <w:hyperlink r:id="rId272">
-        <w:r>
-          <w:rPr>
-            <w:lang w:val="ru_RU" w:bidi="ru_RU"/>
-          </w:rPr>
-          <w:rPr>
-            <w:color w:val="0000EE"/>
-            <w:u w:val="single"/>
-          </w:rPr>
-          <w:t>98:3,9</w:t>
-        </w:r>
-      </w:hyperlink>
+      <w:r>
+        <w:rPr>
+          <w:lang w:val="ru_RU" w:bidi="ru_RU"/>
+        </w:rPr>
+        <w:t>98:3,9</w:t>
+      </w:r>
       <w:r>
         <w:rPr>
           <w:lang w:val="ru_RU" w:bidi="ru_RU"/>
         </w:rPr>
         <w:t xml:space="preserve">; </w:t>
       </w:r>
-      <w:hyperlink r:id="rId273">
-        <w:r>
-          <w:rPr>
-            <w:lang w:val="ru_RU" w:bidi="ru_RU"/>
-          </w:rPr>
-          <w:rPr>
-            <w:color w:val="0000EE"/>
-            <w:u w:val="single"/>
-          </w:rPr>
-          <w:t>110:9</w:t>
-        </w:r>
-      </w:hyperlink>
+      <w:r>
+        <w:rPr>
+          <w:lang w:val="ru_RU" w:bidi="ru_RU"/>
+        </w:rPr>
+        <w:t>110:9</w:t>
+      </w:r>
       <w:r>
         <w:rPr>
           <w:lang w:val="ru_RU" w:bidi="ru_RU"/>
         </w:rPr>
         <w:t xml:space="preserve">; </w:t>
       </w:r>
-      <w:hyperlink r:id="rId274">
-        <w:r>
-          <w:rPr>
-            <w:lang w:val="ru_RU" w:bidi="ru_RU"/>
-          </w:rPr>
-          <w:rPr>
-            <w:color w:val="0000EE"/>
-            <w:u w:val="single"/>
-          </w:rPr>
-          <w:t>Ис.12:6</w:t>
-        </w:r>
-      </w:hyperlink>
+      <w:r>
+        <w:rPr>
+          <w:lang w:val="ru_RU" w:bidi="ru_RU"/>
+        </w:rPr>
+        <w:t>Ис.12:6</w:t>
+      </w:r>
       <w:r>
         <w:rPr>
           <w:lang w:val="ru_RU" w:bidi="ru_RU"/>
         </w:rPr>
         <w:t xml:space="preserve">; </w:t>
       </w:r>
-      <w:hyperlink r:id="rId275">
-        <w:r>
-          <w:rPr>
-            <w:lang w:val="ru_RU" w:bidi="ru_RU"/>
-          </w:rPr>
-          <w:rPr>
-            <w:color w:val="0000EE"/>
-            <w:u w:val="single"/>
-          </w:rPr>
-          <w:t>Иер.51:5</w:t>
-        </w:r>
-      </w:hyperlink>
+      <w:r>
+        <w:rPr>
+          <w:lang w:val="ru_RU" w:bidi="ru_RU"/>
+        </w:rPr>
+        <w:t>Иер.51:5</w:t>
+      </w:r>
       <w:r>
         <w:rPr>
           <w:lang w:val="ru_RU" w:bidi="ru_RU"/>
         </w:rPr>
         <w:t xml:space="preserve">; </w:t>
       </w:r>
-      <w:hyperlink r:id="rId276">
-        <w:r>
-          <w:rPr>
-            <w:lang w:val="ru_RU" w:bidi="ru_RU"/>
-          </w:rPr>
-          <w:rPr>
-            <w:color w:val="0000EE"/>
-            <w:u w:val="single"/>
-          </w:rPr>
-          <w:t>Отк.15:4</w:t>
-        </w:r>
-      </w:hyperlink>
+      <w:r>
+        <w:rPr>
+          <w:lang w:val="ru_RU" w:bidi="ru_RU"/>
+        </w:rPr>
+        <w:t>Отк.15:4</w:t>
+      </w:r>
       <w:r>
         <w:rPr>
           <w:lang w:val="ru_RU" w:bidi="ru_RU"/>
         </w:rPr>
         <w:t>). Ангелы восхваляют Божью святость (</w:t>
       </w:r>
-      <w:hyperlink r:id="rId277">
-        <w:r>
-          <w:rPr>
-            <w:lang w:val="ru_RU" w:bidi="ru_RU"/>
-          </w:rPr>
-          <w:rPr>
-            <w:color w:val="0000EE"/>
-            <w:u w:val="single"/>
-          </w:rPr>
-          <w:t>Ис.6:3</w:t>
-        </w:r>
-      </w:hyperlink>
+      <w:r>
+        <w:rPr>
+          <w:lang w:val="ru_RU" w:bidi="ru_RU"/>
+        </w:rPr>
+        <w:t>Ис.6:3</w:t>
+      </w:r>
       <w:r>
         <w:rPr>
           <w:lang w:val="ru_RU" w:bidi="ru_RU"/>
         </w:rPr>
         <w:t xml:space="preserve">; </w:t>
       </w:r>
-      <w:hyperlink r:id="rId278">
-        <w:r>
-          <w:rPr>
-            <w:lang w:val="ru_RU" w:bidi="ru_RU"/>
-          </w:rPr>
-          <w:rPr>
-            <w:color w:val="0000EE"/>
-            <w:u w:val="single"/>
-          </w:rPr>
-          <w:t>Откр.4:8</w:t>
-        </w:r>
-      </w:hyperlink>
+      <w:r>
+        <w:rPr>
+          <w:lang w:val="ru_RU" w:bidi="ru_RU"/>
+        </w:rPr>
+        <w:t>Откр.4:8</w:t>
+      </w:r>
       <w:r>
         <w:rPr>
           <w:lang w:val="ru_RU" w:bidi="ru_RU"/>
         </w:rPr>
         <w:t>). Предметы, места и люди называются святыми, если они отделены для поклонения Богу. Так как Бог свят, то и Его народ призван к святости (</w:t>
       </w:r>
-      <w:hyperlink r:id="rId279">
-        <w:r>
-          <w:rPr>
-            <w:lang w:val="ru_RU" w:bidi="ru_RU"/>
-          </w:rPr>
-          <w:rPr>
-            <w:color w:val="0000EE"/>
-            <w:u w:val="single"/>
-          </w:rPr>
-          <w:t>Лев.11:44–45</w:t>
-        </w:r>
-      </w:hyperlink>
+      <w:r>
+        <w:rPr>
+          <w:lang w:val="ru_RU" w:bidi="ru_RU"/>
+        </w:rPr>
+        <w:t>Лев.11:44–45</w:t>
+      </w:r>
       <w:r>
         <w:rPr>
           <w:lang w:val="ru_RU" w:bidi="ru_RU"/>
         </w:rPr>
         <w:t xml:space="preserve">; </w:t>
       </w:r>
-      <w:hyperlink r:id="rId280">
-        <w:r>
-          <w:rPr>
-            <w:lang w:val="ru_RU" w:bidi="ru_RU"/>
-          </w:rPr>
-          <w:rPr>
-            <w:color w:val="0000EE"/>
-            <w:u w:val="single"/>
-          </w:rPr>
-          <w:t>19:2</w:t>
-        </w:r>
-      </w:hyperlink>
+      <w:r>
+        <w:rPr>
+          <w:lang w:val="ru_RU" w:bidi="ru_RU"/>
+        </w:rPr>
+        <w:t>19:2</w:t>
+      </w:r>
       <w:r>
         <w:rPr>
           <w:lang w:val="ru_RU" w:bidi="ru_RU"/>
         </w:rPr>
         <w:t xml:space="preserve">; </w:t>
       </w:r>
-      <w:hyperlink r:id="rId281">
-        <w:r>
-          <w:rPr>
-            <w:lang w:val="ru_RU" w:bidi="ru_RU"/>
-          </w:rPr>
-          <w:rPr>
-            <w:color w:val="0000EE"/>
-            <w:u w:val="single"/>
-          </w:rPr>
-          <w:t>1Петр.1:14–15</w:t>
-        </w:r>
-      </w:hyperlink>
+      <w:r>
+        <w:rPr>
+          <w:lang w:val="ru_RU" w:bidi="ru_RU"/>
+        </w:rPr>
+        <w:t>1Петр.1:14–15</w:t>
+      </w:r>
       <w:r>
         <w:rPr>
           <w:lang w:val="ru_RU" w:bidi="ru_RU"/>
         </w:rPr>
         <w:t>). Бог наказывает Свой народ, чтобы они разделяли Его святость (</w:t>
       </w:r>
-      <w:hyperlink r:id="rId282">
-        <w:r>
-          <w:rPr>
-            <w:lang w:val="ru_RU" w:bidi="ru_RU"/>
-          </w:rPr>
-          <w:rPr>
-            <w:color w:val="0000EE"/>
-            <w:u w:val="single"/>
-          </w:rPr>
-          <w:t>Евр.12:10</w:t>
-        </w:r>
-      </w:hyperlink>
+      <w:r>
+        <w:rPr>
+          <w:lang w:val="ru_RU" w:bidi="ru_RU"/>
+        </w:rPr>
+        <w:t>Евр.12:10</w:t>
+      </w:r>
       <w:r>
         <w:rPr>
           <w:lang w:val="ru_RU" w:bidi="ru_RU"/>
@@ -8570,108 +6914,72 @@
         </w:rPr>
         <w:t xml:space="preserve"> указывает на Божественную власть, с которой Он управляет всем Своим творением и поступает, руководствуясь Своим суверенным благим желанием. Бог царствует над всем творением и управляет судьбой отдельных людей и всех народов. Он восстанавливает Своё Царство через Иисуса Христа; воскресший Господь показал, что Ему дана вся власть на небе и на земле (</w:t>
       </w:r>
-      <w:hyperlink r:id="rId283">
-        <w:r>
-          <w:rPr>
-            <w:lang w:val="ru_RU" w:bidi="ru_RU"/>
-          </w:rPr>
-          <w:rPr>
-            <w:color w:val="0000EE"/>
-            <w:u w:val="single"/>
-          </w:rPr>
-          <w:t>Мф.28:18</w:t>
-        </w:r>
-      </w:hyperlink>
+      <w:r>
+        <w:rPr>
+          <w:lang w:val="ru_RU" w:bidi="ru_RU"/>
+        </w:rPr>
+        <w:t>Мф.28:18</w:t>
+      </w:r>
       <w:r>
         <w:rPr>
           <w:lang w:val="ru_RU" w:bidi="ru_RU"/>
         </w:rPr>
         <w:t>). Избрание ко спасению во Христе происходит «по определению Совершающего всё по изволению воли Своей» (</w:t>
       </w:r>
-      <w:hyperlink r:id="rId216">
-        <w:r>
-          <w:rPr>
-            <w:lang w:val="ru_RU" w:bidi="ru_RU"/>
-          </w:rPr>
-          <w:rPr>
-            <w:color w:val="0000EE"/>
-            <w:u w:val="single"/>
-          </w:rPr>
-          <w:t>Еф.1:11</w:t>
-        </w:r>
-      </w:hyperlink>
+      <w:r>
+        <w:rPr>
+          <w:lang w:val="ru_RU" w:bidi="ru_RU"/>
+        </w:rPr>
+        <w:t>Еф.1:11</w:t>
+      </w:r>
       <w:r>
         <w:rPr>
           <w:lang w:val="ru_RU" w:bidi="ru_RU"/>
         </w:rPr>
         <w:t>). Божья суверенная воля хоть и является свободной, но она не произвольная; она праведная и святая. Он создал мир и установил Свои законы для управления Своим народом; Он устанавливает заветы, Он благословляет, и Он судит. Бог — «Царь царствующих и Господь господствующих» (</w:t>
       </w:r>
-      <w:hyperlink r:id="rId284">
-        <w:r>
-          <w:rPr>
-            <w:lang w:val="ru_RU" w:bidi="ru_RU"/>
-          </w:rPr>
-          <w:rPr>
-            <w:color w:val="0000EE"/>
-            <w:u w:val="single"/>
-          </w:rPr>
-          <w:t>1Тим.6:15</w:t>
-        </w:r>
-      </w:hyperlink>
+      <w:r>
+        <w:rPr>
+          <w:lang w:val="ru_RU" w:bidi="ru_RU"/>
+        </w:rPr>
+        <w:t>1Тим.6:15</w:t>
+      </w:r>
       <w:r>
         <w:rPr>
           <w:lang w:val="ru_RU" w:bidi="ru_RU"/>
         </w:rPr>
         <w:t>); Он призывает всех Своих подданных к послушанию в любви (</w:t>
       </w:r>
-      <w:hyperlink r:id="rId285">
-        <w:r>
-          <w:rPr>
-            <w:lang w:val="ru_RU" w:bidi="ru_RU"/>
-          </w:rPr>
-          <w:rPr>
-            <w:color w:val="0000EE"/>
-            <w:u w:val="single"/>
-          </w:rPr>
-          <w:t>Втор.6:4–5</w:t>
-        </w:r>
-      </w:hyperlink>
+      <w:r>
+        <w:rPr>
+          <w:lang w:val="ru_RU" w:bidi="ru_RU"/>
+        </w:rPr>
+        <w:t>Втор.6:4–5</w:t>
+      </w:r>
       <w:r>
         <w:rPr>
           <w:lang w:val="ru_RU" w:bidi="ru_RU"/>
         </w:rPr>
         <w:t xml:space="preserve">; </w:t>
       </w:r>
-      <w:hyperlink r:id="rId286">
-        <w:r>
-          <w:rPr>
-            <w:lang w:val="ru_RU" w:bidi="ru_RU"/>
-          </w:rPr>
-          <w:rPr>
-            <w:color w:val="0000EE"/>
-            <w:u w:val="single"/>
-          </w:rPr>
-          <w:t>Мф.22:37–40</w:t>
-        </w:r>
-      </w:hyperlink>
+      <w:r>
+        <w:rPr>
+          <w:lang w:val="ru_RU" w:bidi="ru_RU"/>
+        </w:rPr>
+        <w:t>Мф.22:37–40</w:t>
+      </w:r>
       <w:r>
         <w:rPr>
           <w:lang w:val="ru_RU" w:bidi="ru_RU"/>
         </w:rPr>
         <w:t xml:space="preserve">; </w:t>
       </w:r>
-      <w:hyperlink r:id="rId287">
-        <w:r>
-          <w:rPr>
-            <w:lang w:val="ru_RU" w:bidi="ru_RU"/>
-          </w:rPr>
-          <w:rPr>
-            <w:color w:val="0000EE"/>
-            <w:u w:val="single"/>
-          </w:rPr>
-          <w:t>1Ин.5:3</w:t>
-        </w:r>
-      </w:hyperlink>
+      <w:r>
+        <w:rPr>
+          <w:lang w:val="ru_RU" w:bidi="ru_RU"/>
+        </w:rPr>
+        <w:t>1Ин.5:3</w:t>
+      </w:r>
       <w:r>
         <w:rPr>
           <w:lang w:val="ru_RU" w:bidi="ru_RU"/>
@@ -8718,198 +7026,132 @@
         </w:rPr>
         <w:t xml:space="preserve"> Бог (</w:t>
       </w:r>
-      <w:hyperlink r:id="rId278">
-        <w:r>
-          <w:rPr>
-            <w:lang w:val="ru_RU" w:bidi="ru_RU"/>
-          </w:rPr>
-          <w:rPr>
-            <w:color w:val="0000EE"/>
-            <w:u w:val="single"/>
-          </w:rPr>
-          <w:t>Откр.4:8</w:t>
-        </w:r>
-      </w:hyperlink>
+      <w:r>
+        <w:rPr>
+          <w:lang w:val="ru_RU" w:bidi="ru_RU"/>
+        </w:rPr>
+        <w:t>Откр.4:8</w:t>
+      </w:r>
       <w:r>
         <w:rPr>
           <w:lang w:val="ru_RU" w:bidi="ru_RU"/>
         </w:rPr>
         <w:t>). Используя Своё могущественное слово, Он сотворил всё; и Он поддерживает «всё словом силы Своей» (</w:t>
       </w:r>
-      <w:hyperlink r:id="rId288">
-        <w:r>
-          <w:rPr>
-            <w:lang w:val="ru_RU" w:bidi="ru_RU"/>
-          </w:rPr>
-          <w:rPr>
-            <w:color w:val="0000EE"/>
-            <w:u w:val="single"/>
-          </w:rPr>
-          <w:t>Евр.1:3</w:t>
-        </w:r>
-      </w:hyperlink>
+      <w:r>
+        <w:rPr>
+          <w:lang w:val="ru_RU" w:bidi="ru_RU"/>
+        </w:rPr>
+        <w:t>Евр.1:3</w:t>
+      </w:r>
       <w:r>
         <w:rPr>
           <w:lang w:val="ru_RU" w:bidi="ru_RU"/>
         </w:rPr>
         <w:t>). Для Господа Бога Всемогущего нет ничего слишком трудного (</w:t>
       </w:r>
-      <w:hyperlink r:id="rId289">
-        <w:r>
-          <w:rPr>
-            <w:lang w:val="ru_RU" w:bidi="ru_RU"/>
-          </w:rPr>
-          <w:rPr>
-            <w:color w:val="0000EE"/>
-            <w:u w:val="single"/>
-          </w:rPr>
-          <w:t>Быт.18:14</w:t>
-        </w:r>
-      </w:hyperlink>
+      <w:r>
+        <w:rPr>
+          <w:lang w:val="ru_RU" w:bidi="ru_RU"/>
+        </w:rPr>
+        <w:t>Быт.18:14</w:t>
+      </w:r>
       <w:r>
         <w:rPr>
           <w:lang w:val="ru_RU" w:bidi="ru_RU"/>
         </w:rPr>
         <w:t xml:space="preserve">; </w:t>
       </w:r>
-      <w:hyperlink r:id="rId290">
-        <w:r>
-          <w:rPr>
-            <w:lang w:val="ru_RU" w:bidi="ru_RU"/>
-          </w:rPr>
-          <w:rPr>
-            <w:color w:val="0000EE"/>
-            <w:u w:val="single"/>
-          </w:rPr>
-          <w:t>Иер.32:27</w:t>
-        </w:r>
-      </w:hyperlink>
+      <w:r>
+        <w:rPr>
+          <w:lang w:val="ru_RU" w:bidi="ru_RU"/>
+        </w:rPr>
+        <w:t>Иер.32:27</w:t>
+      </w:r>
       <w:r>
         <w:rPr>
           <w:lang w:val="ru_RU" w:bidi="ru_RU"/>
         </w:rPr>
         <w:t xml:space="preserve">; </w:t>
       </w:r>
-      <w:hyperlink r:id="rId291">
-        <w:r>
-          <w:rPr>
-            <w:lang w:val="ru_RU" w:bidi="ru_RU"/>
-          </w:rPr>
-          <w:rPr>
-            <w:color w:val="0000EE"/>
-            <w:u w:val="single"/>
-          </w:rPr>
-          <w:t>Мф.19:26</w:t>
-        </w:r>
-      </w:hyperlink>
+      <w:r>
+        <w:rPr>
+          <w:lang w:val="ru_RU" w:bidi="ru_RU"/>
+        </w:rPr>
+        <w:t>Мф.19:26</w:t>
+      </w:r>
       <w:r>
         <w:rPr>
           <w:lang w:val="ru_RU" w:bidi="ru_RU"/>
         </w:rPr>
         <w:t>); Он хранит Свой завет благодати и исполняет все Свои обещания (</w:t>
       </w:r>
-      <w:hyperlink r:id="rId292">
-        <w:r>
-          <w:rPr>
-            <w:lang w:val="ru_RU" w:bidi="ru_RU"/>
-          </w:rPr>
-          <w:rPr>
-            <w:color w:val="0000EE"/>
-            <w:u w:val="single"/>
-          </w:rPr>
-          <w:t>Лк.1:37</w:t>
-        </w:r>
-      </w:hyperlink>
+      <w:r>
+        <w:rPr>
+          <w:lang w:val="ru_RU" w:bidi="ru_RU"/>
+        </w:rPr>
+        <w:t>Лк.1:37</w:t>
+      </w:r>
       <w:r>
         <w:rPr>
           <w:lang w:val="ru_RU" w:bidi="ru_RU"/>
         </w:rPr>
         <w:t xml:space="preserve">; </w:t>
       </w:r>
-      <w:hyperlink r:id="rId248">
-        <w:r>
-          <w:rPr>
-            <w:lang w:val="ru_RU" w:bidi="ru_RU"/>
-          </w:rPr>
-          <w:rPr>
-            <w:color w:val="0000EE"/>
-            <w:u w:val="single"/>
-          </w:rPr>
-          <w:t>2Тим.2:13</w:t>
-        </w:r>
-      </w:hyperlink>
+      <w:r>
+        <w:rPr>
+          <w:lang w:val="ru_RU" w:bidi="ru_RU"/>
+        </w:rPr>
+        <w:t>2Тим.2:13</w:t>
+      </w:r>
       <w:r>
         <w:rPr>
           <w:lang w:val="ru_RU" w:bidi="ru_RU"/>
         </w:rPr>
         <w:t xml:space="preserve">; </w:t>
       </w:r>
-      <w:hyperlink r:id="rId293">
-        <w:r>
-          <w:rPr>
-            <w:lang w:val="ru_RU" w:bidi="ru_RU"/>
-          </w:rPr>
-          <w:rPr>
-            <w:color w:val="0000EE"/>
-            <w:u w:val="single"/>
-          </w:rPr>
-          <w:t>Евр.6:18</w:t>
-        </w:r>
-      </w:hyperlink>
+      <w:r>
+        <w:rPr>
+          <w:lang w:val="ru_RU" w:bidi="ru_RU"/>
+        </w:rPr>
+        <w:t>Евр.6:18</w:t>
+      </w:r>
       <w:r>
         <w:rPr>
           <w:lang w:val="ru_RU" w:bidi="ru_RU"/>
         </w:rPr>
         <w:t>). Евангелие — это «сила Божья ко спасению» (</w:t>
       </w:r>
-      <w:hyperlink r:id="rId294">
-        <w:r>
-          <w:rPr>
-            <w:lang w:val="ru_RU" w:bidi="ru_RU"/>
-          </w:rPr>
-          <w:rPr>
-            <w:color w:val="0000EE"/>
-            <w:u w:val="single"/>
-          </w:rPr>
-          <w:t>Рим.1:16</w:t>
-        </w:r>
-      </w:hyperlink>
+      <w:r>
+        <w:rPr>
+          <w:lang w:val="ru_RU" w:bidi="ru_RU"/>
+        </w:rPr>
+        <w:t>Рим.1:16</w:t>
+      </w:r>
       <w:r>
         <w:rPr>
           <w:lang w:val="ru_RU" w:bidi="ru_RU"/>
         </w:rPr>
         <w:t>), потому что Христос обладает «силой Божьей» спасать (</w:t>
       </w:r>
-      <w:hyperlink r:id="rId241">
-        <w:r>
-          <w:rPr>
-            <w:lang w:val="ru_RU" w:bidi="ru_RU"/>
-          </w:rPr>
-          <w:rPr>
-            <w:color w:val="0000EE"/>
-            <w:u w:val="single"/>
-          </w:rPr>
-          <w:t>1Кор.1:24</w:t>
-        </w:r>
-      </w:hyperlink>
+      <w:r>
+        <w:rPr>
+          <w:lang w:val="ru_RU" w:bidi="ru_RU"/>
+        </w:rPr>
+        <w:t>1Кор.1:24</w:t>
+      </w:r>
       <w:r>
         <w:rPr>
           <w:lang w:val="ru_RU" w:bidi="ru_RU"/>
         </w:rPr>
         <w:t>). Поэтому верующие должны осознавать «как безмерно величие могущества Его в нас, верующих по действию державной силы Его, которою Он воздействовал во Христе, воскресив Его из мертвых и посадив одесную Себя на небесах» (</w:t>
       </w:r>
-      <w:hyperlink r:id="rId295">
-        <w:r>
-          <w:rPr>
-            <w:lang w:val="ru_RU" w:bidi="ru_RU"/>
-          </w:rPr>
-          <w:rPr>
-            <w:color w:val="0000EE"/>
-            <w:u w:val="single"/>
-          </w:rPr>
-          <w:t>Еф.1:19–20</w:t>
-        </w:r>
-      </w:hyperlink>
+      <w:r>
+        <w:rPr>
+          <w:lang w:val="ru_RU" w:bidi="ru_RU"/>
+        </w:rPr>
+        <w:t>Еф.1:19–20</w:t>
+      </w:r>
       <w:r>
         <w:rPr>
           <w:lang w:val="ru_RU" w:bidi="ru_RU"/>
@@ -8954,144 +7196,96 @@
         </w:rPr>
         <w:t>. Этим неопределенным термином выражаются величие, великолепие, красота и сияние Бога, обитающего в неприступном свете. Бог славы явился нашему отцу Аврааму (</w:t>
       </w:r>
-      <w:hyperlink r:id="rId296">
-        <w:r>
-          <w:rPr>
-            <w:lang w:val="ru_RU" w:bidi="ru_RU"/>
-          </w:rPr>
-          <w:rPr>
-            <w:color w:val="0000EE"/>
-            <w:u w:val="single"/>
-          </w:rPr>
-          <w:t>Деян.7:2</w:t>
-        </w:r>
-      </w:hyperlink>
+      <w:r>
+        <w:rPr>
+          <w:lang w:val="ru_RU" w:bidi="ru_RU"/>
+        </w:rPr>
+        <w:t>Деян.7:2</w:t>
+      </w:r>
       <w:r>
         <w:rPr>
           <w:lang w:val="ru_RU" w:bidi="ru_RU"/>
         </w:rPr>
         <w:t>); Бог показал Свою славу Моисею (</w:t>
       </w:r>
-      <w:hyperlink r:id="rId297">
-        <w:r>
-          <w:rPr>
-            <w:lang w:val="ru_RU" w:bidi="ru_RU"/>
-          </w:rPr>
-          <w:rPr>
-            <w:color w:val="0000EE"/>
-            <w:u w:val="single"/>
-          </w:rPr>
-          <w:t>Исх.33:18–19</w:t>
-        </w:r>
-      </w:hyperlink>
+      <w:r>
+        <w:rPr>
+          <w:lang w:val="ru_RU" w:bidi="ru_RU"/>
+        </w:rPr>
+        <w:t>Исх.33:18–19</w:t>
+      </w:r>
       <w:r>
         <w:rPr>
           <w:lang w:val="ru_RU" w:bidi="ru_RU"/>
         </w:rPr>
         <w:t xml:space="preserve">; </w:t>
       </w:r>
-      <w:hyperlink r:id="rId179">
-        <w:r>
-          <w:rPr>
-            <w:lang w:val="ru_RU" w:bidi="ru_RU"/>
-          </w:rPr>
-          <w:rPr>
-            <w:color w:val="0000EE"/>
-            <w:u w:val="single"/>
-          </w:rPr>
-          <w:t>34:6–7</w:t>
-        </w:r>
-      </w:hyperlink>
+      <w:r>
+        <w:rPr>
+          <w:lang w:val="ru_RU" w:bidi="ru_RU"/>
+        </w:rPr>
+        <w:t>34:6–7</w:t>
+      </w:r>
       <w:r>
         <w:rPr>
           <w:lang w:val="ru_RU" w:bidi="ru_RU"/>
         </w:rPr>
         <w:t>). Бог Господа нашего Иисуса Христа является Отцом славным (</w:t>
       </w:r>
-      <w:hyperlink r:id="rId298">
-        <w:r>
-          <w:rPr>
-            <w:lang w:val="ru_RU" w:bidi="ru_RU"/>
-          </w:rPr>
-          <w:rPr>
-            <w:color w:val="0000EE"/>
-            <w:u w:val="single"/>
-          </w:rPr>
-          <w:t>Еф.1:17</w:t>
-        </w:r>
-      </w:hyperlink>
+      <w:r>
+        <w:rPr>
+          <w:lang w:val="ru_RU" w:bidi="ru_RU"/>
+        </w:rPr>
+        <w:t>Еф.1:17</w:t>
+      </w:r>
       <w:r>
         <w:rPr>
           <w:lang w:val="ru_RU" w:bidi="ru_RU"/>
         </w:rPr>
         <w:t>). Небеса проповедуют славу Божью (</w:t>
       </w:r>
-      <w:hyperlink r:id="rId299">
-        <w:r>
-          <w:rPr>
-            <w:lang w:val="ru_RU" w:bidi="ru_RU"/>
-          </w:rPr>
-          <w:rPr>
-            <w:color w:val="0000EE"/>
-            <w:u w:val="single"/>
-          </w:rPr>
-          <w:t>Пс.18:2</w:t>
-        </w:r>
-      </w:hyperlink>
+      <w:r>
+        <w:rPr>
+          <w:lang w:val="ru_RU" w:bidi="ru_RU"/>
+        </w:rPr>
+        <w:t>Пс.18:2</w:t>
+      </w:r>
       <w:r>
         <w:rPr>
           <w:lang w:val="ru_RU" w:bidi="ru_RU"/>
         </w:rPr>
         <w:t>); величие и слава Бога наполняют небо и землю (</w:t>
       </w:r>
-      <w:hyperlink r:id="rId300">
-        <w:r>
-          <w:rPr>
-            <w:lang w:val="ru_RU" w:bidi="ru_RU"/>
-          </w:rPr>
-          <w:rPr>
-            <w:color w:val="0000EE"/>
-            <w:u w:val="single"/>
-          </w:rPr>
-          <w:t>8:1</w:t>
-        </w:r>
-      </w:hyperlink>
+      <w:r>
+        <w:rPr>
+          <w:lang w:val="ru_RU" w:bidi="ru_RU"/>
+        </w:rPr>
+        <w:t>8:1</w:t>
+      </w:r>
       <w:r>
         <w:rPr>
           <w:lang w:val="ru_RU" w:bidi="ru_RU"/>
         </w:rPr>
         <w:t>). Когда в конце времён все языки исповедуют Иисуса Господом, это будет во славу Бога Отца (</w:t>
       </w:r>
-      <w:hyperlink r:id="rId301">
-        <w:r>
-          <w:rPr>
-            <w:lang w:val="ru_RU" w:bidi="ru_RU"/>
-          </w:rPr>
-          <w:rPr>
-            <w:color w:val="0000EE"/>
-            <w:u w:val="single"/>
-          </w:rPr>
-          <w:t>Флп.2:11</w:t>
-        </w:r>
-      </w:hyperlink>
+      <w:r>
+        <w:rPr>
+          <w:lang w:val="ru_RU" w:bidi="ru_RU"/>
+        </w:rPr>
+        <w:t>Флп.2:11</w:t>
+      </w:r>
       <w:r>
         <w:rPr>
           <w:lang w:val="ru_RU" w:bidi="ru_RU"/>
         </w:rPr>
         <w:t>). Люди были созданы для Божьей славы, и верующим христианам велено делать всё ради славы Божьей (</w:t>
       </w:r>
-      <w:hyperlink r:id="rId302">
-        <w:r>
-          <w:rPr>
-            <w:lang w:val="ru_RU" w:bidi="ru_RU"/>
-          </w:rPr>
-          <w:rPr>
-            <w:color w:val="0000EE"/>
-            <w:u w:val="single"/>
-          </w:rPr>
-          <w:t>1Кор.10:31</w:t>
-        </w:r>
-      </w:hyperlink>
+      <w:r>
+        <w:rPr>
+          <w:lang w:val="ru_RU" w:bidi="ru_RU"/>
+        </w:rPr>
+        <w:t>1Кор.10:31</w:t>
+      </w:r>
       <w:r>
         <w:rPr>
           <w:lang w:val="ru_RU" w:bidi="ru_RU"/>
@@ -9171,54 +7365,36 @@
         </w:rPr>
         <w:t>В Ветхом Завете под “богохульством” подразумевалось оскорбление Бога либо путём открытых нападок на Него, либо посредством скрытой насмешки над Ним. В обоих случаях слава Бога и Его честь преуменьшались, поэтому богохульство является противоположностью прославления. Израильтянине могли напрямую оскорбить Божье имя (Яхве), проклясть Бога (</w:t>
       </w:r>
-      <w:hyperlink r:id="rId303">
-        <w:r>
-          <w:rPr>
-            <w:lang w:val="ru_RU" w:bidi="ru_RU"/>
-          </w:rPr>
-          <w:rPr>
-            <w:color w:val="0000EE"/>
-            <w:u w:val="single"/>
-          </w:rPr>
-          <w:t>Левит 24:10–16</w:t>
-        </w:r>
-      </w:hyperlink>
+      <w:r>
+        <w:rPr>
+          <w:lang w:val="ru_RU" w:bidi="ru_RU"/>
+        </w:rPr>
+        <w:t>Левит 24:10–16</w:t>
+      </w:r>
       <w:r>
         <w:rPr>
           <w:lang w:val="ru_RU" w:bidi="ru_RU"/>
         </w:rPr>
         <w:t>) или сознательно отказаться исполнять Его закон (</w:t>
       </w:r>
-      <w:hyperlink r:id="rId304">
-        <w:r>
-          <w:rPr>
-            <w:lang w:val="ru_RU" w:bidi="ru_RU"/>
-          </w:rPr>
-          <w:rPr>
-            <w:color w:val="0000EE"/>
-            <w:u w:val="single"/>
-          </w:rPr>
-          <w:t>Числа 15:30</w:t>
-        </w:r>
-      </w:hyperlink>
+      <w:r>
+        <w:rPr>
+          <w:lang w:val="ru_RU" w:bidi="ru_RU"/>
+        </w:rPr>
+        <w:t>Числа 15:30</w:t>
+      </w:r>
       <w:r>
         <w:rPr>
           <w:lang w:val="ru_RU" w:bidi="ru_RU"/>
         </w:rPr>
         <w:t>). Любой вид богохульства карался смертью, включая идолопоклонство, которое расценивалось как крайняя степень богохульства (</w:t>
       </w:r>
-      <w:hyperlink r:id="rId305">
-        <w:r>
-          <w:rPr>
-            <w:lang w:val="ru_RU" w:bidi="ru_RU"/>
-          </w:rPr>
-          <w:rPr>
-            <w:color w:val="0000EE"/>
-            <w:u w:val="single"/>
-          </w:rPr>
-          <w:t>Исаия 66:3</w:t>
-        </w:r>
-      </w:hyperlink>
+      <w:r>
+        <w:rPr>
+          <w:lang w:val="ru_RU" w:bidi="ru_RU"/>
+        </w:rPr>
+        <w:t>Исаия 66:3</w:t>
+      </w:r>
       <w:r>
         <w:rPr>
           <w:lang w:val="ru_RU" w:bidi="ru_RU"/>
@@ -9239,90 +7415,267 @@
         </w:rPr>
         <w:t>Считалось, что самыми большими богохульниками были язычники, никогда не знавшие Божьей силы и величия. Например, царь Ассирии хулил Бога, приравнивая Его к богам народов, которых он завоевал (</w:t>
       </w:r>
-      <w:hyperlink r:id="rId306">
-        <w:r>
-          <w:rPr>
-            <w:lang w:val="ru_RU" w:bidi="ru_RU"/>
-          </w:rPr>
-          <w:rPr>
-            <w:color w:val="0000EE"/>
-            <w:u w:val="single"/>
-          </w:rPr>
-          <w:t>4 Царств 19:4–6, 22</w:t>
-        </w:r>
-      </w:hyperlink>
+      <w:r>
+        <w:rPr>
+          <w:lang w:val="ru_RU" w:bidi="ru_RU"/>
+        </w:rPr>
+        <w:t>4 Царств 19:4–6, 22</w:t>
+      </w:r>
       <w:r>
         <w:rPr>
           <w:lang w:val="ru_RU" w:bidi="ru_RU"/>
         </w:rPr>
         <w:t>). Из-за своего высокомерия царю был вынесен смертный приговор устами пророка Исайи. Бога хулили, когда Израиль находился в изгнании (</w:t>
       </w:r>
-      <w:hyperlink r:id="rId307">
-        <w:r>
-          <w:rPr>
-            <w:lang w:val="ru_RU" w:bidi="ru_RU"/>
-          </w:rPr>
-          <w:rPr>
-            <w:color w:val="0000EE"/>
-            <w:u w:val="single"/>
-          </w:rPr>
-          <w:t>Исаия 52:5</w:t>
-        </w:r>
-      </w:hyperlink>
+      <w:r>
+        <w:rPr>
+          <w:lang w:val="ru_RU" w:bidi="ru_RU"/>
+        </w:rPr>
+        <w:t>Исаия 52:5</w:t>
+      </w:r>
       <w:r>
         <w:rPr>
           <w:lang w:val="ru_RU" w:bidi="ru_RU"/>
         </w:rPr>
         <w:t>), когда Едом глумился над опустошёнными “горами Израилевыми” (</w:t>
       </w:r>
-      <w:hyperlink r:id="rId308">
-        <w:r>
-          <w:rPr>
-            <w:lang w:val="ru_RU" w:bidi="ru_RU"/>
-          </w:rPr>
-          <w:rPr>
-            <w:color w:val="0000EE"/>
-            <w:u w:val="single"/>
-          </w:rPr>
-          <w:t>Ездра 35:12</w:t>
-        </w:r>
-      </w:hyperlink>
+      <w:r>
+        <w:rPr>
+          <w:lang w:val="ru_RU" w:bidi="ru_RU"/>
+        </w:rPr>
+        <w:t>Ездра 35:12</w:t>
+      </w:r>
       <w:r>
         <w:rPr>
           <w:lang w:val="ru_RU" w:bidi="ru_RU"/>
         </w:rPr>
         <w:t>) и когда враг насмехался, что Бог не защитил Иерусалим (</w:t>
       </w:r>
-      <w:hyperlink r:id="rId309">
-        <w:r>
-          <w:rPr>
-            <w:lang w:val="ru_RU" w:bidi="ru_RU"/>
-          </w:rPr>
-          <w:rPr>
-            <w:color w:val="0000EE"/>
-            <w:u w:val="single"/>
-          </w:rPr>
-          <w:t>Пcалом 73:18</w:t>
-        </w:r>
-      </w:hyperlink>
+      <w:r>
+        <w:rPr>
+          <w:lang w:val="ru_RU" w:bidi="ru_RU"/>
+        </w:rPr>
+        <w:t>Пcалом 73:18</w:t>
+      </w:r>
+      <w:r>
+        <w:rPr>
+          <w:lang w:val="ru_RU" w:bidi="ru_RU"/>
+        </w:rPr>
+        <w:t>; 1 Книга Маккавейская 2:6).</w:t>
+      </w:r>
+    </w:p>
+    <w:p>
+      <w:pPr>
+        <w:pStyle w:val="Heading3"/>
+      </w:pPr>
+      <w:r>
+        <w:rPr>
+          <w:lang w:val="ru_RU" w:bidi="ru_RU"/>
+        </w:rPr>
+        <w:t>Богохульство в Новом Завете</w:t>
+      </w:r>
+    </w:p>
+    <w:p>
+      <w:pPr/>
+      <w:r>
+        <w:rPr>
+          <w:lang w:val="ru_RU" w:bidi="ru_RU"/>
+        </w:rPr>
+      </w:r>
+      <w:r>
+        <w:rPr>
+          <w:lang w:val="ru_RU" w:bidi="ru_RU"/>
+        </w:rPr>
+        <w:t>В Новом Завете богохульство приобретает более широкое значение из-за влияния греческой литературы. Под богохульством подразумевается клевета не только на человека, но и на и на Бога (</w:t>
+      </w:r>
+      <w:r>
+        <w:rPr>
+          <w:lang w:val="ru_RU" w:bidi="ru_RU"/>
+        </w:rPr>
+        <w:t>Матфея 15:19</w:t>
+      </w:r>
+      <w:r>
+        <w:rPr>
+          <w:lang w:val="ru_RU" w:bidi="ru_RU"/>
+        </w:rPr>
+        <w:t xml:space="preserve">; см. также </w:t>
+      </w:r>
+      <w:r>
+        <w:rPr>
+          <w:lang w:val="ru_RU" w:bidi="ru_RU"/>
+        </w:rPr>
+        <w:t>Римлянам 3:8</w:t>
+      </w:r>
       <w:r>
         <w:rPr>
           <w:lang w:val="ru_RU" w:bidi="ru_RU"/>
         </w:rPr>
         <w:t xml:space="preserve">; </w:t>
       </w:r>
-      <w:hyperlink r:id="rId310">
-        <w:r>
-          <w:rPr>
-            <w:lang w:val="ru_RU" w:bidi="ru_RU"/>
-          </w:rPr>
-          <w:rPr>
-            <w:color w:val="0000EE"/>
-            <w:u w:val="single"/>
-          </w:rPr>
-          <w:t>1 Книга Маккавейская 2:6</w:t>
-        </w:r>
-      </w:hyperlink>
+      <w:r>
+        <w:rPr>
+          <w:lang w:val="ru_RU" w:bidi="ru_RU"/>
+        </w:rPr>
+        <w:t>1 Коринфянам 10:30</w:t>
+      </w:r>
+      <w:r>
+        <w:rPr>
+          <w:lang w:val="ru_RU" w:bidi="ru_RU"/>
+        </w:rPr>
+        <w:t xml:space="preserve">; </w:t>
+      </w:r>
+      <w:r>
+        <w:rPr>
+          <w:lang w:val="ru_RU" w:bidi="ru_RU"/>
+        </w:rPr>
+        <w:t>Ефесянам 4:31</w:t>
+      </w:r>
+      <w:r>
+        <w:rPr>
+          <w:lang w:val="ru_RU" w:bidi="ru_RU"/>
+        </w:rPr>
+        <w:t xml:space="preserve">; </w:t>
+      </w:r>
+      <w:r>
+        <w:rPr>
+          <w:lang w:val="ru_RU" w:bidi="ru_RU"/>
+        </w:rPr>
+        <w:t>Титу 3:2</w:t>
+      </w:r>
+      <w:r>
+        <w:rPr>
+          <w:lang w:val="ru_RU" w:bidi="ru_RU"/>
+        </w:rPr>
+        <w:t>). В это понятие входит высмеивание ангельских или демонических сил, что так же неправильно, как и высмеивание любого другого существа (</w:t>
+      </w:r>
+      <w:r>
+        <w:rPr>
+          <w:lang w:val="ru_RU" w:bidi="ru_RU"/>
+        </w:rPr>
+        <w:t>2 Петра 2:10–12</w:t>
+      </w:r>
+      <w:r>
+        <w:rPr>
+          <w:lang w:val="ru_RU" w:bidi="ru_RU"/>
+        </w:rPr>
+        <w:t xml:space="preserve">, </w:t>
+      </w:r>
+      <w:r>
+        <w:rPr>
+          <w:lang w:val="ru_RU" w:bidi="ru_RU"/>
+        </w:rPr>
+        <w:t>Иуды 1:8–10</w:t>
+      </w:r>
+      <w:r>
+        <w:rPr>
+          <w:lang w:val="ru_RU" w:bidi="ru_RU"/>
+        </w:rPr>
+        <w:t>). Клевета, высмеивание и поношение любого рода полностью осуждаются в Новом Завете.</w:t>
+      </w:r>
+    </w:p>
+    <w:p>
+      <w:pPr/>
+      <w:r>
+        <w:rPr>
+          <w:lang w:val="ru_RU" w:bidi="ru_RU"/>
+        </w:rPr>
+      </w:r>
+      <w:r>
+        <w:rPr>
+          <w:lang w:val="ru_RU" w:bidi="ru_RU"/>
+        </w:rPr>
+        <w:t>Наиболее распространённой формой богохульства в Новом Завете является хула на Бога. Человек мог напрямую оскорбить Бога (</w:t>
+      </w:r>
+      <w:r>
+        <w:rPr>
+          <w:lang w:val="ru_RU" w:bidi="ru_RU"/>
+        </w:rPr>
+        <w:t>Откровение 13:6</w:t>
+      </w:r>
+      <w:r>
+        <w:rPr>
+          <w:lang w:val="ru_RU" w:bidi="ru_RU"/>
+        </w:rPr>
+        <w:t xml:space="preserve">; </w:t>
+      </w:r>
+      <w:r>
+        <w:rPr>
+          <w:lang w:val="ru_RU" w:bidi="ru_RU"/>
+        </w:rPr>
+        <w:t>16:9</w:t>
+      </w:r>
+      <w:r>
+        <w:rPr>
+          <w:lang w:val="ru_RU" w:bidi="ru_RU"/>
+        </w:rPr>
+        <w:t>), высмеять Его слово (</w:t>
+      </w:r>
+      <w:r>
+        <w:rPr>
+          <w:lang w:val="ru_RU" w:bidi="ru_RU"/>
+        </w:rPr>
+        <w:t>Титу 2:5</w:t>
+      </w:r>
+      <w:r>
+        <w:rPr>
+          <w:lang w:val="ru_RU" w:bidi="ru_RU"/>
+        </w:rPr>
+        <w:t>) или отвергнуть Его откровение и того, кто его передавал (</w:t>
+      </w:r>
+      <w:r>
+        <w:rPr>
+          <w:lang w:val="ru_RU" w:bidi="ru_RU"/>
+        </w:rPr>
+        <w:t>Деяния 6:11</w:t>
+      </w:r>
+      <w:r>
+        <w:rPr>
+          <w:lang w:val="ru_RU" w:bidi="ru_RU"/>
+        </w:rPr>
+        <w:t>). Иисуса обвинили в богохульстве, когда Он сказал, что у Него есть власть, которую имел только Бог — власть прощать грехи (</w:t>
+      </w:r>
+      <w:r>
+        <w:rPr>
+          <w:lang w:val="ru_RU" w:bidi="ru_RU"/>
+        </w:rPr>
+        <w:t>Марка 2:7</w:t>
+      </w:r>
+      <w:r>
+        <w:rPr>
+          <w:lang w:val="ru_RU" w:bidi="ru_RU"/>
+        </w:rPr>
+        <w:t xml:space="preserve">). </w:t>
+      </w:r>
+      <w:r>
+        <w:rPr>
+          <w:lang w:val="ru_RU" w:bidi="ru_RU"/>
+        </w:rPr>
+        <w:t>В Иоанна 10:33–36</w:t>
+      </w:r>
+      <w:r>
+        <w:rPr>
+          <w:lang w:val="ru_RU" w:bidi="ru_RU"/>
+        </w:rPr>
+        <w:t xml:space="preserve"> толпа хотела побить Иисуса камнями. Противники сказали Ему: “Ты, будучи человек, делаешь Себя Богом” (стих </w:t>
+      </w:r>
+      <w:r>
+        <w:rPr>
+          <w:lang w:val="ru_RU" w:bidi="ru_RU"/>
+        </w:rPr>
+        <w:t>33</w:t>
+      </w:r>
+      <w:r>
+        <w:rPr>
+          <w:lang w:val="ru_RU" w:bidi="ru_RU"/>
+        </w:rPr>
+        <w:t>). Иудейский верховный суд (синедрион) обвинил Иисуса в богохульстве, так как Он сказал, что является Сыном Человеческим (Мессией). По их мнению, Иисус не привёл никаких доказательств, что Он являлся столь великой Личностью. Они считали, что Иисус хулит Мессию а, значит, и Самого Бога (</w:t>
+      </w:r>
+      <w:r>
+        <w:rPr>
+          <w:lang w:val="ru_RU" w:bidi="ru_RU"/>
+        </w:rPr>
+        <w:t>Марка 14:64</w:t>
+      </w:r>
       <w:r>
         <w:rPr>
           <w:lang w:val="ru_RU" w:bidi="ru_RU"/>
@@ -9331,375 +7684,48 @@
       </w:r>
     </w:p>
     <w:p>
-      <w:pPr>
-        <w:pStyle w:val="Heading3"/>
-      </w:pPr>
-      <w:r>
-        <w:rPr>
-          <w:lang w:val="ru_RU" w:bidi="ru_RU"/>
-        </w:rPr>
-        <w:t>Богохульство в Новом Завете</w:t>
-      </w:r>
-    </w:p>
-    <w:p>
-      <w:pPr/>
-      <w:r>
-        <w:rPr>
-          <w:lang w:val="ru_RU" w:bidi="ru_RU"/>
-        </w:rPr>
-      </w:r>
-      <w:r>
-        <w:rPr>
-          <w:lang w:val="ru_RU" w:bidi="ru_RU"/>
-        </w:rPr>
-        <w:t>В Новом Завете богохульство приобретает более широкое значение из-за влияния греческой литературы. Под богохульством подразумевается клевета не только на человека, но и на и на Бога (</w:t>
-      </w:r>
-      <w:hyperlink r:id="rId311">
-        <w:r>
-          <w:rPr>
-            <w:lang w:val="ru_RU" w:bidi="ru_RU"/>
-          </w:rPr>
-          <w:rPr>
-            <w:color w:val="0000EE"/>
-            <w:u w:val="single"/>
-          </w:rPr>
-          <w:t>Матфея 15:19</w:t>
-        </w:r>
-      </w:hyperlink>
-      <w:r>
-        <w:rPr>
-          <w:lang w:val="ru_RU" w:bidi="ru_RU"/>
-        </w:rPr>
-        <w:t xml:space="preserve">; см. также </w:t>
-      </w:r>
-      <w:hyperlink r:id="rId312">
-        <w:r>
-          <w:rPr>
-            <w:lang w:val="ru_RU" w:bidi="ru_RU"/>
-          </w:rPr>
-          <w:rPr>
-            <w:color w:val="0000EE"/>
-            <w:u w:val="single"/>
-          </w:rPr>
-          <w:t>Римлянам 3:8</w:t>
-        </w:r>
-      </w:hyperlink>
+      <w:pPr/>
+      <w:r>
+        <w:rPr>
+          <w:lang w:val="ru_RU" w:bidi="ru_RU"/>
+        </w:rPr>
+      </w:r>
+      <w:r>
+        <w:rPr>
+          <w:lang w:val="ru_RU" w:bidi="ru_RU"/>
+        </w:rPr>
+        <w:t>В Библии ясно говорится, что богохульство может быть прощено (</w:t>
+      </w:r>
+      <w:r>
+        <w:rPr>
+          <w:lang w:val="ru_RU" w:bidi="ru_RU"/>
+        </w:rPr>
+        <w:t>Матфея 12:32</w:t>
+      </w:r>
       <w:r>
         <w:rPr>
           <w:lang w:val="ru_RU" w:bidi="ru_RU"/>
         </w:rPr>
         <w:t xml:space="preserve">; </w:t>
       </w:r>
-      <w:hyperlink r:id="rId313">
-        <w:r>
-          <w:rPr>
-            <w:lang w:val="ru_RU" w:bidi="ru_RU"/>
-          </w:rPr>
-          <w:rPr>
-            <w:color w:val="0000EE"/>
-            <w:u w:val="single"/>
-          </w:rPr>
-          <w:t>1 Коринфянам 10:30</w:t>
-        </w:r>
-      </w:hyperlink>
-      <w:r>
-        <w:rPr>
-          <w:lang w:val="ru_RU" w:bidi="ru_RU"/>
-        </w:rPr>
-        <w:t xml:space="preserve">; </w:t>
-      </w:r>
-      <w:hyperlink r:id="rId314">
-        <w:r>
-          <w:rPr>
-            <w:lang w:val="ru_RU" w:bidi="ru_RU"/>
-          </w:rPr>
-          <w:rPr>
-            <w:color w:val="0000EE"/>
-            <w:u w:val="single"/>
-          </w:rPr>
-          <w:t>Ефесянам 4:31</w:t>
-        </w:r>
-      </w:hyperlink>
-      <w:r>
-        <w:rPr>
-          <w:lang w:val="ru_RU" w:bidi="ru_RU"/>
-        </w:rPr>
-        <w:t xml:space="preserve">; </w:t>
-      </w:r>
-      <w:hyperlink r:id="rId315">
-        <w:r>
-          <w:rPr>
-            <w:lang w:val="ru_RU" w:bidi="ru_RU"/>
-          </w:rPr>
-          <w:rPr>
-            <w:color w:val="0000EE"/>
-            <w:u w:val="single"/>
-          </w:rPr>
-          <w:t>Титу 3:2</w:t>
-        </w:r>
-      </w:hyperlink>
-      <w:r>
-        <w:rPr>
-          <w:lang w:val="ru_RU" w:bidi="ru_RU"/>
-        </w:rPr>
-        <w:t>). В это понятие входит высмеивание ангельских или демонических сил, что так же неправильно, как и высмеивание любого другого существа (</w:t>
-      </w:r>
-      <w:hyperlink r:id="rId316">
-        <w:r>
-          <w:rPr>
-            <w:lang w:val="ru_RU" w:bidi="ru_RU"/>
-          </w:rPr>
-          <w:rPr>
-            <w:color w:val="0000EE"/>
-            <w:u w:val="single"/>
-          </w:rPr>
-          <w:t>2 Петра 2:10–12</w:t>
-        </w:r>
-      </w:hyperlink>
-      <w:r>
-        <w:rPr>
-          <w:lang w:val="ru_RU" w:bidi="ru_RU"/>
-        </w:rPr>
-        <w:t xml:space="preserve">, </w:t>
-      </w:r>
-      <w:hyperlink r:id="rId317">
-        <w:r>
-          <w:rPr>
-            <w:lang w:val="ru_RU" w:bidi="ru_RU"/>
-          </w:rPr>
-          <w:rPr>
-            <w:color w:val="0000EE"/>
-            <w:u w:val="single"/>
-          </w:rPr>
-          <w:t>Иуды 1:8–10</w:t>
-        </w:r>
-      </w:hyperlink>
-      <w:r>
-        <w:rPr>
-          <w:lang w:val="ru_RU" w:bidi="ru_RU"/>
-        </w:rPr>
-        <w:t>). Клевета, высмеивание и поношение любого рода полностью осуждаются в Новом Завете.</w:t>
-      </w:r>
-    </w:p>
-    <w:p>
-      <w:pPr/>
-      <w:r>
-        <w:rPr>
-          <w:lang w:val="ru_RU" w:bidi="ru_RU"/>
-        </w:rPr>
-      </w:r>
-      <w:r>
-        <w:rPr>
-          <w:lang w:val="ru_RU" w:bidi="ru_RU"/>
-        </w:rPr>
-        <w:t>Наиболее распространённой формой богохульства в Новом Завете является хула на Бога. Человек мог напрямую оскорбить Бога (</w:t>
-      </w:r>
-      <w:hyperlink r:id="rId318">
-        <w:r>
-          <w:rPr>
-            <w:lang w:val="ru_RU" w:bidi="ru_RU"/>
-          </w:rPr>
-          <w:rPr>
-            <w:color w:val="0000EE"/>
-            <w:u w:val="single"/>
-          </w:rPr>
-          <w:t>Откровение 13:6</w:t>
-        </w:r>
-      </w:hyperlink>
-      <w:r>
-        <w:rPr>
-          <w:lang w:val="ru_RU" w:bidi="ru_RU"/>
-        </w:rPr>
-        <w:t xml:space="preserve">; </w:t>
-      </w:r>
-      <w:hyperlink r:id="rId319">
-        <w:r>
-          <w:rPr>
-            <w:lang w:val="ru_RU" w:bidi="ru_RU"/>
-          </w:rPr>
-          <w:rPr>
-            <w:color w:val="0000EE"/>
-            <w:u w:val="single"/>
-          </w:rPr>
-          <w:t>16:9</w:t>
-        </w:r>
-      </w:hyperlink>
-      <w:r>
-        <w:rPr>
-          <w:lang w:val="ru_RU" w:bidi="ru_RU"/>
-        </w:rPr>
-        <w:t>), высмеять Его слово (</w:t>
-      </w:r>
-      <w:hyperlink r:id="rId320">
-        <w:r>
-          <w:rPr>
-            <w:lang w:val="ru_RU" w:bidi="ru_RU"/>
-          </w:rPr>
-          <w:rPr>
-            <w:color w:val="0000EE"/>
-            <w:u w:val="single"/>
-          </w:rPr>
-          <w:t>Титу 2:5</w:t>
-        </w:r>
-      </w:hyperlink>
-      <w:r>
-        <w:rPr>
-          <w:lang w:val="ru_RU" w:bidi="ru_RU"/>
-        </w:rPr>
-        <w:t>) или отвергнуть Его откровение и того, кто его передавал (</w:t>
-      </w:r>
-      <w:hyperlink r:id="rId321">
-        <w:r>
-          <w:rPr>
-            <w:lang w:val="ru_RU" w:bidi="ru_RU"/>
-          </w:rPr>
-          <w:rPr>
-            <w:color w:val="0000EE"/>
-            <w:u w:val="single"/>
-          </w:rPr>
-          <w:t>Деяния 6:11</w:t>
-        </w:r>
-      </w:hyperlink>
-      <w:r>
-        <w:rPr>
-          <w:lang w:val="ru_RU" w:bidi="ru_RU"/>
-        </w:rPr>
-        <w:t>). Иисуса обвинили в богохульстве, когда Он сказал, что у Него есть власть, которую имел только Бог — власть прощать грехи (</w:t>
-      </w:r>
-      <w:hyperlink r:id="rId322">
-        <w:r>
-          <w:rPr>
-            <w:lang w:val="ru_RU" w:bidi="ru_RU"/>
-          </w:rPr>
-          <w:rPr>
-            <w:color w:val="0000EE"/>
-            <w:u w:val="single"/>
-          </w:rPr>
-          <w:t>Марка 2:7</w:t>
-        </w:r>
-      </w:hyperlink>
-      <w:r>
-        <w:rPr>
-          <w:lang w:val="ru_RU" w:bidi="ru_RU"/>
-        </w:rPr>
-        <w:t xml:space="preserve">). </w:t>
-      </w:r>
-      <w:hyperlink r:id="rId323">
-        <w:r>
-          <w:rPr>
-            <w:lang w:val="ru_RU" w:bidi="ru_RU"/>
-          </w:rPr>
-          <w:rPr>
-            <w:color w:val="0000EE"/>
-            <w:u w:val="single"/>
-          </w:rPr>
-          <w:t>В Иоанна 10:33–36</w:t>
-        </w:r>
-      </w:hyperlink>
-      <w:r>
-        <w:rPr>
-          <w:lang w:val="ru_RU" w:bidi="ru_RU"/>
-        </w:rPr>
-        <w:t xml:space="preserve"> толпа хотела побить Иисуса камнями. Противники сказали Ему: “Ты, будучи человек, делаешь Себя Богом” (стих </w:t>
-      </w:r>
-      <w:hyperlink r:id="rId324">
-        <w:r>
-          <w:rPr>
-            <w:lang w:val="ru_RU" w:bidi="ru_RU"/>
-          </w:rPr>
-          <w:rPr>
-            <w:color w:val="0000EE"/>
-            <w:u w:val="single"/>
-          </w:rPr>
-          <w:t>33</w:t>
-        </w:r>
-      </w:hyperlink>
-      <w:r>
-        <w:rPr>
-          <w:lang w:val="ru_RU" w:bidi="ru_RU"/>
-        </w:rPr>
-        <w:t>). Иудейский верховный суд (синедрион) обвинил Иисуса в богохульстве, так как Он сказал, что является Сыном Человеческим (Мессией). По их мнению, Иисус не привёл никаких доказательств, что Он являлся столь великой Личностью. Они считали, что Иисус хулит Мессию а, значит, и Самого Бога (</w:t>
-      </w:r>
-      <w:hyperlink r:id="rId325">
-        <w:r>
-          <w:rPr>
-            <w:lang w:val="ru_RU" w:bidi="ru_RU"/>
-          </w:rPr>
-          <w:rPr>
-            <w:color w:val="0000EE"/>
-            <w:u w:val="single"/>
-          </w:rPr>
-          <w:t>Марка 14:64</w:t>
-        </w:r>
-      </w:hyperlink>
-      <w:r>
-        <w:rPr>
-          <w:lang w:val="ru_RU" w:bidi="ru_RU"/>
-        </w:rPr>
-        <w:t>).</w:t>
-      </w:r>
-    </w:p>
-    <w:p>
-      <w:pPr/>
-      <w:r>
-        <w:rPr>
-          <w:lang w:val="ru_RU" w:bidi="ru_RU"/>
-        </w:rPr>
-      </w:r>
-      <w:r>
-        <w:rPr>
-          <w:lang w:val="ru_RU" w:bidi="ru_RU"/>
-        </w:rPr>
-        <w:t>В Библии ясно говорится, что богохульство может быть прощено (</w:t>
-      </w:r>
-      <w:hyperlink r:id="rId326">
-        <w:r>
-          <w:rPr>
-            <w:lang w:val="ru_RU" w:bidi="ru_RU"/>
-          </w:rPr>
-          <w:rPr>
-            <w:color w:val="0000EE"/>
-            <w:u w:val="single"/>
-          </w:rPr>
-          <w:t>Матфея 12:32</w:t>
-        </w:r>
-      </w:hyperlink>
-      <w:r>
-        <w:rPr>
-          <w:lang w:val="ru_RU" w:bidi="ru_RU"/>
-        </w:rPr>
-        <w:t xml:space="preserve">; </w:t>
-      </w:r>
-      <w:hyperlink r:id="rId327">
-        <w:r>
-          <w:rPr>
-            <w:lang w:val="ru_RU" w:bidi="ru_RU"/>
-          </w:rPr>
-          <w:rPr>
-            <w:color w:val="0000EE"/>
-            <w:u w:val="single"/>
-          </w:rPr>
-          <w:t>Марка 3:28–29</w:t>
-        </w:r>
-      </w:hyperlink>
+      <w:r>
+        <w:rPr>
+          <w:lang w:val="ru_RU" w:bidi="ru_RU"/>
+        </w:rPr>
+        <w:t>Марка 3:28–29</w:t>
+      </w:r>
       <w:r>
         <w:rPr>
           <w:lang w:val="ru_RU" w:bidi="ru_RU"/>
         </w:rPr>
         <w:t>). Однако если люди не желают каяться, то единственное средство - это предать их “сатане, чтобы они научились не богохульствовать” (</w:t>
       </w:r>
-      <w:hyperlink r:id="rId328">
-        <w:r>
-          <w:rPr>
-            <w:lang w:val="ru_RU" w:bidi="ru_RU"/>
-          </w:rPr>
-          <w:rPr>
-            <w:color w:val="0000EE"/>
-            <w:u w:val="single"/>
-          </w:rPr>
-          <w:t>1 Тимофею 1:20</w:t>
-        </w:r>
-      </w:hyperlink>
+      <w:r>
+        <w:rPr>
+          <w:lang w:val="ru_RU" w:bidi="ru_RU"/>
+        </w:rPr>
+        <w:t>1 Тимофею 1:20</w:t>
+      </w:r>
       <w:r>
         <w:rPr>
           <w:lang w:val="ru_RU" w:bidi="ru_RU"/>
